--- a/ahgPortableExportPlugin/docs/help.docx
+++ b/ahgPortableExportPlugin/docs/help.docx
@@ -7,7 +7,7 @@
         <w:pStyle w:val="Title"/>
       </w:pPr>
       <w:r>
-        <w:t xml:space="preserve">Portable Export - User and Admin Guide</w:t>
+        <w:t xml:space="preserve">Portable Export &amp; Import — User &amp; Admin Guide</w:t>
       </w:r>
     </w:p>
     <w:p>
@@ -18,13 +18,13 @@
         <w:t xml:space="preserve">The Archive and Heritage Group (Pty) Ltd</w:t>
       </w:r>
     </w:p>
-    <w:bookmarkStart w:id="43" w:name="portable-export-user-admin-guide"/>
+    <w:bookmarkStart w:id="55" w:name="portable-export-import-user-admin-guide"/>
     <w:p>
       <w:pPr>
         <w:pStyle w:val="Heading1"/>
       </w:pPr>
       <w:r>
-        <w:t xml:space="preserve">Portable Export — User &amp; Admin Guide</w:t>
+        <w:t xml:space="preserve">Portable Export &amp; Import — User &amp; Admin Guide</w:t>
       </w:r>
     </w:p>
     <w:p>
@@ -42,7 +42,7 @@
         <w:t xml:space="preserve"> </w:t>
       </w:r>
       <w:r>
-        <w:t xml:space="preserve">ahgPortableExportPlugin v2.0.0</w:t>
+        <w:t xml:space="preserve">ahgPortableExportPlugin v3.0.0</w:t>
       </w:r>
     </w:p>
     <w:p>
@@ -120,12 +120,46 @@
         </w:numPr>
         <w:pStyle w:val="Compact"/>
       </w:pPr>
-      <w:hyperlink w:anchor="admin-ui-wizard">
+      <w:hyperlink w:anchor="archive-import">
         <w:r>
           <w:rPr>
             <w:rStyle w:val="Hyperlink"/>
           </w:rPr>
-          <w:t xml:space="preserve">Admin UI Wizard</w:t>
+          <w:t xml:space="preserve">Archive Import</w:t>
+        </w:r>
+      </w:hyperlink>
+    </w:p>
+    <w:p>
+      <w:pPr>
+        <w:numPr>
+          <w:ilvl w:val="0"/>
+          <w:numId w:val="1001"/>
+        </w:numPr>
+        <w:pStyle w:val="Compact"/>
+      </w:pPr>
+      <w:hyperlink w:anchor="admin-ui--export-wizard">
+        <w:r>
+          <w:rPr>
+            <w:rStyle w:val="Hyperlink"/>
+          </w:rPr>
+          <w:t xml:space="preserve">Admin UI — Export Wizard</w:t>
+        </w:r>
+      </w:hyperlink>
+    </w:p>
+    <w:p>
+      <w:pPr>
+        <w:numPr>
+          <w:ilvl w:val="0"/>
+          <w:numId w:val="1001"/>
+        </w:numPr>
+        <w:pStyle w:val="Compact"/>
+      </w:pPr>
+      <w:hyperlink w:anchor="admin-ui--import-wizard">
+        <w:r>
+          <w:rPr>
+            <w:rStyle w:val="Hyperlink"/>
+          </w:rPr>
+          <w:t xml:space="preserve">Admin UI — Import Wizard</w:t>
         </w:r>
       </w:hyperlink>
     </w:p>
@@ -236,7 +270,7 @@
         <w:pStyle w:val="FirstParagraph"/>
       </w:pPr>
       <w:r>
-        <w:t xml:space="preserve">The Portable Export plugin allows administrators to create self-contained export packages of their AtoM catalogue. Two export modes are available:</w:t>
+        <w:t xml:space="preserve">The Portable Export &amp; Import plugin provides a complete exit/portability solution for AtoM Heratio instances. It enables:</w:t>
       </w:r>
     </w:p>
     <w:p>
@@ -258,7 +292,7 @@
         <w:t xml:space="preserve"> </w:t>
       </w:r>
       <w:r>
-        <w:t xml:space="preserve">— An HTML/JS viewer for offline browsing (CD, USB, web download)</w:t>
+        <w:t xml:space="preserve">— Self-contained HTML/JS viewer for offline browsing (CD, USB, web download)</w:t>
       </w:r>
     </w:p>
     <w:p>
@@ -280,7 +314,37 @@
         <w:t xml:space="preserve"> </w:t>
       </w:r>
       <w:r>
-        <w:t xml:space="preserve">— Structured JSON data files with checksums for system portability and backup</w:t>
+        <w:t xml:space="preserve">— Structured JSON data covering 15 entity types with SHA-256 checksummed manifests</w:t>
+      </w:r>
+    </w:p>
+    <w:p>
+      <w:pPr>
+        <w:numPr>
+          <w:ilvl w:val="0"/>
+          <w:numId w:val="1002"/>
+        </w:numPr>
+        <w:pStyle w:val="Compact"/>
+      </w:pPr>
+      <w:r>
+        <w:rPr>
+          <w:bCs/>
+          <w:b/>
+        </w:rPr>
+        <w:t xml:space="preserve">Archive Import</w:t>
+      </w:r>
+      <w:r>
+        <w:t xml:space="preserve"> </w:t>
+      </w:r>
+      <w:r>
+        <w:t xml:space="preserve">— Re-import archive packages into fresh or existing instances with ID remapping</w:t>
+      </w:r>
+    </w:p>
+    <w:p>
+      <w:pPr>
+        <w:pStyle w:val="FirstParagraph"/>
+      </w:pPr>
+      <w:r>
+        <w:t xml:space="preserve">This plugin satisfies the V2.3 Exit Export + Portability requirement, ensuring institutions can migrate their data between AtoM instances or preserve it in a standards-based, verifiable format.</w:t>
       </w:r>
     </w:p>
     <w:p>
@@ -619,7 +683,7 @@
     </w:p>
     <w:bookmarkEnd w:id="24"/>
     <w:bookmarkEnd w:id="25"/>
-    <w:bookmarkStart w:id="29" w:name="archive-export"/>
+    <w:bookmarkStart w:id="30" w:name="archive-export"/>
     <w:p>
       <w:pPr>
         <w:pStyle w:val="Heading2"/>
@@ -642,7 +706,7 @@
         <w:pStyle w:val="FirstParagraph"/>
       </w:pPr>
       <w:r>
-        <w:t xml:space="preserve">A ZIP archive containing structured JSON files covering all entity types:</w:t>
+        <w:t xml:space="preserve">A self-documenting ZIP archive containing structured JSON files for 15 entity types:</w:t>
       </w:r>
     </w:p>
     <w:tbl>
@@ -709,7 +773,36 @@
               <w:jc w:val="left"/>
             </w:pPr>
             <w:r>
-              <w:t xml:space="preserve">Export metadata, file checksums (SHA-256), entity counts</w:t>
+              <w:t xml:space="preserve">Export metadata, file checksums (SHA-256), entity counts, schema documentation</w:t>
+            </w:r>
+          </w:p>
+        </w:tc>
+      </w:tr>
+      <w:tr>
+        <w:tc>
+          <w:tcPr/>
+          <w:p>
+            <w:pPr>
+              <w:pStyle w:val="Compact"/>
+              <w:jc w:val="left"/>
+            </w:pPr>
+            <w:r>
+              <w:rPr>
+                <w:rStyle w:val="VerbatimChar"/>
+              </w:rPr>
+              <w:t xml:space="preserve">README.md</w:t>
+            </w:r>
+          </w:p>
+        </w:tc>
+        <w:tc>
+          <w:tcPr/>
+          <w:p>
+            <w:pPr>
+              <w:pStyle w:val="Compact"/>
+              <w:jc w:val="left"/>
+            </w:pPr>
+            <w:r>
+              <w:t xml:space="preserve">Package overview, re-import instructions, compatibility notes</w:t>
             </w:r>
           </w:p>
         </w:tc>
@@ -1033,15 +1126,131 @@
           </w:p>
         </w:tc>
       </w:tr>
+      <w:tr>
+        <w:tc>
+          <w:tcPr/>
+          <w:p>
+            <w:pPr>
+              <w:pStyle w:val="Compact"/>
+              <w:jc w:val="left"/>
+            </w:pPr>
+            <w:r>
+              <w:rPr>
+                <w:rStyle w:val="VerbatimChar"/>
+              </w:rPr>
+              <w:t xml:space="preserve">data/object_term_relations.json</w:t>
+            </w:r>
+          </w:p>
+        </w:tc>
+        <w:tc>
+          <w:tcPr/>
+          <w:p>
+            <w:pPr>
+              <w:pStyle w:val="Compact"/>
+              <w:jc w:val="left"/>
+            </w:pPr>
+            <w:r>
+              <w:t xml:space="preserve">Subject, place, genre access points</w:t>
+            </w:r>
+          </w:p>
+        </w:tc>
+      </w:tr>
+      <w:tr>
+        <w:tc>
+          <w:tcPr/>
+          <w:p>
+            <w:pPr>
+              <w:pStyle w:val="Compact"/>
+              <w:jc w:val="left"/>
+            </w:pPr>
+            <w:r>
+              <w:rPr>
+                <w:rStyle w:val="VerbatimChar"/>
+              </w:rPr>
+              <w:t xml:space="preserve">data/settings.json</w:t>
+            </w:r>
+          </w:p>
+        </w:tc>
+        <w:tc>
+          <w:tcPr/>
+          <w:p>
+            <w:pPr>
+              <w:pStyle w:val="Compact"/>
+              <w:jc w:val="left"/>
+            </w:pPr>
+            <w:r>
+              <w:t xml:space="preserve">System and plugin settings (passwords excluded)</w:t>
+            </w:r>
+          </w:p>
+        </w:tc>
+      </w:tr>
+      <w:tr>
+        <w:tc>
+          <w:tcPr/>
+          <w:p>
+            <w:pPr>
+              <w:pStyle w:val="Compact"/>
+              <w:jc w:val="left"/>
+            </w:pPr>
+            <w:r>
+              <w:rPr>
+                <w:rStyle w:val="VerbatimChar"/>
+              </w:rPr>
+              <w:t xml:space="preserve">data/users.json</w:t>
+            </w:r>
+          </w:p>
+        </w:tc>
+        <w:tc>
+          <w:tcPr/>
+          <w:p>
+            <w:pPr>
+              <w:pStyle w:val="Compact"/>
+              <w:jc w:val="left"/>
+            </w:pPr>
+            <w:r>
+              <w:t xml:space="preserve">User accounts, ACL groups, permissions (passwords excluded)</w:t>
+            </w:r>
+          </w:p>
+        </w:tc>
+      </w:tr>
+      <w:tr>
+        <w:tc>
+          <w:tcPr/>
+          <w:p>
+            <w:pPr>
+              <w:pStyle w:val="Compact"/>
+              <w:jc w:val="left"/>
+            </w:pPr>
+            <w:r>
+              <w:rPr>
+                <w:rStyle w:val="VerbatimChar"/>
+              </w:rPr>
+              <w:t xml:space="preserve">data/menus.json</w:t>
+            </w:r>
+          </w:p>
+        </w:tc>
+        <w:tc>
+          <w:tcPr/>
+          <w:p>
+            <w:pPr>
+              <w:pStyle w:val="Compact"/>
+              <w:jc w:val="left"/>
+            </w:pPr>
+            <w:r>
+              <w:t xml:space="preserve">Navigation menu structure (MPTT hierarchy)</w:t>
+            </w:r>
+          </w:p>
+        </w:tc>
+      </w:tr>
     </w:tbl>
     <w:bookmarkEnd w:id="26"/>
-    <w:bookmarkStart w:id="27" w:name="entity-type-selection"/>
+    <w:bookmarkStart w:id="27" w:name="self-documenting-packages"/>
     <w:p>
       <w:pPr>
         <w:pStyle w:val="Heading3"/>
       </w:pPr>
       <w:r>
-        <w:t xml:space="preserve">Entity Type Selection</w:t>
+        <w:t xml:space="preserve">Self-Documenting Packages</w:t>
       </w:r>
     </w:p>
     <w:p>
@@ -1049,304 +1258,7 @@
         <w:pStyle w:val="FirstParagraph"/>
       </w:pPr>
       <w:r>
-        <w:t xml:space="preserve">In archive mode, you can choose which entity types to include. All are selected by default.</w:t>
-      </w:r>
-    </w:p>
-    <w:bookmarkEnd w:id="27"/>
-    <w:bookmarkStart w:id="28" w:name="dry-run-estimate"/>
-    <w:p>
-      <w:pPr>
-        <w:pStyle w:val="Heading3"/>
-      </w:pPr>
-      <w:r>
-        <w:t xml:space="preserve">Dry-Run Estimate</w:t>
-      </w:r>
-    </w:p>
-    <w:p>
-      <w:pPr>
-        <w:pStyle w:val="FirstParagraph"/>
-      </w:pPr>
-      <w:r>
-        <w:t xml:space="preserve">Before starting an archive export, use the</w:t>
-      </w:r>
-      <w:r>
-        <w:t xml:space="preserve"> </w:t>
-      </w:r>
-      <w:r>
-        <w:rPr>
-          <w:bCs/>
-          <w:b/>
-        </w:rPr>
-        <w:t xml:space="preserve">Estimate Export Size</w:t>
-      </w:r>
-      <w:r>
-        <w:t xml:space="preserve"> </w:t>
-      </w:r>
-      <w:r>
-        <w:t xml:space="preserve">button to get:</w:t>
-      </w:r>
-      <w:r>
-        <w:t xml:space="preserve"> </w:t>
-      </w:r>
-      <w:r>
-        <w:t xml:space="preserve">- Record counts per entity type</w:t>
-      </w:r>
-      <w:r>
-        <w:t xml:space="preserve"> </w:t>
-      </w:r>
-      <w:r>
-        <w:t xml:space="preserve">- Digital object count and total file size</w:t>
-      </w:r>
-      <w:r>
-        <w:t xml:space="preserve"> </w:t>
-      </w:r>
-      <w:r>
-        <w:t xml:space="preserve">- Estimated package size</w:t>
-      </w:r>
-      <w:r>
-        <w:t xml:space="preserve"> </w:t>
-      </w:r>
-      <w:r>
-        <w:t xml:space="preserve">- Estimated duration</w:t>
-      </w:r>
-    </w:p>
-    <w:p>
-      <w:r>
-        <w:pict>
-          <v:rect style="width:0;height:1.5pt" o:hralign="center" o:hrstd="t" o:hr="t"/>
-        </w:pict>
-      </w:r>
-    </w:p>
-    <w:bookmarkEnd w:id="28"/>
-    <w:bookmarkEnd w:id="29"/>
-    <w:bookmarkStart w:id="34" w:name="admin-ui-wizard"/>
-    <w:p>
-      <w:pPr>
-        <w:pStyle w:val="Heading2"/>
-      </w:pPr>
-      <w:r>
-        <w:t xml:space="preserve">Admin UI Wizard</w:t>
-      </w:r>
-    </w:p>
-    <w:p>
-      <w:pPr>
-        <w:pStyle w:val="FirstParagraph"/>
-      </w:pPr>
-      <w:r>
-        <w:t xml:space="preserve">Navigate to</w:t>
-      </w:r>
-      <w:r>
-        <w:t xml:space="preserve"> </w:t>
-      </w:r>
-      <w:r>
-        <w:rPr>
-          <w:bCs/>
-          <w:b/>
-        </w:rPr>
-        <w:t xml:space="preserve">Admin &gt; Portable Export</w:t>
-      </w:r>
-      <w:r>
-        <w:t xml:space="preserve"> </w:t>
-      </w:r>
-      <w:r>
-        <w:t xml:space="preserve">(or</w:t>
-      </w:r>
-      <w:r>
-        <w:t xml:space="preserve"> </w:t>
-      </w:r>
-      <w:r>
-        <w:rPr>
-          <w:rStyle w:val="VerbatimChar"/>
-        </w:rPr>
-        <w:t xml:space="preserve">/portable-export</w:t>
-      </w:r>
-      <w:r>
-        <w:t xml:space="preserve">).</w:t>
-      </w:r>
-    </w:p>
-    <w:bookmarkStart w:id="30" w:name="step-1-scope"/>
-    <w:p>
-      <w:pPr>
-        <w:pStyle w:val="Heading3"/>
-      </w:pPr>
-      <w:r>
-        <w:t xml:space="preserve">Step 1: Scope</w:t>
-      </w:r>
-    </w:p>
-    <w:p>
-      <w:pPr>
-        <w:pStyle w:val="FirstParagraph"/>
-      </w:pPr>
-      <w:r>
-        <w:t xml:space="preserve">Select what to export:</w:t>
-      </w:r>
-      <w:r>
-        <w:t xml:space="preserve"> </w:t>
-      </w:r>
-      <w:r>
-        <w:t xml:space="preserve">-</w:t>
-      </w:r>
-      <w:r>
-        <w:t xml:space="preserve"> </w:t>
-      </w:r>
-      <w:r>
-        <w:rPr>
-          <w:bCs/>
-          <w:b/>
-        </w:rPr>
-        <w:t xml:space="preserve">Entire Catalogue</w:t>
-      </w:r>
-      <w:r>
-        <w:t xml:space="preserve"> </w:t>
-      </w:r>
-      <w:r>
-        <w:t xml:space="preserve">— Exports everything</w:t>
-      </w:r>
-      <w:r>
-        <w:t xml:space="preserve"> </w:t>
-      </w:r>
-      <w:r>
-        <w:t xml:space="preserve">-</w:t>
-      </w:r>
-      <w:r>
-        <w:t xml:space="preserve"> </w:t>
-      </w:r>
-      <w:r>
-        <w:rPr>
-          <w:bCs/>
-          <w:b/>
-        </w:rPr>
-        <w:t xml:space="preserve">Fonds/Collection</w:t>
-      </w:r>
-      <w:r>
-        <w:t xml:space="preserve"> </w:t>
-      </w:r>
-      <w:r>
-        <w:t xml:space="preserve">— Type to search and select a specific fonds</w:t>
-      </w:r>
-      <w:r>
-        <w:t xml:space="preserve"> </w:t>
-      </w:r>
-      <w:r>
-        <w:t xml:space="preserve">-</w:t>
-      </w:r>
-      <w:r>
-        <w:t xml:space="preserve"> </w:t>
-      </w:r>
-      <w:r>
-        <w:rPr>
-          <w:bCs/>
-          <w:b/>
-        </w:rPr>
-        <w:t xml:space="preserve">Repository</w:t>
-      </w:r>
-      <w:r>
-        <w:t xml:space="preserve"> </w:t>
-      </w:r>
-      <w:r>
-        <w:t xml:space="preserve">— Select from dropdown</w:t>
-      </w:r>
-    </w:p>
-    <w:bookmarkEnd w:id="30"/>
-    <w:bookmarkStart w:id="31" w:name="step-2-content"/>
-    <w:p>
-      <w:pPr>
-        <w:pStyle w:val="Heading3"/>
-      </w:pPr>
-      <w:r>
-        <w:t xml:space="preserve">Step 2: Content</w:t>
-      </w:r>
-    </w:p>
-    <w:p>
-      <w:pPr>
-        <w:pStyle w:val="FirstParagraph"/>
-      </w:pPr>
-      <w:r>
-        <w:t xml:space="preserve">Choose the export type:</w:t>
-      </w:r>
-      <w:r>
-        <w:t xml:space="preserve"> </w:t>
-      </w:r>
-      <w:r>
-        <w:t xml:space="preserve">-</w:t>
-      </w:r>
-      <w:r>
-        <w:t xml:space="preserve"> </w:t>
-      </w:r>
-      <w:r>
-        <w:rPr>
-          <w:bCs/>
-          <w:b/>
-        </w:rPr>
-        <w:t xml:space="preserve">Viewer Export</w:t>
-      </w:r>
-      <w:r>
-        <w:t xml:space="preserve"> </w:t>
-      </w:r>
-      <w:r>
-        <w:t xml:space="preserve">— HTML viewer with digital objects (thumbnails, references, masters)</w:t>
-      </w:r>
-      <w:r>
-        <w:t xml:space="preserve"> </w:t>
-      </w:r>
-      <w:r>
-        <w:t xml:space="preserve">-</w:t>
-      </w:r>
-      <w:r>
-        <w:t xml:space="preserve"> </w:t>
-      </w:r>
-      <w:r>
-        <w:rPr>
-          <w:bCs/>
-          <w:b/>
-        </w:rPr>
-        <w:t xml:space="preserve">Editable Export</w:t>
-      </w:r>
-      <w:r>
-        <w:t xml:space="preserve"> </w:t>
-      </w:r>
-      <w:r>
-        <w:t xml:space="preserve">— Viewer with note-taking capability</w:t>
-      </w:r>
-      <w:r>
-        <w:t xml:space="preserve"> </w:t>
-      </w:r>
-      <w:r>
-        <w:t xml:space="preserve">-</w:t>
-      </w:r>
-      <w:r>
-        <w:t xml:space="preserve"> </w:t>
-      </w:r>
-      <w:r>
-        <w:rPr>
-          <w:bCs/>
-          <w:b/>
-        </w:rPr>
-        <w:t xml:space="preserve">Archive Export</w:t>
-      </w:r>
-      <w:r>
-        <w:t xml:space="preserve"> </w:t>
-      </w:r>
-      <w:r>
-        <w:t xml:space="preserve">— Structured JSON for portability</w:t>
-      </w:r>
-    </w:p>
-    <w:p>
-      <w:pPr>
-        <w:pStyle w:val="BodyText"/>
-      </w:pPr>
-      <w:r>
-        <w:t xml:space="preserve">For archive mode, select which entity types to include and optionally run a dry-run estimate.</w:t>
-      </w:r>
-    </w:p>
-    <w:bookmarkEnd w:id="31"/>
-    <w:bookmarkStart w:id="32" w:name="step-3-configure"/>
-    <w:p>
-      <w:pPr>
-        <w:pStyle w:val="Heading3"/>
-      </w:pPr>
-      <w:r>
-        <w:t xml:space="preserve">Step 3: Configure</w:t>
+        <w:t xml:space="preserve">Every archive export includes:</w:t>
       </w:r>
     </w:p>
     <w:p>
@@ -1362,13 +1274,13 @@
           <w:bCs/>
           <w:b/>
         </w:rPr>
-        <w:t xml:space="preserve">Title</w:t>
-      </w:r>
-      <w:r>
-        <w:t xml:space="preserve"> </w:t>
-      </w:r>
-      <w:r>
-        <w:t xml:space="preserve">— Name for the export package</w:t>
+        <w:t xml:space="preserve">README.md</w:t>
+      </w:r>
+      <w:r>
+        <w:t xml:space="preserve"> </w:t>
+      </w:r>
+      <w:r>
+        <w:t xml:space="preserve">— Human-readable overview with entity counts, source information, and re-import instructions</w:t>
       </w:r>
     </w:p>
     <w:p>
@@ -1384,66 +1296,104 @@
           <w:bCs/>
           <w:b/>
         </w:rPr>
-        <w:t xml:space="preserve">Language</w:t>
-      </w:r>
-      <w:r>
-        <w:t xml:space="preserve"> </w:t>
-      </w:r>
-      <w:r>
-        <w:t xml:space="preserve">— Primary culture for i18n text</w:t>
-      </w:r>
-    </w:p>
-    <w:p>
-      <w:pPr>
-        <w:numPr>
-          <w:ilvl w:val="0"/>
-          <w:numId w:val="1005"/>
-        </w:numPr>
-        <w:pStyle w:val="Compact"/>
-      </w:pPr>
+        <w:t xml:space="preserve">Schema documentation</w:t>
+      </w:r>
+      <w:r>
+        <w:t xml:space="preserve"> </w:t>
+      </w:r>
+      <w:r>
+        <w:t xml:space="preserve">— The manifest.json includes a</w:t>
+      </w:r>
+      <w:r>
+        <w:t xml:space="preserve"> </w:t>
+      </w:r>
+      <w:r>
+        <w:rPr>
+          <w:rStyle w:val="VerbatimChar"/>
+        </w:rPr>
+        <w:t xml:space="preserve">schema</w:t>
+      </w:r>
+      <w:r>
+        <w:t xml:space="preserve"> </w:t>
+      </w:r>
+      <w:r>
+        <w:t xml:space="preserve">key documenting every entity type’s fields, primary keys, and foreign key relationships</w:t>
+      </w:r>
+    </w:p>
+    <w:bookmarkEnd w:id="27"/>
+    <w:bookmarkStart w:id="28" w:name="entity-type-selection"/>
+    <w:p>
+      <w:pPr>
+        <w:pStyle w:val="Heading3"/>
+      </w:pPr>
+      <w:r>
+        <w:t xml:space="preserve">Entity Type Selection</w:t>
+      </w:r>
+    </w:p>
+    <w:p>
+      <w:pPr>
+        <w:pStyle w:val="FirstParagraph"/>
+      </w:pPr>
+      <w:r>
+        <w:t xml:space="preserve">In archive mode, you can choose which entity types to include. All 15 are selected by default.</w:t>
+      </w:r>
+    </w:p>
+    <w:bookmarkEnd w:id="28"/>
+    <w:bookmarkStart w:id="29" w:name="dry-run-estimate"/>
+    <w:p>
+      <w:pPr>
+        <w:pStyle w:val="Heading3"/>
+      </w:pPr>
+      <w:r>
+        <w:t xml:space="preserve">Dry-Run Estimate</w:t>
+      </w:r>
+    </w:p>
+    <w:p>
+      <w:pPr>
+        <w:pStyle w:val="FirstParagraph"/>
+      </w:pPr>
+      <w:r>
+        <w:t xml:space="preserve">Before starting an archive export, use the</w:t>
+      </w:r>
+      <w:r>
+        <w:t xml:space="preserve"> </w:t>
+      </w:r>
       <w:r>
         <w:rPr>
           <w:bCs/>
           <w:b/>
         </w:rPr>
-        <w:t xml:space="preserve">Branding</w:t>
-      </w:r>
-      <w:r>
-        <w:t xml:space="preserve"> </w:t>
-      </w:r>
-      <w:r>
-        <w:t xml:space="preserve">— Optional title, subtitle, footer (viewer mode)</w:t>
-      </w:r>
-    </w:p>
-    <w:bookmarkEnd w:id="32"/>
-    <w:bookmarkStart w:id="33" w:name="step-4-generate"/>
-    <w:p>
-      <w:pPr>
-        <w:pStyle w:val="Heading3"/>
-      </w:pPr>
-      <w:r>
-        <w:t xml:space="preserve">Step 4: Generate</w:t>
-      </w:r>
-    </w:p>
-    <w:p>
-      <w:pPr>
-        <w:pStyle w:val="FirstParagraph"/>
-      </w:pPr>
-      <w:r>
-        <w:t xml:space="preserve">Review all settings and click</w:t>
-      </w:r>
-      <w:r>
-        <w:t xml:space="preserve"> </w:t>
-      </w:r>
-      <w:r>
-        <w:rPr>
-          <w:bCs/>
-          <w:b/>
-        </w:rPr>
-        <w:t xml:space="preserve">Start Export</w:t>
-      </w:r>
-      <w:r>
-        <w:t xml:space="preserve">. Progress is displayed in real-time.</w:t>
+        <w:t xml:space="preserve">Estimate Export Size</w:t>
+      </w:r>
+      <w:r>
+        <w:t xml:space="preserve"> </w:t>
+      </w:r>
+      <w:r>
+        <w:t xml:space="preserve">button to get:</w:t>
+      </w:r>
+      <w:r>
+        <w:t xml:space="preserve"> </w:t>
+      </w:r>
+      <w:r>
+        <w:t xml:space="preserve">- Record counts per entity type</w:t>
+      </w:r>
+      <w:r>
+        <w:t xml:space="preserve"> </w:t>
+      </w:r>
+      <w:r>
+        <w:t xml:space="preserve">- Digital object count and total file size</w:t>
+      </w:r>
+      <w:r>
+        <w:t xml:space="preserve"> </w:t>
+      </w:r>
+      <w:r>
+        <w:t xml:space="preserve">- Estimated package size</w:t>
+      </w:r>
+      <w:r>
+        <w:t xml:space="preserve"> </w:t>
+      </w:r>
+      <w:r>
+        <w:t xml:space="preserve">- Estimated duration</w:t>
       </w:r>
     </w:p>
     <w:p>
@@ -1453,599 +1403,24 @@
         </w:pict>
       </w:r>
     </w:p>
-    <w:bookmarkEnd w:id="33"/>
-    <w:bookmarkEnd w:id="34"/>
-    <w:bookmarkStart w:id="38" w:name="cli-commands"/>
+    <w:bookmarkEnd w:id="29"/>
+    <w:bookmarkEnd w:id="30"/>
+    <w:bookmarkStart w:id="36" w:name="archive-import"/>
     <w:p>
       <w:pPr>
         <w:pStyle w:val="Heading2"/>
       </w:pPr>
       <w:r>
-        <w:t xml:space="preserve">CLI Commands</w:t>
-      </w:r>
-    </w:p>
-    <w:bookmarkStart w:id="35" w:name="generate-export"/>
+        <w:t xml:space="preserve">Archive Import</w:t>
+      </w:r>
+    </w:p>
+    <w:bookmarkStart w:id="31" w:name="overview"/>
     <w:p>
       <w:pPr>
         <w:pStyle w:val="Heading3"/>
       </w:pPr>
       <w:r>
-        <w:t xml:space="preserve">Generate Export</w:t>
-      </w:r>
-    </w:p>
-    <w:p>
-      <w:pPr>
-        <w:pStyle w:val="SourceCode"/>
-      </w:pPr>
-      <w:r>
-        <w:rPr>
-          <w:rStyle w:val="CommentTok"/>
-        </w:rPr>
-        <w:t xml:space="preserve"># Viewer export (read-only)</w:t>
-      </w:r>
-      <w:r>
-        <w:br/>
-      </w:r>
-      <w:r>
-        <w:rPr>
-          <w:rStyle w:val="ExtensionTok"/>
-        </w:rPr>
-        <w:t xml:space="preserve">php</w:t>
-      </w:r>
-      <w:r>
-        <w:rPr>
-          <w:rStyle w:val="NormalTok"/>
-        </w:rPr>
-        <w:t xml:space="preserve"> symfony portable:export </w:t>
-      </w:r>
-      <w:r>
-        <w:rPr>
-          <w:rStyle w:val="AttributeTok"/>
-        </w:rPr>
-        <w:t xml:space="preserve">--scope</w:t>
-      </w:r>
-      <w:r>
-        <w:rPr>
-          <w:rStyle w:val="OperatorTok"/>
-        </w:rPr>
-        <w:t xml:space="preserve">=</w:t>
-      </w:r>
-      <w:r>
-        <w:rPr>
-          <w:rStyle w:val="NormalTok"/>
-        </w:rPr>
-        <w:t xml:space="preserve">all </w:t>
-      </w:r>
-      <w:r>
-        <w:rPr>
-          <w:rStyle w:val="AttributeTok"/>
-        </w:rPr>
-        <w:t xml:space="preserve">--zip</w:t>
-      </w:r>
-      <w:r>
-        <w:br/>
-      </w:r>
-      <w:r>
-        <w:br/>
-      </w:r>
-      <w:r>
-        <w:rPr>
-          <w:rStyle w:val="CommentTok"/>
-        </w:rPr>
-        <w:t xml:space="preserve"># Viewer export for specific fonds</w:t>
-      </w:r>
-      <w:r>
-        <w:br/>
-      </w:r>
-      <w:r>
-        <w:rPr>
-          <w:rStyle w:val="ExtensionTok"/>
-        </w:rPr>
-        <w:t xml:space="preserve">php</w:t>
-      </w:r>
-      <w:r>
-        <w:rPr>
-          <w:rStyle w:val="NormalTok"/>
-        </w:rPr>
-        <w:t xml:space="preserve"> symfony portable:export </w:t>
-      </w:r>
-      <w:r>
-        <w:rPr>
-          <w:rStyle w:val="AttributeTok"/>
-        </w:rPr>
-        <w:t xml:space="preserve">--scope</w:t>
-      </w:r>
-      <w:r>
-        <w:rPr>
-          <w:rStyle w:val="OperatorTok"/>
-        </w:rPr>
-        <w:t xml:space="preserve">=</w:t>
-      </w:r>
-      <w:r>
-        <w:rPr>
-          <w:rStyle w:val="NormalTok"/>
-        </w:rPr>
-        <w:t xml:space="preserve">fonds </w:t>
-      </w:r>
-      <w:r>
-        <w:rPr>
-          <w:rStyle w:val="AttributeTok"/>
-        </w:rPr>
-        <w:t xml:space="preserve">--slug</w:t>
-      </w:r>
-      <w:r>
-        <w:rPr>
-          <w:rStyle w:val="OperatorTok"/>
-        </w:rPr>
-        <w:t xml:space="preserve">=</w:t>
-      </w:r>
-      <w:r>
-        <w:rPr>
-          <w:rStyle w:val="NormalTok"/>
-        </w:rPr>
-        <w:t xml:space="preserve">my-fonds </w:t>
-      </w:r>
-      <w:r>
-        <w:rPr>
-          <w:rStyle w:val="AttributeTok"/>
-        </w:rPr>
-        <w:t xml:space="preserve">--zip</w:t>
-      </w:r>
-      <w:r>
-        <w:br/>
-      </w:r>
-      <w:r>
-        <w:br/>
-      </w:r>
-      <w:r>
-        <w:rPr>
-          <w:rStyle w:val="CommentTok"/>
-        </w:rPr>
-        <w:t xml:space="preserve"># Archive export (full system)</w:t>
-      </w:r>
-      <w:r>
-        <w:br/>
-      </w:r>
-      <w:r>
-        <w:rPr>
-          <w:rStyle w:val="ExtensionTok"/>
-        </w:rPr>
-        <w:t xml:space="preserve">php</w:t>
-      </w:r>
-      <w:r>
-        <w:rPr>
-          <w:rStyle w:val="NormalTok"/>
-        </w:rPr>
-        <w:t xml:space="preserve"> symfony portable:export </w:t>
-      </w:r>
-      <w:r>
-        <w:rPr>
-          <w:rStyle w:val="AttributeTok"/>
-        </w:rPr>
-        <w:t xml:space="preserve">--scope</w:t>
-      </w:r>
-      <w:r>
-        <w:rPr>
-          <w:rStyle w:val="OperatorTok"/>
-        </w:rPr>
-        <w:t xml:space="preserve">=</w:t>
-      </w:r>
-      <w:r>
-        <w:rPr>
-          <w:rStyle w:val="NormalTok"/>
-        </w:rPr>
-        <w:t xml:space="preserve">all </w:t>
-      </w:r>
-      <w:r>
-        <w:rPr>
-          <w:rStyle w:val="AttributeTok"/>
-        </w:rPr>
-        <w:t xml:space="preserve">--mode</w:t>
-      </w:r>
-      <w:r>
-        <w:rPr>
-          <w:rStyle w:val="OperatorTok"/>
-        </w:rPr>
-        <w:t xml:space="preserve">=</w:t>
-      </w:r>
-      <w:r>
-        <w:rPr>
-          <w:rStyle w:val="NormalTok"/>
-        </w:rPr>
-        <w:t xml:space="preserve">archive </w:t>
-      </w:r>
-      <w:r>
-        <w:rPr>
-          <w:rStyle w:val="AttributeTok"/>
-        </w:rPr>
-        <w:t xml:space="preserve">--zip</w:t>
-      </w:r>
-      <w:r>
-        <w:br/>
-      </w:r>
-      <w:r>
-        <w:br/>
-      </w:r>
-      <w:r>
-        <w:rPr>
-          <w:rStyle w:val="CommentTok"/>
-        </w:rPr>
-        <w:t xml:space="preserve"># Archive export for specific repository</w:t>
-      </w:r>
-      <w:r>
-        <w:br/>
-      </w:r>
-      <w:r>
-        <w:rPr>
-          <w:rStyle w:val="ExtensionTok"/>
-        </w:rPr>
-        <w:t xml:space="preserve">php</w:t>
-      </w:r>
-      <w:r>
-        <w:rPr>
-          <w:rStyle w:val="NormalTok"/>
-        </w:rPr>
-        <w:t xml:space="preserve"> symfony portable:export </w:t>
-      </w:r>
-      <w:r>
-        <w:rPr>
-          <w:rStyle w:val="AttributeTok"/>
-        </w:rPr>
-        <w:t xml:space="preserve">--scope</w:t>
-      </w:r>
-      <w:r>
-        <w:rPr>
-          <w:rStyle w:val="OperatorTok"/>
-        </w:rPr>
-        <w:t xml:space="preserve">=</w:t>
-      </w:r>
-      <w:r>
-        <w:rPr>
-          <w:rStyle w:val="NormalTok"/>
-        </w:rPr>
-        <w:t xml:space="preserve">repository </w:t>
-      </w:r>
-      <w:r>
-        <w:rPr>
-          <w:rStyle w:val="AttributeTok"/>
-        </w:rPr>
-        <w:t xml:space="preserve">--repository-id</w:t>
-      </w:r>
-      <w:r>
-        <w:rPr>
-          <w:rStyle w:val="OperatorTok"/>
-        </w:rPr>
-        <w:t xml:space="preserve">=</w:t>
-      </w:r>
-      <w:r>
-        <w:rPr>
-          <w:rStyle w:val="NormalTok"/>
-        </w:rPr>
-        <w:t xml:space="preserve">5 </w:t>
-      </w:r>
-      <w:r>
-        <w:rPr>
-          <w:rStyle w:val="AttributeTok"/>
-        </w:rPr>
-        <w:t xml:space="preserve">--mode</w:t>
-      </w:r>
-      <w:r>
-        <w:rPr>
-          <w:rStyle w:val="OperatorTok"/>
-        </w:rPr>
-        <w:t xml:space="preserve">=</w:t>
-      </w:r>
-      <w:r>
-        <w:rPr>
-          <w:rStyle w:val="NormalTok"/>
-        </w:rPr>
-        <w:t xml:space="preserve">archive</w:t>
-      </w:r>
-      <w:r>
-        <w:br/>
-      </w:r>
-      <w:r>
-        <w:br/>
-      </w:r>
-      <w:r>
-        <w:rPr>
-          <w:rStyle w:val="CommentTok"/>
-        </w:rPr>
-        <w:t xml:space="preserve"># Skip digital objects (metadata only)</w:t>
-      </w:r>
-      <w:r>
-        <w:br/>
-      </w:r>
-      <w:r>
-        <w:rPr>
-          <w:rStyle w:val="ExtensionTok"/>
-        </w:rPr>
-        <w:t xml:space="preserve">php</w:t>
-      </w:r>
-      <w:r>
-        <w:rPr>
-          <w:rStyle w:val="NormalTok"/>
-        </w:rPr>
-        <w:t xml:space="preserve"> symfony portable:export </w:t>
-      </w:r>
-      <w:r>
-        <w:rPr>
-          <w:rStyle w:val="AttributeTok"/>
-        </w:rPr>
-        <w:t xml:space="preserve">--scope</w:t>
-      </w:r>
-      <w:r>
-        <w:rPr>
-          <w:rStyle w:val="OperatorTok"/>
-        </w:rPr>
-        <w:t xml:space="preserve">=</w:t>
-      </w:r>
-      <w:r>
-        <w:rPr>
-          <w:rStyle w:val="NormalTok"/>
-        </w:rPr>
-        <w:t xml:space="preserve">all </w:t>
-      </w:r>
-      <w:r>
-        <w:rPr>
-          <w:rStyle w:val="AttributeTok"/>
-        </w:rPr>
-        <w:t xml:space="preserve">--mode</w:t>
-      </w:r>
-      <w:r>
-        <w:rPr>
-          <w:rStyle w:val="OperatorTok"/>
-        </w:rPr>
-        <w:t xml:space="preserve">=</w:t>
-      </w:r>
-      <w:r>
-        <w:rPr>
-          <w:rStyle w:val="NormalTok"/>
-        </w:rPr>
-        <w:t xml:space="preserve">archive </w:t>
-      </w:r>
-      <w:r>
-        <w:rPr>
-          <w:rStyle w:val="AttributeTok"/>
-        </w:rPr>
-        <w:t xml:space="preserve">--no-objects</w:t>
-      </w:r>
-      <w:r>
-        <w:rPr>
-          <w:rStyle w:val="NormalTok"/>
-        </w:rPr>
-        <w:t xml:space="preserve"> </w:t>
-      </w:r>
-      <w:r>
-        <w:rPr>
-          <w:rStyle w:val="AttributeTok"/>
-        </w:rPr>
-        <w:t xml:space="preserve">--zip</w:t>
-      </w:r>
-      <w:r>
-        <w:br/>
-      </w:r>
-      <w:r>
-        <w:br/>
-      </w:r>
-      <w:r>
-        <w:rPr>
-          <w:rStyle w:val="CommentTok"/>
-        </w:rPr>
-        <w:t xml:space="preserve"># Custom output path</w:t>
-      </w:r>
-      <w:r>
-        <w:br/>
-      </w:r>
-      <w:r>
-        <w:rPr>
-          <w:rStyle w:val="ExtensionTok"/>
-        </w:rPr>
-        <w:t xml:space="preserve">php</w:t>
-      </w:r>
-      <w:r>
-        <w:rPr>
-          <w:rStyle w:val="NormalTok"/>
-        </w:rPr>
-        <w:t xml:space="preserve"> symfony portable:export </w:t>
-      </w:r>
-      <w:r>
-        <w:rPr>
-          <w:rStyle w:val="AttributeTok"/>
-        </w:rPr>
-        <w:t xml:space="preserve">--scope</w:t>
-      </w:r>
-      <w:r>
-        <w:rPr>
-          <w:rStyle w:val="OperatorTok"/>
-        </w:rPr>
-        <w:t xml:space="preserve">=</w:t>
-      </w:r>
-      <w:r>
-        <w:rPr>
-          <w:rStyle w:val="NormalTok"/>
-        </w:rPr>
-        <w:t xml:space="preserve">all </w:t>
-      </w:r>
-      <w:r>
-        <w:rPr>
-          <w:rStyle w:val="AttributeTok"/>
-        </w:rPr>
-        <w:t xml:space="preserve">--mode</w:t>
-      </w:r>
-      <w:r>
-        <w:rPr>
-          <w:rStyle w:val="OperatorTok"/>
-        </w:rPr>
-        <w:t xml:space="preserve">=</w:t>
-      </w:r>
-      <w:r>
-        <w:rPr>
-          <w:rStyle w:val="NormalTok"/>
-        </w:rPr>
-        <w:t xml:space="preserve">archive </w:t>
-      </w:r>
-      <w:r>
-        <w:rPr>
-          <w:rStyle w:val="AttributeTok"/>
-        </w:rPr>
-        <w:t xml:space="preserve">--output</w:t>
-      </w:r>
-      <w:r>
-        <w:rPr>
-          <w:rStyle w:val="OperatorTok"/>
-        </w:rPr>
-        <w:t xml:space="preserve">=</w:t>
-      </w:r>
-      <w:r>
-        <w:rPr>
-          <w:rStyle w:val="NormalTok"/>
-        </w:rPr>
-        <w:t xml:space="preserve">/tmp/archive.zip</w:t>
-      </w:r>
-      <w:r>
-        <w:br/>
-      </w:r>
-      <w:r>
-        <w:br/>
-      </w:r>
-      <w:r>
-        <w:rPr>
-          <w:rStyle w:val="CommentTok"/>
-        </w:rPr>
-        <w:t xml:space="preserve"># Process existing export job</w:t>
-      </w:r>
-      <w:r>
-        <w:br/>
-      </w:r>
-      <w:r>
-        <w:rPr>
-          <w:rStyle w:val="ExtensionTok"/>
-        </w:rPr>
-        <w:t xml:space="preserve">php</w:t>
-      </w:r>
-      <w:r>
-        <w:rPr>
-          <w:rStyle w:val="NormalTok"/>
-        </w:rPr>
-        <w:t xml:space="preserve"> symfony portable:export </w:t>
-      </w:r>
-      <w:r>
-        <w:rPr>
-          <w:rStyle w:val="AttributeTok"/>
-        </w:rPr>
-        <w:t xml:space="preserve">--export-id</w:t>
-      </w:r>
-      <w:r>
-        <w:rPr>
-          <w:rStyle w:val="OperatorTok"/>
-        </w:rPr>
-        <w:t xml:space="preserve">=</w:t>
-      </w:r>
-      <w:r>
-        <w:rPr>
-          <w:rStyle w:val="NormalTok"/>
-        </w:rPr>
-        <w:t xml:space="preserve">42</w:t>
-      </w:r>
-    </w:p>
-    <w:bookmarkEnd w:id="35"/>
-    <w:bookmarkStart w:id="36" w:name="verify-export"/>
-    <w:p>
-      <w:pPr>
-        <w:pStyle w:val="Heading3"/>
-      </w:pPr>
-      <w:r>
-        <w:t xml:space="preserve">Verify Export</w:t>
-      </w:r>
-    </w:p>
-    <w:p>
-      <w:pPr>
-        <w:pStyle w:val="SourceCode"/>
-      </w:pPr>
-      <w:r>
-        <w:rPr>
-          <w:rStyle w:val="CommentTok"/>
-        </w:rPr>
-        <w:t xml:space="preserve"># Verify a ZIP file</w:t>
-      </w:r>
-      <w:r>
-        <w:br/>
-      </w:r>
-      <w:r>
-        <w:rPr>
-          <w:rStyle w:val="ExtensionTok"/>
-        </w:rPr>
-        <w:t xml:space="preserve">php</w:t>
-      </w:r>
-      <w:r>
-        <w:rPr>
-          <w:rStyle w:val="NormalTok"/>
-        </w:rPr>
-        <w:t xml:space="preserve"> symfony portable:verify </w:t>
-      </w:r>
-      <w:r>
-        <w:rPr>
-          <w:rStyle w:val="AttributeTok"/>
-        </w:rPr>
-        <w:t xml:space="preserve">--path</w:t>
-      </w:r>
-      <w:r>
-        <w:rPr>
-          <w:rStyle w:val="OperatorTok"/>
-        </w:rPr>
-        <w:t xml:space="preserve">=</w:t>
-      </w:r>
-      <w:r>
-        <w:rPr>
-          <w:rStyle w:val="NormalTok"/>
-        </w:rPr>
-        <w:t xml:space="preserve">/path/to/export.zip</w:t>
-      </w:r>
-      <w:r>
-        <w:br/>
-      </w:r>
-      <w:r>
-        <w:br/>
-      </w:r>
-      <w:r>
-        <w:rPr>
-          <w:rStyle w:val="CommentTok"/>
-        </w:rPr>
-        <w:t xml:space="preserve"># Verify an extracted directory</w:t>
-      </w:r>
-      <w:r>
-        <w:br/>
-      </w:r>
-      <w:r>
-        <w:rPr>
-          <w:rStyle w:val="ExtensionTok"/>
-        </w:rPr>
-        <w:t xml:space="preserve">php</w:t>
-      </w:r>
-      <w:r>
-        <w:rPr>
-          <w:rStyle w:val="NormalTok"/>
-        </w:rPr>
-        <w:t xml:space="preserve"> symfony portable:verify </w:t>
-      </w:r>
-      <w:r>
-        <w:rPr>
-          <w:rStyle w:val="AttributeTok"/>
-        </w:rPr>
-        <w:t xml:space="preserve">--path</w:t>
-      </w:r>
-      <w:r>
-        <w:rPr>
-          <w:rStyle w:val="OperatorTok"/>
-        </w:rPr>
-        <w:t xml:space="preserve">=</w:t>
-      </w:r>
-      <w:r>
-        <w:rPr>
-          <w:rStyle w:val="NormalTok"/>
-        </w:rPr>
-        <w:t xml:space="preserve">/path/to/export-dir</w:t>
+        <w:t xml:space="preserve">Overview</w:t>
       </w:r>
     </w:p>
     <w:p>
@@ -2053,69 +1428,7 @@
         <w:pStyle w:val="FirstParagraph"/>
       </w:pPr>
       <w:r>
-        <w:t xml:space="preserve">Exit code 0 = all checksums verified. Exit code 1 = errors found.</w:t>
-      </w:r>
-    </w:p>
-    <w:bookmarkEnd w:id="36"/>
-    <w:bookmarkStart w:id="37" w:name="cleanup"/>
-    <w:p>
-      <w:pPr>
-        <w:pStyle w:val="Heading3"/>
-      </w:pPr>
-      <w:r>
-        <w:t xml:space="preserve">Cleanup</w:t>
-      </w:r>
-    </w:p>
-    <w:p>
-      <w:pPr>
-        <w:pStyle w:val="SourceCode"/>
-      </w:pPr>
-      <w:r>
-        <w:rPr>
-          <w:rStyle w:val="CommentTok"/>
-        </w:rPr>
-        <w:t xml:space="preserve"># Remove expired exports</w:t>
-      </w:r>
-      <w:r>
-        <w:br/>
-      </w:r>
-      <w:r>
-        <w:rPr>
-          <w:rStyle w:val="ExtensionTok"/>
-        </w:rPr>
-        <w:t xml:space="preserve">php</w:t>
-      </w:r>
-      <w:r>
-        <w:rPr>
-          <w:rStyle w:val="NormalTok"/>
-        </w:rPr>
-        <w:t xml:space="preserve"> symfony portable:cleanup</w:t>
-      </w:r>
-    </w:p>
-    <w:p>
-      <w:r>
-        <w:pict>
-          <v:rect style="width:0;height:1.5pt" o:hralign="center" o:hrstd="t" o:hr="t"/>
-        </w:pict>
-      </w:r>
-    </w:p>
-    <w:bookmarkEnd w:id="37"/>
-    <w:bookmarkEnd w:id="38"/>
-    <w:bookmarkStart w:id="39" w:name="sharing-download-tokens"/>
-    <w:p>
-      <w:pPr>
-        <w:pStyle w:val="Heading2"/>
-      </w:pPr>
-      <w:r>
-        <w:t xml:space="preserve">Sharing &amp; Download Tokens</w:t>
-      </w:r>
-    </w:p>
-    <w:p>
-      <w:pPr>
-        <w:pStyle w:val="FirstParagraph"/>
-      </w:pPr>
-      <w:r>
-        <w:t xml:space="preserve">Completed exports can be shared via secure download tokens:</w:t>
+        <w:t xml:space="preserve">Archive packages can be imported into any AtoM Heratio instance. The import process:</w:t>
       </w:r>
     </w:p>
     <w:p>
@@ -2127,7 +1440,7 @@
         <w:pStyle w:val="Compact"/>
       </w:pPr>
       <w:r>
-        <w:t xml:space="preserve">In the Past Exports table, click the link icon on a completed export</w:t>
+        <w:t xml:space="preserve">Validates the archive structure and checksums</w:t>
       </w:r>
     </w:p>
     <w:p>
@@ -2139,7 +1452,7 @@
         <w:pStyle w:val="Compact"/>
       </w:pPr>
       <w:r>
-        <w:t xml:space="preserve">Set max downloads (optional) and expiry time</w:t>
+        <w:t xml:space="preserve">Imports entities in FK-dependency order (taxonomies first, then repositories, authorities, descriptions, etc.)</w:t>
       </w:r>
     </w:p>
     <w:p>
@@ -2151,17 +1464,7 @@
         <w:pStyle w:val="Compact"/>
       </w:pPr>
       <w:r>
-        <w:t xml:space="preserve">Click</w:t>
-      </w:r>
-      <w:r>
-        <w:t xml:space="preserve"> </w:t>
-      </w:r>
-      <w:r>
-        <w:rPr>
-          <w:bCs/>
-          <w:b/>
-        </w:rPr>
-        <w:t xml:space="preserve">Generate Link</w:t>
+        <w:t xml:space="preserve">Remaps all IDs from source to target (old ID → new ID)</w:t>
       </w:r>
     </w:p>
     <w:p>
@@ -2173,7 +1476,189 @@
         <w:pStyle w:val="Compact"/>
       </w:pPr>
       <w:r>
-        <w:t xml:space="preserve">Copy and share the URL</w:t>
+        <w:t xml:space="preserve">Copies digital object files to the correct upload paths</w:t>
+      </w:r>
+    </w:p>
+    <w:p>
+      <w:pPr>
+        <w:numPr>
+          <w:ilvl w:val="0"/>
+          <w:numId w:val="1006"/>
+        </w:numPr>
+        <w:pStyle w:val="Compact"/>
+      </w:pPr>
+      <w:r>
+        <w:t xml:space="preserve">Reports created, skipped, and errored records</w:t>
+      </w:r>
+    </w:p>
+    <w:bookmarkEnd w:id="31"/>
+    <w:bookmarkStart w:id="32" w:name="import-modes"/>
+    <w:p>
+      <w:pPr>
+        <w:pStyle w:val="Heading3"/>
+      </w:pPr>
+      <w:r>
+        <w:t xml:space="preserve">Import Modes</w:t>
+      </w:r>
+    </w:p>
+    <w:tbl>
+      <w:tblPr>
+        <w:tblStyle w:val="Table"/>
+        <w:tblW w:type="pct" w:w="5000"/>
+        <w:tblLook w:firstRow="1" w:lastRow="0" w:firstColumn="0" w:lastColumn="0" w:noHBand="0" w:noVBand="0" w:val="0020"/>
+        <w:jc w:val="start"/>
+      </w:tblPr>
+      <w:tblGrid>
+        <w:gridCol w:w="2970"/>
+        <w:gridCol w:w="4950"/>
+      </w:tblGrid>
+      <w:tr>
+        <w:trPr>
+          <w:tblHeader w:val="true"/>
+        </w:trPr>
+        <w:tc>
+          <w:tcPr/>
+          <w:p>
+            <w:pPr>
+              <w:pStyle w:val="Compact"/>
+              <w:jc w:val="left"/>
+            </w:pPr>
+            <w:r>
+              <w:t xml:space="preserve">Mode</w:t>
+            </w:r>
+          </w:p>
+        </w:tc>
+        <w:tc>
+          <w:tcPr/>
+          <w:p>
+            <w:pPr>
+              <w:pStyle w:val="Compact"/>
+              <w:jc w:val="left"/>
+            </w:pPr>
+            <w:r>
+              <w:t xml:space="preserve">Behavior</w:t>
+            </w:r>
+          </w:p>
+        </w:tc>
+      </w:tr>
+      <w:tr>
+        <w:tc>
+          <w:tcPr/>
+          <w:p>
+            <w:pPr>
+              <w:pStyle w:val="Compact"/>
+              <w:jc w:val="left"/>
+            </w:pPr>
+            <w:r>
+              <w:rPr>
+                <w:bCs/>
+                <w:b/>
+              </w:rPr>
+              <w:t xml:space="preserve">Merge</w:t>
+            </w:r>
+            <w:r>
+              <w:t xml:space="preserve"> </w:t>
+            </w:r>
+            <w:r>
+              <w:t xml:space="preserve">(default)</w:t>
+            </w:r>
+          </w:p>
+        </w:tc>
+        <w:tc>
+          <w:tcPr/>
+          <w:p>
+            <w:pPr>
+              <w:pStyle w:val="Compact"/>
+              <w:jc w:val="left"/>
+            </w:pPr>
+            <w:r>
+              <w:t xml:space="preserve">Skip existing records (matched by slug/identifier), import only new ones</w:t>
+            </w:r>
+          </w:p>
+        </w:tc>
+      </w:tr>
+      <w:tr>
+        <w:tc>
+          <w:tcPr/>
+          <w:p>
+            <w:pPr>
+              <w:pStyle w:val="Compact"/>
+              <w:jc w:val="left"/>
+            </w:pPr>
+            <w:r>
+              <w:rPr>
+                <w:bCs/>
+                <w:b/>
+              </w:rPr>
+              <w:t xml:space="preserve">Dry Run</w:t>
+            </w:r>
+          </w:p>
+        </w:tc>
+        <w:tc>
+          <w:tcPr/>
+          <w:p>
+            <w:pPr>
+              <w:pStyle w:val="Compact"/>
+              <w:jc w:val="left"/>
+            </w:pPr>
+            <w:r>
+              <w:t xml:space="preserve">Validate and report what would be created, without writing to the database</w:t>
+            </w:r>
+          </w:p>
+        </w:tc>
+      </w:tr>
+      <w:tr>
+        <w:tc>
+          <w:tcPr/>
+          <w:p>
+            <w:pPr>
+              <w:pStyle w:val="Compact"/>
+              <w:jc w:val="left"/>
+            </w:pPr>
+            <w:r>
+              <w:rPr>
+                <w:bCs/>
+                <w:b/>
+              </w:rPr>
+              <w:t xml:space="preserve">Replace</w:t>
+            </w:r>
+          </w:p>
+        </w:tc>
+        <w:tc>
+          <w:tcPr/>
+          <w:p>
+            <w:pPr>
+              <w:pStyle w:val="Compact"/>
+              <w:jc w:val="left"/>
+            </w:pPr>
+            <w:r>
+              <w:t xml:space="preserve">Clear target tables before import (</w:t>
+            </w:r>
+            <w:r>
+              <w:rPr>
+                <w:bCs/>
+                <w:b/>
+              </w:rPr>
+              <w:t xml:space="preserve">dangerous</w:t>
+            </w:r>
+            <w:r>
+              <w:t xml:space="preserve"> </w:t>
+            </w:r>
+            <w:r>
+              <w:t xml:space="preserve">— use with extreme caution)</w:t>
+            </w:r>
+          </w:p>
+        </w:tc>
+      </w:tr>
+    </w:tbl>
+    <w:bookmarkEnd w:id="32"/>
+    <w:bookmarkStart w:id="33" w:name="import-order"/>
+    <w:p>
+      <w:pPr>
+        <w:pStyle w:val="Heading3"/>
+      </w:pPr>
+      <w:r>
+        <w:t xml:space="preserve">Import Order</w:t>
       </w:r>
     </w:p>
     <w:p>
@@ -2181,7 +1666,345 @@
         <w:pStyle w:val="FirstParagraph"/>
       </w:pPr>
       <w:r>
-        <w:t xml:space="preserve">Tokens can be time-limited and download-limited.</w:t>
+        <w:t xml:space="preserve">Entities are imported in this order to respect foreign key dependencies:</w:t>
+      </w:r>
+    </w:p>
+    <w:p>
+      <w:pPr>
+        <w:numPr>
+          <w:ilvl w:val="0"/>
+          <w:numId w:val="1007"/>
+        </w:numPr>
+        <w:pStyle w:val="Compact"/>
+      </w:pPr>
+      <w:r>
+        <w:t xml:space="preserve">Taxonomies + terms</w:t>
+      </w:r>
+    </w:p>
+    <w:p>
+      <w:pPr>
+        <w:numPr>
+          <w:ilvl w:val="0"/>
+          <w:numId w:val="1007"/>
+        </w:numPr>
+        <w:pStyle w:val="Compact"/>
+      </w:pPr>
+      <w:r>
+        <w:t xml:space="preserve">Repositories</w:t>
+      </w:r>
+    </w:p>
+    <w:p>
+      <w:pPr>
+        <w:numPr>
+          <w:ilvl w:val="0"/>
+          <w:numId w:val="1007"/>
+        </w:numPr>
+        <w:pStyle w:val="Compact"/>
+      </w:pPr>
+      <w:r>
+        <w:t xml:space="preserve">Authorities (actors)</w:t>
+      </w:r>
+    </w:p>
+    <w:p>
+      <w:pPr>
+        <w:numPr>
+          <w:ilvl w:val="0"/>
+          <w:numId w:val="1007"/>
+        </w:numPr>
+        <w:pStyle w:val="Compact"/>
+      </w:pPr>
+      <w:r>
+        <w:t xml:space="preserve">Users + ACL groups</w:t>
+      </w:r>
+    </w:p>
+    <w:p>
+      <w:pPr>
+        <w:numPr>
+          <w:ilvl w:val="0"/>
+          <w:numId w:val="1007"/>
+        </w:numPr>
+        <w:pStyle w:val="Compact"/>
+      </w:pPr>
+      <w:r>
+        <w:t xml:space="preserve">Descriptions (information objects)</w:t>
+      </w:r>
+    </w:p>
+    <w:p>
+      <w:pPr>
+        <w:numPr>
+          <w:ilvl w:val="0"/>
+          <w:numId w:val="1007"/>
+        </w:numPr>
+        <w:pStyle w:val="Compact"/>
+      </w:pPr>
+      <w:r>
+        <w:t xml:space="preserve">Events</w:t>
+      </w:r>
+    </w:p>
+    <w:p>
+      <w:pPr>
+        <w:numPr>
+          <w:ilvl w:val="0"/>
+          <w:numId w:val="1007"/>
+        </w:numPr>
+        <w:pStyle w:val="Compact"/>
+      </w:pPr>
+      <w:r>
+        <w:t xml:space="preserve">Notes</w:t>
+      </w:r>
+    </w:p>
+    <w:p>
+      <w:pPr>
+        <w:numPr>
+          <w:ilvl w:val="0"/>
+          <w:numId w:val="1007"/>
+        </w:numPr>
+        <w:pStyle w:val="Compact"/>
+      </w:pPr>
+      <w:r>
+        <w:t xml:space="preserve">Relations</w:t>
+      </w:r>
+    </w:p>
+    <w:p>
+      <w:pPr>
+        <w:numPr>
+          <w:ilvl w:val="0"/>
+          <w:numId w:val="1007"/>
+        </w:numPr>
+        <w:pStyle w:val="Compact"/>
+      </w:pPr>
+      <w:r>
+        <w:t xml:space="preserve">Rights</w:t>
+      </w:r>
+    </w:p>
+    <w:p>
+      <w:pPr>
+        <w:numPr>
+          <w:ilvl w:val="0"/>
+          <w:numId w:val="1007"/>
+        </w:numPr>
+        <w:pStyle w:val="Compact"/>
+      </w:pPr>
+      <w:r>
+        <w:t xml:space="preserve">Accessions</w:t>
+      </w:r>
+    </w:p>
+    <w:p>
+      <w:pPr>
+        <w:numPr>
+          <w:ilvl w:val="0"/>
+          <w:numId w:val="1007"/>
+        </w:numPr>
+        <w:pStyle w:val="Compact"/>
+      </w:pPr>
+      <w:r>
+        <w:t xml:space="preserve">Physical objects</w:t>
+      </w:r>
+    </w:p>
+    <w:p>
+      <w:pPr>
+        <w:numPr>
+          <w:ilvl w:val="0"/>
+          <w:numId w:val="1007"/>
+        </w:numPr>
+        <w:pStyle w:val="Compact"/>
+      </w:pPr>
+      <w:r>
+        <w:t xml:space="preserve">Object-term relations (access points)</w:t>
+      </w:r>
+    </w:p>
+    <w:p>
+      <w:pPr>
+        <w:numPr>
+          <w:ilvl w:val="0"/>
+          <w:numId w:val="1007"/>
+        </w:numPr>
+        <w:pStyle w:val="Compact"/>
+      </w:pPr>
+      <w:r>
+        <w:t xml:space="preserve">Digital objects + asset files</w:t>
+      </w:r>
+    </w:p>
+    <w:p>
+      <w:pPr>
+        <w:numPr>
+          <w:ilvl w:val="0"/>
+          <w:numId w:val="1007"/>
+        </w:numPr>
+        <w:pStyle w:val="Compact"/>
+      </w:pPr>
+      <w:r>
+        <w:t xml:space="preserve">Settings</w:t>
+      </w:r>
+    </w:p>
+    <w:p>
+      <w:pPr>
+        <w:numPr>
+          <w:ilvl w:val="0"/>
+          <w:numId w:val="1007"/>
+        </w:numPr>
+        <w:pStyle w:val="Compact"/>
+      </w:pPr>
+      <w:r>
+        <w:t xml:space="preserve">Menus</w:t>
+      </w:r>
+    </w:p>
+    <w:bookmarkEnd w:id="33"/>
+    <w:bookmarkStart w:id="34" w:name="id-remapping"/>
+    <w:p>
+      <w:pPr>
+        <w:pStyle w:val="Heading3"/>
+      </w:pPr>
+      <w:r>
+        <w:t xml:space="preserve">ID Remapping</w:t>
+      </w:r>
+    </w:p>
+    <w:p>
+      <w:pPr>
+        <w:pStyle w:val="FirstParagraph"/>
+      </w:pPr>
+      <w:r>
+        <w:t xml:space="preserve">Every entity reference is remapped during import:</w:t>
+      </w:r>
+      <w:r>
+        <w:t xml:space="preserve"> </w:t>
+      </w:r>
+      <w:r>
+        <w:t xml:space="preserve">-</w:t>
+      </w:r>
+      <w:r>
+        <w:t xml:space="preserve"> </w:t>
+      </w:r>
+      <w:r>
+        <w:rPr>
+          <w:rStyle w:val="VerbatimChar"/>
+        </w:rPr>
+        <w:t xml:space="preserve">parent_id</w:t>
+      </w:r>
+      <w:r>
+        <w:t xml:space="preserve">,</w:t>
+      </w:r>
+      <w:r>
+        <w:t xml:space="preserve"> </w:t>
+      </w:r>
+      <w:r>
+        <w:rPr>
+          <w:rStyle w:val="VerbatimChar"/>
+        </w:rPr>
+        <w:t xml:space="preserve">repository_id</w:t>
+      </w:r>
+      <w:r>
+        <w:t xml:space="preserve">,</w:t>
+      </w:r>
+      <w:r>
+        <w:t xml:space="preserve"> </w:t>
+      </w:r>
+      <w:r>
+        <w:rPr>
+          <w:rStyle w:val="VerbatimChar"/>
+        </w:rPr>
+        <w:t xml:space="preserve">actor_id</w:t>
+      </w:r>
+      <w:r>
+        <w:t xml:space="preserve">,</w:t>
+      </w:r>
+      <w:r>
+        <w:t xml:space="preserve"> </w:t>
+      </w:r>
+      <w:r>
+        <w:rPr>
+          <w:rStyle w:val="VerbatimChar"/>
+        </w:rPr>
+        <w:t xml:space="preserve">term_id</w:t>
+      </w:r>
+      <w:r>
+        <w:t xml:space="preserve">,</w:t>
+      </w:r>
+      <w:r>
+        <w:t xml:space="preserve"> </w:t>
+      </w:r>
+      <w:r>
+        <w:rPr>
+          <w:rStyle w:val="VerbatimChar"/>
+        </w:rPr>
+        <w:t xml:space="preserve">object_id</w:t>
+      </w:r>
+      <w:r>
+        <w:t xml:space="preserve">, etc.</w:t>
+      </w:r>
+      <w:r>
+        <w:t xml:space="preserve"> </w:t>
+      </w:r>
+      <w:r>
+        <w:t xml:space="preserve">- Old source IDs are mapped to new target IDs</w:t>
+      </w:r>
+      <w:r>
+        <w:t xml:space="preserve"> </w:t>
+      </w:r>
+      <w:r>
+        <w:t xml:space="preserve">- The complete ID mapping is saved in the import record for auditing</w:t>
+      </w:r>
+    </w:p>
+    <w:bookmarkEnd w:id="34"/>
+    <w:bookmarkStart w:id="35" w:name="user-import-notes"/>
+    <w:p>
+      <w:pPr>
+        <w:pStyle w:val="Heading3"/>
+      </w:pPr>
+      <w:r>
+        <w:t xml:space="preserve">User Import Notes</w:t>
+      </w:r>
+    </w:p>
+    <w:p>
+      <w:pPr>
+        <w:numPr>
+          <w:ilvl w:val="0"/>
+          <w:numId w:val="1008"/>
+        </w:numPr>
+        <w:pStyle w:val="Compact"/>
+      </w:pPr>
+      <w:r>
+        <w:t xml:space="preserve">Passwords are</w:t>
+      </w:r>
+      <w:r>
+        <w:t xml:space="preserve"> </w:t>
+      </w:r>
+      <w:r>
+        <w:rPr>
+          <w:bCs/>
+          <w:b/>
+        </w:rPr>
+        <w:t xml:space="preserve">never</w:t>
+      </w:r>
+      <w:r>
+        <w:t xml:space="preserve"> </w:t>
+      </w:r>
+      <w:r>
+        <w:t xml:space="preserve">exported or imported — imported users receive random temporary passwords</w:t>
+      </w:r>
+    </w:p>
+    <w:p>
+      <w:pPr>
+        <w:numPr>
+          <w:ilvl w:val="0"/>
+          <w:numId w:val="1008"/>
+        </w:numPr>
+        <w:pStyle w:val="Compact"/>
+      </w:pPr>
+      <w:r>
+        <w:t xml:space="preserve">Imported users must reset their passwords on first login</w:t>
+      </w:r>
+    </w:p>
+    <w:p>
+      <w:pPr>
+        <w:numPr>
+          <w:ilvl w:val="0"/>
+          <w:numId w:val="1008"/>
+        </w:numPr>
+        <w:pStyle w:val="Compact"/>
+      </w:pPr>
+      <w:r>
+        <w:t xml:space="preserve">ACL group memberships and permissions are preserved</w:t>
       </w:r>
     </w:p>
     <w:p>
@@ -2191,14 +2014,312 @@
         </w:pict>
       </w:r>
     </w:p>
+    <w:bookmarkEnd w:id="35"/>
+    <w:bookmarkEnd w:id="36"/>
+    <w:bookmarkStart w:id="41" w:name="admin-ui-export-wizard"/>
+    <w:p>
+      <w:pPr>
+        <w:pStyle w:val="Heading2"/>
+      </w:pPr>
+      <w:r>
+        <w:t xml:space="preserve">Admin UI — Export Wizard</w:t>
+      </w:r>
+    </w:p>
+    <w:p>
+      <w:pPr>
+        <w:pStyle w:val="FirstParagraph"/>
+      </w:pPr>
+      <w:r>
+        <w:t xml:space="preserve">Navigate to</w:t>
+      </w:r>
+      <w:r>
+        <w:t xml:space="preserve"> </w:t>
+      </w:r>
+      <w:r>
+        <w:rPr>
+          <w:bCs/>
+          <w:b/>
+        </w:rPr>
+        <w:t xml:space="preserve">Admin &gt; Portable Export</w:t>
+      </w:r>
+      <w:r>
+        <w:t xml:space="preserve"> </w:t>
+      </w:r>
+      <w:r>
+        <w:t xml:space="preserve">(or</w:t>
+      </w:r>
+      <w:r>
+        <w:t xml:space="preserve"> </w:t>
+      </w:r>
+      <w:r>
+        <w:rPr>
+          <w:rStyle w:val="VerbatimChar"/>
+        </w:rPr>
+        <w:t xml:space="preserve">/portable-export</w:t>
+      </w:r>
+      <w:r>
+        <w:t xml:space="preserve">).</w:t>
+      </w:r>
+    </w:p>
+    <w:bookmarkStart w:id="37" w:name="step-1-scope"/>
+    <w:p>
+      <w:pPr>
+        <w:pStyle w:val="Heading3"/>
+      </w:pPr>
+      <w:r>
+        <w:t xml:space="preserve">Step 1: Scope</w:t>
+      </w:r>
+    </w:p>
+    <w:p>
+      <w:pPr>
+        <w:pStyle w:val="FirstParagraph"/>
+      </w:pPr>
+      <w:r>
+        <w:t xml:space="preserve">Select what to export:</w:t>
+      </w:r>
+      <w:r>
+        <w:t xml:space="preserve"> </w:t>
+      </w:r>
+      <w:r>
+        <w:t xml:space="preserve">-</w:t>
+      </w:r>
+      <w:r>
+        <w:t xml:space="preserve"> </w:t>
+      </w:r>
+      <w:r>
+        <w:rPr>
+          <w:bCs/>
+          <w:b/>
+        </w:rPr>
+        <w:t xml:space="preserve">Entire Catalogue</w:t>
+      </w:r>
+      <w:r>
+        <w:t xml:space="preserve"> </w:t>
+      </w:r>
+      <w:r>
+        <w:t xml:space="preserve">— Exports everything</w:t>
+      </w:r>
+      <w:r>
+        <w:t xml:space="preserve"> </w:t>
+      </w:r>
+      <w:r>
+        <w:t xml:space="preserve">-</w:t>
+      </w:r>
+      <w:r>
+        <w:t xml:space="preserve"> </w:t>
+      </w:r>
+      <w:r>
+        <w:rPr>
+          <w:bCs/>
+          <w:b/>
+        </w:rPr>
+        <w:t xml:space="preserve">Fonds/Collection</w:t>
+      </w:r>
+      <w:r>
+        <w:t xml:space="preserve"> </w:t>
+      </w:r>
+      <w:r>
+        <w:t xml:space="preserve">— Type to search and select a specific fonds</w:t>
+      </w:r>
+      <w:r>
+        <w:t xml:space="preserve"> </w:t>
+      </w:r>
+      <w:r>
+        <w:t xml:space="preserve">-</w:t>
+      </w:r>
+      <w:r>
+        <w:t xml:space="preserve"> </w:t>
+      </w:r>
+      <w:r>
+        <w:rPr>
+          <w:bCs/>
+          <w:b/>
+        </w:rPr>
+        <w:t xml:space="preserve">Repository</w:t>
+      </w:r>
+      <w:r>
+        <w:t xml:space="preserve"> </w:t>
+      </w:r>
+      <w:r>
+        <w:t xml:space="preserve">— Select from dropdown</w:t>
+      </w:r>
+    </w:p>
+    <w:bookmarkEnd w:id="37"/>
+    <w:bookmarkStart w:id="38" w:name="step-2-content"/>
+    <w:p>
+      <w:pPr>
+        <w:pStyle w:val="Heading3"/>
+      </w:pPr>
+      <w:r>
+        <w:t xml:space="preserve">Step 2: Content</w:t>
+      </w:r>
+    </w:p>
+    <w:p>
+      <w:pPr>
+        <w:pStyle w:val="FirstParagraph"/>
+      </w:pPr>
+      <w:r>
+        <w:t xml:space="preserve">Choose the export type:</w:t>
+      </w:r>
+      <w:r>
+        <w:t xml:space="preserve"> </w:t>
+      </w:r>
+      <w:r>
+        <w:t xml:space="preserve">-</w:t>
+      </w:r>
+      <w:r>
+        <w:t xml:space="preserve"> </w:t>
+      </w:r>
+      <w:r>
+        <w:rPr>
+          <w:bCs/>
+          <w:b/>
+        </w:rPr>
+        <w:t xml:space="preserve">Viewer Export</w:t>
+      </w:r>
+      <w:r>
+        <w:t xml:space="preserve"> </w:t>
+      </w:r>
+      <w:r>
+        <w:t xml:space="preserve">— HTML viewer with digital objects (thumbnails, references, masters)</w:t>
+      </w:r>
+      <w:r>
+        <w:t xml:space="preserve"> </w:t>
+      </w:r>
+      <w:r>
+        <w:t xml:space="preserve">-</w:t>
+      </w:r>
+      <w:r>
+        <w:t xml:space="preserve"> </w:t>
+      </w:r>
+      <w:r>
+        <w:rPr>
+          <w:bCs/>
+          <w:b/>
+        </w:rPr>
+        <w:t xml:space="preserve">Editable Export</w:t>
+      </w:r>
+      <w:r>
+        <w:t xml:space="preserve"> </w:t>
+      </w:r>
+      <w:r>
+        <w:t xml:space="preserve">— Viewer with note-taking capability</w:t>
+      </w:r>
+      <w:r>
+        <w:t xml:space="preserve"> </w:t>
+      </w:r>
+      <w:r>
+        <w:t xml:space="preserve">-</w:t>
+      </w:r>
+      <w:r>
+        <w:t xml:space="preserve"> </w:t>
+      </w:r>
+      <w:r>
+        <w:rPr>
+          <w:bCs/>
+          <w:b/>
+        </w:rPr>
+        <w:t xml:space="preserve">Archive Export</w:t>
+      </w:r>
+      <w:r>
+        <w:t xml:space="preserve"> </w:t>
+      </w:r>
+      <w:r>
+        <w:t xml:space="preserve">— Structured JSON with 15 entity types</w:t>
+      </w:r>
+    </w:p>
+    <w:p>
+      <w:pPr>
+        <w:pStyle w:val="BodyText"/>
+      </w:pPr>
+      <w:r>
+        <w:t xml:space="preserve">For archive mode, select which entity types to include and optionally run a dry-run estimate.</w:t>
+      </w:r>
+    </w:p>
+    <w:bookmarkEnd w:id="38"/>
+    <w:bookmarkStart w:id="39" w:name="step-3-configure"/>
+    <w:p>
+      <w:pPr>
+        <w:pStyle w:val="Heading3"/>
+      </w:pPr>
+      <w:r>
+        <w:t xml:space="preserve">Step 3: Configure</w:t>
+      </w:r>
+    </w:p>
+    <w:p>
+      <w:pPr>
+        <w:numPr>
+          <w:ilvl w:val="0"/>
+          <w:numId w:val="1009"/>
+        </w:numPr>
+        <w:pStyle w:val="Compact"/>
+      </w:pPr>
+      <w:r>
+        <w:rPr>
+          <w:bCs/>
+          <w:b/>
+        </w:rPr>
+        <w:t xml:space="preserve">Title</w:t>
+      </w:r>
+      <w:r>
+        <w:t xml:space="preserve"> </w:t>
+      </w:r>
+      <w:r>
+        <w:t xml:space="preserve">— Name for the export package</w:t>
+      </w:r>
+    </w:p>
+    <w:p>
+      <w:pPr>
+        <w:numPr>
+          <w:ilvl w:val="0"/>
+          <w:numId w:val="1009"/>
+        </w:numPr>
+        <w:pStyle w:val="Compact"/>
+      </w:pPr>
+      <w:r>
+        <w:rPr>
+          <w:bCs/>
+          <w:b/>
+        </w:rPr>
+        <w:t xml:space="preserve">Language</w:t>
+      </w:r>
+      <w:r>
+        <w:t xml:space="preserve"> </w:t>
+      </w:r>
+      <w:r>
+        <w:t xml:space="preserve">— Primary culture for i18n text</w:t>
+      </w:r>
+    </w:p>
+    <w:p>
+      <w:pPr>
+        <w:numPr>
+          <w:ilvl w:val="0"/>
+          <w:numId w:val="1009"/>
+        </w:numPr>
+        <w:pStyle w:val="Compact"/>
+      </w:pPr>
+      <w:r>
+        <w:rPr>
+          <w:bCs/>
+          <w:b/>
+        </w:rPr>
+        <w:t xml:space="preserve">Branding</w:t>
+      </w:r>
+      <w:r>
+        <w:t xml:space="preserve"> </w:t>
+      </w:r>
+      <w:r>
+        <w:t xml:space="preserve">— Optional title, subtitle, footer (viewer mode)</w:t>
+      </w:r>
+    </w:p>
     <w:bookmarkEnd w:id="39"/>
-    <w:bookmarkStart w:id="40" w:name="export-verification"/>
-    <w:p>
-      <w:pPr>
-        <w:pStyle w:val="Heading2"/>
-      </w:pPr>
-      <w:r>
-        <w:t xml:space="preserve">Export Verification</w:t>
+    <w:bookmarkStart w:id="40" w:name="step-4-generate"/>
+    <w:p>
+      <w:pPr>
+        <w:pStyle w:val="Heading3"/>
+      </w:pPr>
+      <w:r>
+        <w:t xml:space="preserve">Step 4: Generate</w:t>
       </w:r>
     </w:p>
     <w:p>
@@ -2206,113 +2327,20 @@
         <w:pStyle w:val="FirstParagraph"/>
       </w:pPr>
       <w:r>
-        <w:t xml:space="preserve">Archive exports include</w:t>
-      </w:r>
-      <w:r>
-        <w:t xml:space="preserve"> </w:t>
-      </w:r>
-      <w:r>
-        <w:rPr>
-          <w:rStyle w:val="VerbatimChar"/>
-        </w:rPr>
-        <w:t xml:space="preserve">manifest.json</w:t>
-      </w:r>
-      <w:r>
-        <w:t xml:space="preserve"> </w:t>
-      </w:r>
-      <w:r>
-        <w:t xml:space="preserve">with SHA-256 checksums for every file. Use the</w:t>
-      </w:r>
-      <w:r>
-        <w:t xml:space="preserve"> </w:t>
-      </w:r>
-      <w:r>
-        <w:rPr>
-          <w:rStyle w:val="VerbatimChar"/>
-        </w:rPr>
-        <w:t xml:space="preserve">portable:verify</w:t>
-      </w:r>
-      <w:r>
-        <w:t xml:space="preserve"> </w:t>
-      </w:r>
-      <w:r>
-        <w:t xml:space="preserve">CLI command to validate integrity after transfer:</w:t>
-      </w:r>
-    </w:p>
-    <w:p>
-      <w:pPr>
-        <w:pStyle w:val="SourceCode"/>
-      </w:pPr>
-      <w:r>
-        <w:rPr>
-          <w:rStyle w:val="ExtensionTok"/>
-        </w:rPr>
-        <w:t xml:space="preserve">php</w:t>
-      </w:r>
-      <w:r>
-        <w:rPr>
-          <w:rStyle w:val="NormalTok"/>
-        </w:rPr>
-        <w:t xml:space="preserve"> symfony portable:verify </w:t>
-      </w:r>
-      <w:r>
-        <w:rPr>
-          <w:rStyle w:val="AttributeTok"/>
-        </w:rPr>
-        <w:t xml:space="preserve">--path</w:t>
-      </w:r>
-      <w:r>
-        <w:rPr>
-          <w:rStyle w:val="OperatorTok"/>
-        </w:rPr>
-        <w:t xml:space="preserve">=</w:t>
-      </w:r>
-      <w:r>
-        <w:rPr>
-          <w:rStyle w:val="NormalTok"/>
-        </w:rPr>
-        <w:t xml:space="preserve">/media/usb/archive-export.zip</w:t>
-      </w:r>
-    </w:p>
-    <w:p>
-      <w:pPr>
-        <w:pStyle w:val="FirstParagraph"/>
-      </w:pPr>
-      <w:r>
-        <w:t xml:space="preserve">The command:</w:t>
-      </w:r>
-      <w:r>
-        <w:t xml:space="preserve"> </w:t>
-      </w:r>
-      <w:r>
-        <w:t xml:space="preserve">1. Extracts the ZIP (if needed)</w:t>
-      </w:r>
-      <w:r>
-        <w:t xml:space="preserve"> </w:t>
-      </w:r>
-      <w:r>
-        <w:t xml:space="preserve">2. Reads</w:t>
-      </w:r>
-      <w:r>
-        <w:t xml:space="preserve"> </w:t>
-      </w:r>
-      <w:r>
-        <w:rPr>
-          <w:rStyle w:val="VerbatimChar"/>
-        </w:rPr>
-        <w:t xml:space="preserve">manifest.json</w:t>
-      </w:r>
-      <w:r>
-        <w:t xml:space="preserve"> </w:t>
-      </w:r>
-      <w:r>
-        <w:t xml:space="preserve">3. Computes SHA-256 for each listed file</w:t>
-      </w:r>
-      <w:r>
-        <w:t xml:space="preserve"> </w:t>
-      </w:r>
-      <w:r>
-        <w:t xml:space="preserve">4. Reports matches, mismatches, and missing files</w:t>
+        <w:t xml:space="preserve">Review all settings and click</w:t>
+      </w:r>
+      <w:r>
+        <w:t xml:space="preserve"> </w:t>
+      </w:r>
+      <w:r>
+        <w:rPr>
+          <w:bCs/>
+          <w:b/>
+        </w:rPr>
+        <w:t xml:space="preserve">Start Export</w:t>
+      </w:r>
+      <w:r>
+        <w:t xml:space="preserve">. Progress is displayed in real-time.</w:t>
       </w:r>
     </w:p>
     <w:p>
@@ -2323,7 +2351,1506 @@
       </w:r>
     </w:p>
     <w:bookmarkEnd w:id="40"/>
-    <w:bookmarkStart w:id="41" w:name="settings"/>
+    <w:bookmarkEnd w:id="41"/>
+    <w:bookmarkStart w:id="45" w:name="admin-ui-import-wizard"/>
+    <w:p>
+      <w:pPr>
+        <w:pStyle w:val="Heading2"/>
+      </w:pPr>
+      <w:r>
+        <w:t xml:space="preserve">Admin UI — Import Wizard</w:t>
+      </w:r>
+    </w:p>
+    <w:p>
+      <w:pPr>
+        <w:pStyle w:val="FirstParagraph"/>
+      </w:pPr>
+      <w:r>
+        <w:t xml:space="preserve">Navigate to</w:t>
+      </w:r>
+      <w:r>
+        <w:t xml:space="preserve"> </w:t>
+      </w:r>
+      <w:r>
+        <w:rPr>
+          <w:rStyle w:val="VerbatimChar"/>
+        </w:rPr>
+        <w:t xml:space="preserve">/portable-export/import</w:t>
+      </w:r>
+      <w:r>
+        <w:t xml:space="preserve"> </w:t>
+      </w:r>
+      <w:r>
+        <w:t xml:space="preserve">(or click</w:t>
+      </w:r>
+      <w:r>
+        <w:t xml:space="preserve"> </w:t>
+      </w:r>
+      <w:r>
+        <w:t xml:space="preserve">“</w:t>
+      </w:r>
+      <w:r>
+        <w:t xml:space="preserve">Import Archive</w:t>
+      </w:r>
+      <w:r>
+        <w:t xml:space="preserve">”</w:t>
+      </w:r>
+      <w:r>
+        <w:t xml:space="preserve"> </w:t>
+      </w:r>
+      <w:r>
+        <w:t xml:space="preserve">on the export page).</w:t>
+      </w:r>
+    </w:p>
+    <w:bookmarkStart w:id="42" w:name="step-1-upload"/>
+    <w:p>
+      <w:pPr>
+        <w:pStyle w:val="Heading3"/>
+      </w:pPr>
+      <w:r>
+        <w:t xml:space="preserve">Step 1: Upload</w:t>
+      </w:r>
+    </w:p>
+    <w:p>
+      <w:pPr>
+        <w:numPr>
+          <w:ilvl w:val="0"/>
+          <w:numId w:val="1010"/>
+        </w:numPr>
+        <w:pStyle w:val="Compact"/>
+      </w:pPr>
+      <w:r>
+        <w:rPr>
+          <w:bCs/>
+          <w:b/>
+        </w:rPr>
+        <w:t xml:space="preserve">Upload File</w:t>
+      </w:r>
+      <w:r>
+        <w:t xml:space="preserve"> </w:t>
+      </w:r>
+      <w:r>
+        <w:t xml:space="preserve">— Select a ZIP file from your computer</w:t>
+      </w:r>
+    </w:p>
+    <w:p>
+      <w:pPr>
+        <w:numPr>
+          <w:ilvl w:val="0"/>
+          <w:numId w:val="1010"/>
+        </w:numPr>
+        <w:pStyle w:val="Compact"/>
+      </w:pPr>
+      <w:r>
+        <w:rPr>
+          <w:bCs/>
+          <w:b/>
+        </w:rPr>
+        <w:t xml:space="preserve">Server Path</w:t>
+      </w:r>
+      <w:r>
+        <w:t xml:space="preserve"> </w:t>
+      </w:r>
+      <w:r>
+        <w:t xml:space="preserve">— Enter a path to a ZIP or extracted directory on the server</w:t>
+      </w:r>
+    </w:p>
+    <w:p>
+      <w:pPr>
+        <w:pStyle w:val="FirstParagraph"/>
+      </w:pPr>
+      <w:r>
+        <w:t xml:space="preserve">Click</w:t>
+      </w:r>
+      <w:r>
+        <w:t xml:space="preserve"> </w:t>
+      </w:r>
+      <w:r>
+        <w:rPr>
+          <w:bCs/>
+          <w:b/>
+        </w:rPr>
+        <w:t xml:space="preserve">Validate Archive</w:t>
+      </w:r>
+      <w:r>
+        <w:t xml:space="preserve"> </w:t>
+      </w:r>
+      <w:r>
+        <w:t xml:space="preserve">to check structure, checksums, and entity counts.</w:t>
+      </w:r>
+    </w:p>
+    <w:bookmarkEnd w:id="42"/>
+    <w:bookmarkStart w:id="43" w:name="step-2-configure"/>
+    <w:p>
+      <w:pPr>
+        <w:pStyle w:val="Heading3"/>
+      </w:pPr>
+      <w:r>
+        <w:t xml:space="preserve">Step 2: Configure</w:t>
+      </w:r>
+    </w:p>
+    <w:p>
+      <w:pPr>
+        <w:numPr>
+          <w:ilvl w:val="0"/>
+          <w:numId w:val="1011"/>
+        </w:numPr>
+        <w:pStyle w:val="Compact"/>
+      </w:pPr>
+      <w:r>
+        <w:rPr>
+          <w:bCs/>
+          <w:b/>
+        </w:rPr>
+        <w:t xml:space="preserve">Import Title</w:t>
+      </w:r>
+      <w:r>
+        <w:t xml:space="preserve"> </w:t>
+      </w:r>
+      <w:r>
+        <w:t xml:space="preserve">— Label for this import job</w:t>
+      </w:r>
+    </w:p>
+    <w:p>
+      <w:pPr>
+        <w:numPr>
+          <w:ilvl w:val="0"/>
+          <w:numId w:val="1011"/>
+        </w:numPr>
+        <w:pStyle w:val="Compact"/>
+      </w:pPr>
+      <w:r>
+        <w:rPr>
+          <w:bCs/>
+          <w:b/>
+        </w:rPr>
+        <w:t xml:space="preserve">Import Mode</w:t>
+      </w:r>
+      <w:r>
+        <w:t xml:space="preserve"> </w:t>
+      </w:r>
+      <w:r>
+        <w:t xml:space="preserve">— Merge (default), Dry Run, or Replace</w:t>
+      </w:r>
+    </w:p>
+    <w:p>
+      <w:pPr>
+        <w:numPr>
+          <w:ilvl w:val="0"/>
+          <w:numId w:val="1011"/>
+        </w:numPr>
+        <w:pStyle w:val="Compact"/>
+      </w:pPr>
+      <w:r>
+        <w:rPr>
+          <w:bCs/>
+          <w:b/>
+        </w:rPr>
+        <w:t xml:space="preserve">Entity Types</w:t>
+      </w:r>
+      <w:r>
+        <w:t xml:space="preserve"> </w:t>
+      </w:r>
+      <w:r>
+        <w:t xml:space="preserve">— Select which types to import (all available types shown with counts)</w:t>
+      </w:r>
+    </w:p>
+    <w:bookmarkEnd w:id="43"/>
+    <w:bookmarkStart w:id="44" w:name="step-3-import"/>
+    <w:p>
+      <w:pPr>
+        <w:pStyle w:val="Heading3"/>
+      </w:pPr>
+      <w:r>
+        <w:t xml:space="preserve">Step 3: Import</w:t>
+      </w:r>
+    </w:p>
+    <w:p>
+      <w:pPr>
+        <w:numPr>
+          <w:ilvl w:val="0"/>
+          <w:numId w:val="1012"/>
+        </w:numPr>
+        <w:pStyle w:val="Compact"/>
+      </w:pPr>
+      <w:r>
+        <w:t xml:space="preserve">Real-time progress bar with imported/skipped/error counters</w:t>
+      </w:r>
+    </w:p>
+    <w:p>
+      <w:pPr>
+        <w:numPr>
+          <w:ilvl w:val="0"/>
+          <w:numId w:val="1012"/>
+        </w:numPr>
+        <w:pStyle w:val="Compact"/>
+      </w:pPr>
+      <w:r>
+        <w:t xml:space="preserve">Completion summary with error log (if any)</w:t>
+      </w:r>
+    </w:p>
+    <w:p>
+      <w:r>
+        <w:pict>
+          <v:rect style="width:0;height:1.5pt" o:hralign="center" o:hrstd="t" o:hr="t"/>
+        </w:pict>
+      </w:r>
+    </w:p>
+    <w:bookmarkEnd w:id="44"/>
+    <w:bookmarkEnd w:id="45"/>
+    <w:bookmarkStart w:id="50" w:name="cli-commands"/>
+    <w:p>
+      <w:pPr>
+        <w:pStyle w:val="Heading2"/>
+      </w:pPr>
+      <w:r>
+        <w:t xml:space="preserve">CLI Commands</w:t>
+      </w:r>
+    </w:p>
+    <w:bookmarkStart w:id="46" w:name="generate-export"/>
+    <w:p>
+      <w:pPr>
+        <w:pStyle w:val="Heading3"/>
+      </w:pPr>
+      <w:r>
+        <w:t xml:space="preserve">Generate Export</w:t>
+      </w:r>
+    </w:p>
+    <w:p>
+      <w:pPr>
+        <w:pStyle w:val="SourceCode"/>
+      </w:pPr>
+      <w:r>
+        <w:rPr>
+          <w:rStyle w:val="CommentTok"/>
+        </w:rPr>
+        <w:t xml:space="preserve"># Viewer export (read-only)</w:t>
+      </w:r>
+      <w:r>
+        <w:br/>
+      </w:r>
+      <w:r>
+        <w:rPr>
+          <w:rStyle w:val="ExtensionTok"/>
+        </w:rPr>
+        <w:t xml:space="preserve">php</w:t>
+      </w:r>
+      <w:r>
+        <w:rPr>
+          <w:rStyle w:val="NormalTok"/>
+        </w:rPr>
+        <w:t xml:space="preserve"> symfony portable:export </w:t>
+      </w:r>
+      <w:r>
+        <w:rPr>
+          <w:rStyle w:val="AttributeTok"/>
+        </w:rPr>
+        <w:t xml:space="preserve">--scope</w:t>
+      </w:r>
+      <w:r>
+        <w:rPr>
+          <w:rStyle w:val="OperatorTok"/>
+        </w:rPr>
+        <w:t xml:space="preserve">=</w:t>
+      </w:r>
+      <w:r>
+        <w:rPr>
+          <w:rStyle w:val="NormalTok"/>
+        </w:rPr>
+        <w:t xml:space="preserve">all </w:t>
+      </w:r>
+      <w:r>
+        <w:rPr>
+          <w:rStyle w:val="AttributeTok"/>
+        </w:rPr>
+        <w:t xml:space="preserve">--zip</w:t>
+      </w:r>
+      <w:r>
+        <w:br/>
+      </w:r>
+      <w:r>
+        <w:br/>
+      </w:r>
+      <w:r>
+        <w:rPr>
+          <w:rStyle w:val="CommentTok"/>
+        </w:rPr>
+        <w:t xml:space="preserve"># Viewer export for specific fonds</w:t>
+      </w:r>
+      <w:r>
+        <w:br/>
+      </w:r>
+      <w:r>
+        <w:rPr>
+          <w:rStyle w:val="ExtensionTok"/>
+        </w:rPr>
+        <w:t xml:space="preserve">php</w:t>
+      </w:r>
+      <w:r>
+        <w:rPr>
+          <w:rStyle w:val="NormalTok"/>
+        </w:rPr>
+        <w:t xml:space="preserve"> symfony portable:export </w:t>
+      </w:r>
+      <w:r>
+        <w:rPr>
+          <w:rStyle w:val="AttributeTok"/>
+        </w:rPr>
+        <w:t xml:space="preserve">--scope</w:t>
+      </w:r>
+      <w:r>
+        <w:rPr>
+          <w:rStyle w:val="OperatorTok"/>
+        </w:rPr>
+        <w:t xml:space="preserve">=</w:t>
+      </w:r>
+      <w:r>
+        <w:rPr>
+          <w:rStyle w:val="NormalTok"/>
+        </w:rPr>
+        <w:t xml:space="preserve">fonds </w:t>
+      </w:r>
+      <w:r>
+        <w:rPr>
+          <w:rStyle w:val="AttributeTok"/>
+        </w:rPr>
+        <w:t xml:space="preserve">--slug</w:t>
+      </w:r>
+      <w:r>
+        <w:rPr>
+          <w:rStyle w:val="OperatorTok"/>
+        </w:rPr>
+        <w:t xml:space="preserve">=</w:t>
+      </w:r>
+      <w:r>
+        <w:rPr>
+          <w:rStyle w:val="NormalTok"/>
+        </w:rPr>
+        <w:t xml:space="preserve">my-fonds </w:t>
+      </w:r>
+      <w:r>
+        <w:rPr>
+          <w:rStyle w:val="AttributeTok"/>
+        </w:rPr>
+        <w:t xml:space="preserve">--zip</w:t>
+      </w:r>
+      <w:r>
+        <w:br/>
+      </w:r>
+      <w:r>
+        <w:br/>
+      </w:r>
+      <w:r>
+        <w:rPr>
+          <w:rStyle w:val="CommentTok"/>
+        </w:rPr>
+        <w:t xml:space="preserve"># Archive export (full system, all 15 entity types)</w:t>
+      </w:r>
+      <w:r>
+        <w:br/>
+      </w:r>
+      <w:r>
+        <w:rPr>
+          <w:rStyle w:val="ExtensionTok"/>
+        </w:rPr>
+        <w:t xml:space="preserve">php</w:t>
+      </w:r>
+      <w:r>
+        <w:rPr>
+          <w:rStyle w:val="NormalTok"/>
+        </w:rPr>
+        <w:t xml:space="preserve"> symfony portable:export </w:t>
+      </w:r>
+      <w:r>
+        <w:rPr>
+          <w:rStyle w:val="AttributeTok"/>
+        </w:rPr>
+        <w:t xml:space="preserve">--scope</w:t>
+      </w:r>
+      <w:r>
+        <w:rPr>
+          <w:rStyle w:val="OperatorTok"/>
+        </w:rPr>
+        <w:t xml:space="preserve">=</w:t>
+      </w:r>
+      <w:r>
+        <w:rPr>
+          <w:rStyle w:val="NormalTok"/>
+        </w:rPr>
+        <w:t xml:space="preserve">all </w:t>
+      </w:r>
+      <w:r>
+        <w:rPr>
+          <w:rStyle w:val="AttributeTok"/>
+        </w:rPr>
+        <w:t xml:space="preserve">--mode</w:t>
+      </w:r>
+      <w:r>
+        <w:rPr>
+          <w:rStyle w:val="OperatorTok"/>
+        </w:rPr>
+        <w:t xml:space="preserve">=</w:t>
+      </w:r>
+      <w:r>
+        <w:rPr>
+          <w:rStyle w:val="NormalTok"/>
+        </w:rPr>
+        <w:t xml:space="preserve">archive </w:t>
+      </w:r>
+      <w:r>
+        <w:rPr>
+          <w:rStyle w:val="AttributeTok"/>
+        </w:rPr>
+        <w:t xml:space="preserve">--zip</w:t>
+      </w:r>
+      <w:r>
+        <w:br/>
+      </w:r>
+      <w:r>
+        <w:br/>
+      </w:r>
+      <w:r>
+        <w:rPr>
+          <w:rStyle w:val="CommentTok"/>
+        </w:rPr>
+        <w:t xml:space="preserve"># Archive export for specific repository</w:t>
+      </w:r>
+      <w:r>
+        <w:br/>
+      </w:r>
+      <w:r>
+        <w:rPr>
+          <w:rStyle w:val="ExtensionTok"/>
+        </w:rPr>
+        <w:t xml:space="preserve">php</w:t>
+      </w:r>
+      <w:r>
+        <w:rPr>
+          <w:rStyle w:val="NormalTok"/>
+        </w:rPr>
+        <w:t xml:space="preserve"> symfony portable:export </w:t>
+      </w:r>
+      <w:r>
+        <w:rPr>
+          <w:rStyle w:val="AttributeTok"/>
+        </w:rPr>
+        <w:t xml:space="preserve">--scope</w:t>
+      </w:r>
+      <w:r>
+        <w:rPr>
+          <w:rStyle w:val="OperatorTok"/>
+        </w:rPr>
+        <w:t xml:space="preserve">=</w:t>
+      </w:r>
+      <w:r>
+        <w:rPr>
+          <w:rStyle w:val="NormalTok"/>
+        </w:rPr>
+        <w:t xml:space="preserve">repository </w:t>
+      </w:r>
+      <w:r>
+        <w:rPr>
+          <w:rStyle w:val="AttributeTok"/>
+        </w:rPr>
+        <w:t xml:space="preserve">--repository-id</w:t>
+      </w:r>
+      <w:r>
+        <w:rPr>
+          <w:rStyle w:val="OperatorTok"/>
+        </w:rPr>
+        <w:t xml:space="preserve">=</w:t>
+      </w:r>
+      <w:r>
+        <w:rPr>
+          <w:rStyle w:val="NormalTok"/>
+        </w:rPr>
+        <w:t xml:space="preserve">5 </w:t>
+      </w:r>
+      <w:r>
+        <w:rPr>
+          <w:rStyle w:val="AttributeTok"/>
+        </w:rPr>
+        <w:t xml:space="preserve">--mode</w:t>
+      </w:r>
+      <w:r>
+        <w:rPr>
+          <w:rStyle w:val="OperatorTok"/>
+        </w:rPr>
+        <w:t xml:space="preserve">=</w:t>
+      </w:r>
+      <w:r>
+        <w:rPr>
+          <w:rStyle w:val="NormalTok"/>
+        </w:rPr>
+        <w:t xml:space="preserve">archive</w:t>
+      </w:r>
+      <w:r>
+        <w:br/>
+      </w:r>
+      <w:r>
+        <w:br/>
+      </w:r>
+      <w:r>
+        <w:rPr>
+          <w:rStyle w:val="CommentTok"/>
+        </w:rPr>
+        <w:t xml:space="preserve"># Skip digital objects (metadata only)</w:t>
+      </w:r>
+      <w:r>
+        <w:br/>
+      </w:r>
+      <w:r>
+        <w:rPr>
+          <w:rStyle w:val="ExtensionTok"/>
+        </w:rPr>
+        <w:t xml:space="preserve">php</w:t>
+      </w:r>
+      <w:r>
+        <w:rPr>
+          <w:rStyle w:val="NormalTok"/>
+        </w:rPr>
+        <w:t xml:space="preserve"> symfony portable:export </w:t>
+      </w:r>
+      <w:r>
+        <w:rPr>
+          <w:rStyle w:val="AttributeTok"/>
+        </w:rPr>
+        <w:t xml:space="preserve">--scope</w:t>
+      </w:r>
+      <w:r>
+        <w:rPr>
+          <w:rStyle w:val="OperatorTok"/>
+        </w:rPr>
+        <w:t xml:space="preserve">=</w:t>
+      </w:r>
+      <w:r>
+        <w:rPr>
+          <w:rStyle w:val="NormalTok"/>
+        </w:rPr>
+        <w:t xml:space="preserve">all </w:t>
+      </w:r>
+      <w:r>
+        <w:rPr>
+          <w:rStyle w:val="AttributeTok"/>
+        </w:rPr>
+        <w:t xml:space="preserve">--mode</w:t>
+      </w:r>
+      <w:r>
+        <w:rPr>
+          <w:rStyle w:val="OperatorTok"/>
+        </w:rPr>
+        <w:t xml:space="preserve">=</w:t>
+      </w:r>
+      <w:r>
+        <w:rPr>
+          <w:rStyle w:val="NormalTok"/>
+        </w:rPr>
+        <w:t xml:space="preserve">archive </w:t>
+      </w:r>
+      <w:r>
+        <w:rPr>
+          <w:rStyle w:val="AttributeTok"/>
+        </w:rPr>
+        <w:t xml:space="preserve">--no-objects</w:t>
+      </w:r>
+      <w:r>
+        <w:rPr>
+          <w:rStyle w:val="NormalTok"/>
+        </w:rPr>
+        <w:t xml:space="preserve"> </w:t>
+      </w:r>
+      <w:r>
+        <w:rPr>
+          <w:rStyle w:val="AttributeTok"/>
+        </w:rPr>
+        <w:t xml:space="preserve">--zip</w:t>
+      </w:r>
+      <w:r>
+        <w:br/>
+      </w:r>
+      <w:r>
+        <w:br/>
+      </w:r>
+      <w:r>
+        <w:rPr>
+          <w:rStyle w:val="CommentTok"/>
+        </w:rPr>
+        <w:t xml:space="preserve"># Custom output path</w:t>
+      </w:r>
+      <w:r>
+        <w:br/>
+      </w:r>
+      <w:r>
+        <w:rPr>
+          <w:rStyle w:val="ExtensionTok"/>
+        </w:rPr>
+        <w:t xml:space="preserve">php</w:t>
+      </w:r>
+      <w:r>
+        <w:rPr>
+          <w:rStyle w:val="NormalTok"/>
+        </w:rPr>
+        <w:t xml:space="preserve"> symfony portable:export </w:t>
+      </w:r>
+      <w:r>
+        <w:rPr>
+          <w:rStyle w:val="AttributeTok"/>
+        </w:rPr>
+        <w:t xml:space="preserve">--scope</w:t>
+      </w:r>
+      <w:r>
+        <w:rPr>
+          <w:rStyle w:val="OperatorTok"/>
+        </w:rPr>
+        <w:t xml:space="preserve">=</w:t>
+      </w:r>
+      <w:r>
+        <w:rPr>
+          <w:rStyle w:val="NormalTok"/>
+        </w:rPr>
+        <w:t xml:space="preserve">all </w:t>
+      </w:r>
+      <w:r>
+        <w:rPr>
+          <w:rStyle w:val="AttributeTok"/>
+        </w:rPr>
+        <w:t xml:space="preserve">--mode</w:t>
+      </w:r>
+      <w:r>
+        <w:rPr>
+          <w:rStyle w:val="OperatorTok"/>
+        </w:rPr>
+        <w:t xml:space="preserve">=</w:t>
+      </w:r>
+      <w:r>
+        <w:rPr>
+          <w:rStyle w:val="NormalTok"/>
+        </w:rPr>
+        <w:t xml:space="preserve">archive </w:t>
+      </w:r>
+      <w:r>
+        <w:rPr>
+          <w:rStyle w:val="AttributeTok"/>
+        </w:rPr>
+        <w:t xml:space="preserve">--output</w:t>
+      </w:r>
+      <w:r>
+        <w:rPr>
+          <w:rStyle w:val="OperatorTok"/>
+        </w:rPr>
+        <w:t xml:space="preserve">=</w:t>
+      </w:r>
+      <w:r>
+        <w:rPr>
+          <w:rStyle w:val="NormalTok"/>
+        </w:rPr>
+        <w:t xml:space="preserve">/tmp/archive.zip</w:t>
+      </w:r>
+      <w:r>
+        <w:br/>
+      </w:r>
+      <w:r>
+        <w:br/>
+      </w:r>
+      <w:r>
+        <w:rPr>
+          <w:rStyle w:val="CommentTok"/>
+        </w:rPr>
+        <w:t xml:space="preserve"># Process existing export job</w:t>
+      </w:r>
+      <w:r>
+        <w:br/>
+      </w:r>
+      <w:r>
+        <w:rPr>
+          <w:rStyle w:val="ExtensionTok"/>
+        </w:rPr>
+        <w:t xml:space="preserve">php</w:t>
+      </w:r>
+      <w:r>
+        <w:rPr>
+          <w:rStyle w:val="NormalTok"/>
+        </w:rPr>
+        <w:t xml:space="preserve"> symfony portable:export </w:t>
+      </w:r>
+      <w:r>
+        <w:rPr>
+          <w:rStyle w:val="AttributeTok"/>
+        </w:rPr>
+        <w:t xml:space="preserve">--export-id</w:t>
+      </w:r>
+      <w:r>
+        <w:rPr>
+          <w:rStyle w:val="OperatorTok"/>
+        </w:rPr>
+        <w:t xml:space="preserve">=</w:t>
+      </w:r>
+      <w:r>
+        <w:rPr>
+          <w:rStyle w:val="NormalTok"/>
+        </w:rPr>
+        <w:t xml:space="preserve">42</w:t>
+      </w:r>
+    </w:p>
+    <w:bookmarkEnd w:id="46"/>
+    <w:bookmarkStart w:id="47" w:name="import-archive"/>
+    <w:p>
+      <w:pPr>
+        <w:pStyle w:val="Heading3"/>
+      </w:pPr>
+      <w:r>
+        <w:t xml:space="preserve">Import Archive</w:t>
+      </w:r>
+    </w:p>
+    <w:p>
+      <w:pPr>
+        <w:pStyle w:val="SourceCode"/>
+      </w:pPr>
+      <w:r>
+        <w:rPr>
+          <w:rStyle w:val="CommentTok"/>
+        </w:rPr>
+        <w:t xml:space="preserve"># Dry run (validate without importing)</w:t>
+      </w:r>
+      <w:r>
+        <w:br/>
+      </w:r>
+      <w:r>
+        <w:rPr>
+          <w:rStyle w:val="ExtensionTok"/>
+        </w:rPr>
+        <w:t xml:space="preserve">php</w:t>
+      </w:r>
+      <w:r>
+        <w:rPr>
+          <w:rStyle w:val="NormalTok"/>
+        </w:rPr>
+        <w:t xml:space="preserve"> symfony portable:import </w:t>
+      </w:r>
+      <w:r>
+        <w:rPr>
+          <w:rStyle w:val="AttributeTok"/>
+        </w:rPr>
+        <w:t xml:space="preserve">--zip</w:t>
+      </w:r>
+      <w:r>
+        <w:rPr>
+          <w:rStyle w:val="OperatorTok"/>
+        </w:rPr>
+        <w:t xml:space="preserve">=</w:t>
+      </w:r>
+      <w:r>
+        <w:rPr>
+          <w:rStyle w:val="NormalTok"/>
+        </w:rPr>
+        <w:t xml:space="preserve">/path/to/archive.zip </w:t>
+      </w:r>
+      <w:r>
+        <w:rPr>
+          <w:rStyle w:val="AttributeTok"/>
+        </w:rPr>
+        <w:t xml:space="preserve">--mode</w:t>
+      </w:r>
+      <w:r>
+        <w:rPr>
+          <w:rStyle w:val="OperatorTok"/>
+        </w:rPr>
+        <w:t xml:space="preserve">=</w:t>
+      </w:r>
+      <w:r>
+        <w:rPr>
+          <w:rStyle w:val="NormalTok"/>
+        </w:rPr>
+        <w:t xml:space="preserve">dry_run</w:t>
+      </w:r>
+      <w:r>
+        <w:br/>
+      </w:r>
+      <w:r>
+        <w:br/>
+      </w:r>
+      <w:r>
+        <w:rPr>
+          <w:rStyle w:val="CommentTok"/>
+        </w:rPr>
+        <w:t xml:space="preserve"># Merge import (skip existing, import new)</w:t>
+      </w:r>
+      <w:r>
+        <w:br/>
+      </w:r>
+      <w:r>
+        <w:rPr>
+          <w:rStyle w:val="ExtensionTok"/>
+        </w:rPr>
+        <w:t xml:space="preserve">php</w:t>
+      </w:r>
+      <w:r>
+        <w:rPr>
+          <w:rStyle w:val="NormalTok"/>
+        </w:rPr>
+        <w:t xml:space="preserve"> symfony portable:import </w:t>
+      </w:r>
+      <w:r>
+        <w:rPr>
+          <w:rStyle w:val="AttributeTok"/>
+        </w:rPr>
+        <w:t xml:space="preserve">--zip</w:t>
+      </w:r>
+      <w:r>
+        <w:rPr>
+          <w:rStyle w:val="OperatorTok"/>
+        </w:rPr>
+        <w:t xml:space="preserve">=</w:t>
+      </w:r>
+      <w:r>
+        <w:rPr>
+          <w:rStyle w:val="NormalTok"/>
+        </w:rPr>
+        <w:t xml:space="preserve">/path/to/archive.zip </w:t>
+      </w:r>
+      <w:r>
+        <w:rPr>
+          <w:rStyle w:val="AttributeTok"/>
+        </w:rPr>
+        <w:t xml:space="preserve">--mode</w:t>
+      </w:r>
+      <w:r>
+        <w:rPr>
+          <w:rStyle w:val="OperatorTok"/>
+        </w:rPr>
+        <w:t xml:space="preserve">=</w:t>
+      </w:r>
+      <w:r>
+        <w:rPr>
+          <w:rStyle w:val="NormalTok"/>
+        </w:rPr>
+        <w:t xml:space="preserve">merge</w:t>
+      </w:r>
+      <w:r>
+        <w:br/>
+      </w:r>
+      <w:r>
+        <w:br/>
+      </w:r>
+      <w:r>
+        <w:rPr>
+          <w:rStyle w:val="CommentTok"/>
+        </w:rPr>
+        <w:t xml:space="preserve"># Replace import (clear and re-import)</w:t>
+      </w:r>
+      <w:r>
+        <w:br/>
+      </w:r>
+      <w:r>
+        <w:rPr>
+          <w:rStyle w:val="ExtensionTok"/>
+        </w:rPr>
+        <w:t xml:space="preserve">php</w:t>
+      </w:r>
+      <w:r>
+        <w:rPr>
+          <w:rStyle w:val="NormalTok"/>
+        </w:rPr>
+        <w:t xml:space="preserve"> symfony portable:import </w:t>
+      </w:r>
+      <w:r>
+        <w:rPr>
+          <w:rStyle w:val="AttributeTok"/>
+        </w:rPr>
+        <w:t xml:space="preserve">--zip</w:t>
+      </w:r>
+      <w:r>
+        <w:rPr>
+          <w:rStyle w:val="OperatorTok"/>
+        </w:rPr>
+        <w:t xml:space="preserve">=</w:t>
+      </w:r>
+      <w:r>
+        <w:rPr>
+          <w:rStyle w:val="NormalTok"/>
+        </w:rPr>
+        <w:t xml:space="preserve">/path/to/archive.zip </w:t>
+      </w:r>
+      <w:r>
+        <w:rPr>
+          <w:rStyle w:val="AttributeTok"/>
+        </w:rPr>
+        <w:t xml:space="preserve">--mode</w:t>
+      </w:r>
+      <w:r>
+        <w:rPr>
+          <w:rStyle w:val="OperatorTok"/>
+        </w:rPr>
+        <w:t xml:space="preserve">=</w:t>
+      </w:r>
+      <w:r>
+        <w:rPr>
+          <w:rStyle w:val="NormalTok"/>
+        </w:rPr>
+        <w:t xml:space="preserve">replace</w:t>
+      </w:r>
+      <w:r>
+        <w:br/>
+      </w:r>
+      <w:r>
+        <w:br/>
+      </w:r>
+      <w:r>
+        <w:rPr>
+          <w:rStyle w:val="CommentTok"/>
+        </w:rPr>
+        <w:t xml:space="preserve"># Import specific entity types only</w:t>
+      </w:r>
+      <w:r>
+        <w:br/>
+      </w:r>
+      <w:r>
+        <w:rPr>
+          <w:rStyle w:val="ExtensionTok"/>
+        </w:rPr>
+        <w:t xml:space="preserve">php</w:t>
+      </w:r>
+      <w:r>
+        <w:rPr>
+          <w:rStyle w:val="NormalTok"/>
+        </w:rPr>
+        <w:t xml:space="preserve"> symfony portable:import </w:t>
+      </w:r>
+      <w:r>
+        <w:rPr>
+          <w:rStyle w:val="AttributeTok"/>
+        </w:rPr>
+        <w:t xml:space="preserve">--zip</w:t>
+      </w:r>
+      <w:r>
+        <w:rPr>
+          <w:rStyle w:val="OperatorTok"/>
+        </w:rPr>
+        <w:t xml:space="preserve">=</w:t>
+      </w:r>
+      <w:r>
+        <w:rPr>
+          <w:rStyle w:val="NormalTok"/>
+        </w:rPr>
+        <w:t xml:space="preserve">/path/to/archive.zip </w:t>
+      </w:r>
+      <w:r>
+        <w:rPr>
+          <w:rStyle w:val="AttributeTok"/>
+        </w:rPr>
+        <w:t xml:space="preserve">--entity-types</w:t>
+      </w:r>
+      <w:r>
+        <w:rPr>
+          <w:rStyle w:val="OperatorTok"/>
+        </w:rPr>
+        <w:t xml:space="preserve">=</w:t>
+      </w:r>
+      <w:r>
+        <w:rPr>
+          <w:rStyle w:val="NormalTok"/>
+        </w:rPr>
+        <w:t xml:space="preserve">descriptions,authorities,taxonomies</w:t>
+      </w:r>
+      <w:r>
+        <w:br/>
+      </w:r>
+      <w:r>
+        <w:br/>
+      </w:r>
+      <w:r>
+        <w:rPr>
+          <w:rStyle w:val="CommentTok"/>
+        </w:rPr>
+        <w:t xml:space="preserve"># Import from extracted directory</w:t>
+      </w:r>
+      <w:r>
+        <w:br/>
+      </w:r>
+      <w:r>
+        <w:rPr>
+          <w:rStyle w:val="ExtensionTok"/>
+        </w:rPr>
+        <w:t xml:space="preserve">php</w:t>
+      </w:r>
+      <w:r>
+        <w:rPr>
+          <w:rStyle w:val="NormalTok"/>
+        </w:rPr>
+        <w:t xml:space="preserve"> symfony portable:import </w:t>
+      </w:r>
+      <w:r>
+        <w:rPr>
+          <w:rStyle w:val="AttributeTok"/>
+        </w:rPr>
+        <w:t xml:space="preserve">--path</w:t>
+      </w:r>
+      <w:r>
+        <w:rPr>
+          <w:rStyle w:val="OperatorTok"/>
+        </w:rPr>
+        <w:t xml:space="preserve">=</w:t>
+      </w:r>
+      <w:r>
+        <w:rPr>
+          <w:rStyle w:val="NormalTok"/>
+        </w:rPr>
+        <w:t xml:space="preserve">/path/to/extracted-archive</w:t>
+      </w:r>
+      <w:r>
+        <w:br/>
+      </w:r>
+      <w:r>
+        <w:br/>
+      </w:r>
+      <w:r>
+        <w:rPr>
+          <w:rStyle w:val="CommentTok"/>
+        </w:rPr>
+        <w:t xml:space="preserve"># Process existing import job</w:t>
+      </w:r>
+      <w:r>
+        <w:br/>
+      </w:r>
+      <w:r>
+        <w:rPr>
+          <w:rStyle w:val="ExtensionTok"/>
+        </w:rPr>
+        <w:t xml:space="preserve">php</w:t>
+      </w:r>
+      <w:r>
+        <w:rPr>
+          <w:rStyle w:val="NormalTok"/>
+        </w:rPr>
+        <w:t xml:space="preserve"> symfony portable:import </w:t>
+      </w:r>
+      <w:r>
+        <w:rPr>
+          <w:rStyle w:val="AttributeTok"/>
+        </w:rPr>
+        <w:t xml:space="preserve">--import-id</w:t>
+      </w:r>
+      <w:r>
+        <w:rPr>
+          <w:rStyle w:val="OperatorTok"/>
+        </w:rPr>
+        <w:t xml:space="preserve">=</w:t>
+      </w:r>
+      <w:r>
+        <w:rPr>
+          <w:rStyle w:val="NormalTok"/>
+        </w:rPr>
+        <w:t xml:space="preserve">42</w:t>
+      </w:r>
+    </w:p>
+    <w:bookmarkEnd w:id="47"/>
+    <w:bookmarkStart w:id="48" w:name="verify-export"/>
+    <w:p>
+      <w:pPr>
+        <w:pStyle w:val="Heading3"/>
+      </w:pPr>
+      <w:r>
+        <w:t xml:space="preserve">Verify Export</w:t>
+      </w:r>
+    </w:p>
+    <w:p>
+      <w:pPr>
+        <w:pStyle w:val="SourceCode"/>
+      </w:pPr>
+      <w:r>
+        <w:rPr>
+          <w:rStyle w:val="CommentTok"/>
+        </w:rPr>
+        <w:t xml:space="preserve"># Verify a ZIP file</w:t>
+      </w:r>
+      <w:r>
+        <w:br/>
+      </w:r>
+      <w:r>
+        <w:rPr>
+          <w:rStyle w:val="ExtensionTok"/>
+        </w:rPr>
+        <w:t xml:space="preserve">php</w:t>
+      </w:r>
+      <w:r>
+        <w:rPr>
+          <w:rStyle w:val="NormalTok"/>
+        </w:rPr>
+        <w:t xml:space="preserve"> symfony portable:verify </w:t>
+      </w:r>
+      <w:r>
+        <w:rPr>
+          <w:rStyle w:val="AttributeTok"/>
+        </w:rPr>
+        <w:t xml:space="preserve">--path</w:t>
+      </w:r>
+      <w:r>
+        <w:rPr>
+          <w:rStyle w:val="OperatorTok"/>
+        </w:rPr>
+        <w:t xml:space="preserve">=</w:t>
+      </w:r>
+      <w:r>
+        <w:rPr>
+          <w:rStyle w:val="NormalTok"/>
+        </w:rPr>
+        <w:t xml:space="preserve">/path/to/export.zip</w:t>
+      </w:r>
+      <w:r>
+        <w:br/>
+      </w:r>
+      <w:r>
+        <w:br/>
+      </w:r>
+      <w:r>
+        <w:rPr>
+          <w:rStyle w:val="CommentTok"/>
+        </w:rPr>
+        <w:t xml:space="preserve"># Verify an extracted directory</w:t>
+      </w:r>
+      <w:r>
+        <w:br/>
+      </w:r>
+      <w:r>
+        <w:rPr>
+          <w:rStyle w:val="ExtensionTok"/>
+        </w:rPr>
+        <w:t xml:space="preserve">php</w:t>
+      </w:r>
+      <w:r>
+        <w:rPr>
+          <w:rStyle w:val="NormalTok"/>
+        </w:rPr>
+        <w:t xml:space="preserve"> symfony portable:verify </w:t>
+      </w:r>
+      <w:r>
+        <w:rPr>
+          <w:rStyle w:val="AttributeTok"/>
+        </w:rPr>
+        <w:t xml:space="preserve">--path</w:t>
+      </w:r>
+      <w:r>
+        <w:rPr>
+          <w:rStyle w:val="OperatorTok"/>
+        </w:rPr>
+        <w:t xml:space="preserve">=</w:t>
+      </w:r>
+      <w:r>
+        <w:rPr>
+          <w:rStyle w:val="NormalTok"/>
+        </w:rPr>
+        <w:t xml:space="preserve">/path/to/export-dir</w:t>
+      </w:r>
+    </w:p>
+    <w:p>
+      <w:pPr>
+        <w:pStyle w:val="FirstParagraph"/>
+      </w:pPr>
+      <w:r>
+        <w:t xml:space="preserve">Exit code 0 = all checksums verified. Exit code 1 = errors found.</w:t>
+      </w:r>
+    </w:p>
+    <w:bookmarkEnd w:id="48"/>
+    <w:bookmarkStart w:id="49" w:name="cleanup"/>
+    <w:p>
+      <w:pPr>
+        <w:pStyle w:val="Heading3"/>
+      </w:pPr>
+      <w:r>
+        <w:t xml:space="preserve">Cleanup</w:t>
+      </w:r>
+    </w:p>
+    <w:p>
+      <w:pPr>
+        <w:pStyle w:val="SourceCode"/>
+      </w:pPr>
+      <w:r>
+        <w:rPr>
+          <w:rStyle w:val="CommentTok"/>
+        </w:rPr>
+        <w:t xml:space="preserve"># Remove expired exports</w:t>
+      </w:r>
+      <w:r>
+        <w:br/>
+      </w:r>
+      <w:r>
+        <w:rPr>
+          <w:rStyle w:val="ExtensionTok"/>
+        </w:rPr>
+        <w:t xml:space="preserve">php</w:t>
+      </w:r>
+      <w:r>
+        <w:rPr>
+          <w:rStyle w:val="NormalTok"/>
+        </w:rPr>
+        <w:t xml:space="preserve"> symfony portable:cleanup</w:t>
+      </w:r>
+      <w:r>
+        <w:br/>
+      </w:r>
+      <w:r>
+        <w:br/>
+      </w:r>
+      <w:r>
+        <w:rPr>
+          <w:rStyle w:val="CommentTok"/>
+        </w:rPr>
+        <w:t xml:space="preserve"># Preview what would be deleted</w:t>
+      </w:r>
+      <w:r>
+        <w:br/>
+      </w:r>
+      <w:r>
+        <w:rPr>
+          <w:rStyle w:val="ExtensionTok"/>
+        </w:rPr>
+        <w:t xml:space="preserve">php</w:t>
+      </w:r>
+      <w:r>
+        <w:rPr>
+          <w:rStyle w:val="NormalTok"/>
+        </w:rPr>
+        <w:t xml:space="preserve"> symfony portable:cleanup </w:t>
+      </w:r>
+      <w:r>
+        <w:rPr>
+          <w:rStyle w:val="AttributeTok"/>
+        </w:rPr>
+        <w:t xml:space="preserve">--dry-run</w:t>
+      </w:r>
+    </w:p>
+    <w:p>
+      <w:r>
+        <w:pict>
+          <v:rect style="width:0;height:1.5pt" o:hralign="center" o:hrstd="t" o:hr="t"/>
+        </w:pict>
+      </w:r>
+    </w:p>
+    <w:bookmarkEnd w:id="49"/>
+    <w:bookmarkEnd w:id="50"/>
+    <w:bookmarkStart w:id="51" w:name="sharing-download-tokens"/>
+    <w:p>
+      <w:pPr>
+        <w:pStyle w:val="Heading2"/>
+      </w:pPr>
+      <w:r>
+        <w:t xml:space="preserve">Sharing &amp; Download Tokens</w:t>
+      </w:r>
+    </w:p>
+    <w:p>
+      <w:pPr>
+        <w:pStyle w:val="FirstParagraph"/>
+      </w:pPr>
+      <w:r>
+        <w:t xml:space="preserve">Completed exports can be shared via secure download tokens:</w:t>
+      </w:r>
+    </w:p>
+    <w:p>
+      <w:pPr>
+        <w:numPr>
+          <w:ilvl w:val="0"/>
+          <w:numId w:val="1013"/>
+        </w:numPr>
+        <w:pStyle w:val="Compact"/>
+      </w:pPr>
+      <w:r>
+        <w:t xml:space="preserve">In the Past Exports table, click the link icon on a completed export</w:t>
+      </w:r>
+    </w:p>
+    <w:p>
+      <w:pPr>
+        <w:numPr>
+          <w:ilvl w:val="0"/>
+          <w:numId w:val="1013"/>
+        </w:numPr>
+        <w:pStyle w:val="Compact"/>
+      </w:pPr>
+      <w:r>
+        <w:t xml:space="preserve">Set max downloads (optional) and expiry time</w:t>
+      </w:r>
+    </w:p>
+    <w:p>
+      <w:pPr>
+        <w:numPr>
+          <w:ilvl w:val="0"/>
+          <w:numId w:val="1013"/>
+        </w:numPr>
+        <w:pStyle w:val="Compact"/>
+      </w:pPr>
+      <w:r>
+        <w:t xml:space="preserve">Click</w:t>
+      </w:r>
+      <w:r>
+        <w:t xml:space="preserve"> </w:t>
+      </w:r>
+      <w:r>
+        <w:rPr>
+          <w:bCs/>
+          <w:b/>
+        </w:rPr>
+        <w:t xml:space="preserve">Generate Link</w:t>
+      </w:r>
+    </w:p>
+    <w:p>
+      <w:pPr>
+        <w:numPr>
+          <w:ilvl w:val="0"/>
+          <w:numId w:val="1013"/>
+        </w:numPr>
+        <w:pStyle w:val="Compact"/>
+      </w:pPr>
+      <w:r>
+        <w:t xml:space="preserve">Copy and share the URL</w:t>
+      </w:r>
+    </w:p>
+    <w:p>
+      <w:pPr>
+        <w:pStyle w:val="FirstParagraph"/>
+      </w:pPr>
+      <w:r>
+        <w:t xml:space="preserve">Tokens can be time-limited and download-limited.</w:t>
+      </w:r>
+    </w:p>
+    <w:p>
+      <w:r>
+        <w:pict>
+          <v:rect style="width:0;height:1.5pt" o:hralign="center" o:hrstd="t" o:hr="t"/>
+        </w:pict>
+      </w:r>
+    </w:p>
+    <w:bookmarkEnd w:id="51"/>
+    <w:bookmarkStart w:id="52" w:name="export-verification"/>
+    <w:p>
+      <w:pPr>
+        <w:pStyle w:val="Heading2"/>
+      </w:pPr>
+      <w:r>
+        <w:t xml:space="preserve">Export Verification</w:t>
+      </w:r>
+    </w:p>
+    <w:p>
+      <w:pPr>
+        <w:pStyle w:val="FirstParagraph"/>
+      </w:pPr>
+      <w:r>
+        <w:t xml:space="preserve">Archive exports include</w:t>
+      </w:r>
+      <w:r>
+        <w:t xml:space="preserve"> </w:t>
+      </w:r>
+      <w:r>
+        <w:rPr>
+          <w:rStyle w:val="VerbatimChar"/>
+        </w:rPr>
+        <w:t xml:space="preserve">manifest.json</w:t>
+      </w:r>
+      <w:r>
+        <w:t xml:space="preserve"> </w:t>
+      </w:r>
+      <w:r>
+        <w:t xml:space="preserve">with SHA-256 checksums for every file. Use the</w:t>
+      </w:r>
+      <w:r>
+        <w:t xml:space="preserve"> </w:t>
+      </w:r>
+      <w:r>
+        <w:rPr>
+          <w:rStyle w:val="VerbatimChar"/>
+        </w:rPr>
+        <w:t xml:space="preserve">portable:verify</w:t>
+      </w:r>
+      <w:r>
+        <w:t xml:space="preserve"> </w:t>
+      </w:r>
+      <w:r>
+        <w:t xml:space="preserve">CLI command to validate integrity after transfer:</w:t>
+      </w:r>
+    </w:p>
+    <w:p>
+      <w:pPr>
+        <w:pStyle w:val="SourceCode"/>
+      </w:pPr>
+      <w:r>
+        <w:rPr>
+          <w:rStyle w:val="ExtensionTok"/>
+        </w:rPr>
+        <w:t xml:space="preserve">php</w:t>
+      </w:r>
+      <w:r>
+        <w:rPr>
+          <w:rStyle w:val="NormalTok"/>
+        </w:rPr>
+        <w:t xml:space="preserve"> symfony portable:verify </w:t>
+      </w:r>
+      <w:r>
+        <w:rPr>
+          <w:rStyle w:val="AttributeTok"/>
+        </w:rPr>
+        <w:t xml:space="preserve">--path</w:t>
+      </w:r>
+      <w:r>
+        <w:rPr>
+          <w:rStyle w:val="OperatorTok"/>
+        </w:rPr>
+        <w:t xml:space="preserve">=</w:t>
+      </w:r>
+      <w:r>
+        <w:rPr>
+          <w:rStyle w:val="NormalTok"/>
+        </w:rPr>
+        <w:t xml:space="preserve">/media/usb/archive-export.zip</w:t>
+      </w:r>
+    </w:p>
+    <w:p>
+      <w:pPr>
+        <w:pStyle w:val="FirstParagraph"/>
+      </w:pPr>
+      <w:r>
+        <w:t xml:space="preserve">The command:</w:t>
+      </w:r>
+      <w:r>
+        <w:t xml:space="preserve"> </w:t>
+      </w:r>
+      <w:r>
+        <w:t xml:space="preserve">1. Extracts the ZIP (if needed)</w:t>
+      </w:r>
+      <w:r>
+        <w:t xml:space="preserve"> </w:t>
+      </w:r>
+      <w:r>
+        <w:t xml:space="preserve">2. Reads</w:t>
+      </w:r>
+      <w:r>
+        <w:t xml:space="preserve"> </w:t>
+      </w:r>
+      <w:r>
+        <w:rPr>
+          <w:rStyle w:val="VerbatimChar"/>
+        </w:rPr>
+        <w:t xml:space="preserve">manifest.json</w:t>
+      </w:r>
+      <w:r>
+        <w:t xml:space="preserve"> </w:t>
+      </w:r>
+      <w:r>
+        <w:t xml:space="preserve">3. Computes SHA-256 for each listed file</w:t>
+      </w:r>
+      <w:r>
+        <w:t xml:space="preserve"> </w:t>
+      </w:r>
+      <w:r>
+        <w:t xml:space="preserve">4. Reports matches, mismatches, and missing files</w:t>
+      </w:r>
+    </w:p>
+    <w:p>
+      <w:r>
+        <w:pict>
+          <v:rect style="width:0;height:1.5pt" o:hralign="center" o:hrstd="t" o:hr="t"/>
+        </w:pict>
+      </w:r>
+    </w:p>
+    <w:bookmarkEnd w:id="52"/>
+    <w:bookmarkStart w:id="53" w:name="settings"/>
     <w:p>
       <w:pPr>
         <w:pStyle w:val="Heading2"/>
@@ -2718,8 +4245,8 @@
         </w:pict>
       </w:r>
     </w:p>
-    <w:bookmarkEnd w:id="41"/>
-    <w:bookmarkStart w:id="42" w:name="troubleshooting"/>
+    <w:bookmarkEnd w:id="53"/>
+    <w:bookmarkStart w:id="54" w:name="troubleshooting"/>
     <w:p>
       <w:pPr>
         <w:pStyle w:val="Heading2"/>
@@ -2910,6 +4437,122 @@
           </w:p>
         </w:tc>
       </w:tr>
+      <w:tr>
+        <w:tc>
+          <w:tcPr/>
+          <w:p>
+            <w:pPr>
+              <w:pStyle w:val="Compact"/>
+              <w:jc w:val="left"/>
+            </w:pPr>
+            <w:r>
+              <w:t xml:space="preserve">Import fails:</w:t>
+            </w:r>
+            <w:r>
+              <w:t xml:space="preserve"> </w:t>
+            </w:r>
+            <w:r>
+              <w:t xml:space="preserve">“</w:t>
+            </w:r>
+            <w:r>
+              <w:t xml:space="preserve">manifest.json not found</w:t>
+            </w:r>
+            <w:r>
+              <w:t xml:space="preserve">”</w:t>
+            </w:r>
+          </w:p>
+        </w:tc>
+        <w:tc>
+          <w:tcPr/>
+          <w:p>
+            <w:pPr>
+              <w:pStyle w:val="Compact"/>
+              <w:jc w:val="left"/>
+            </w:pPr>
+            <w:r>
+              <w:t xml:space="preserve">Ensure the archive was created in Archive mode (not Viewer mode)</w:t>
+            </w:r>
+          </w:p>
+        </w:tc>
+      </w:tr>
+      <w:tr>
+        <w:tc>
+          <w:tcPr/>
+          <w:p>
+            <w:pPr>
+              <w:pStyle w:val="Compact"/>
+              <w:jc w:val="left"/>
+            </w:pPr>
+            <w:r>
+              <w:t xml:space="preserve">Import fails: checksum mismatch</w:t>
+            </w:r>
+          </w:p>
+        </w:tc>
+        <w:tc>
+          <w:tcPr/>
+          <w:p>
+            <w:pPr>
+              <w:pStyle w:val="Compact"/>
+              <w:jc w:val="left"/>
+            </w:pPr>
+            <w:r>
+              <w:t xml:space="preserve">Archive was corrupted during transfer; re-download or re-export</w:t>
+            </w:r>
+          </w:p>
+        </w:tc>
+      </w:tr>
+      <w:tr>
+        <w:tc>
+          <w:tcPr/>
+          <w:p>
+            <w:pPr>
+              <w:pStyle w:val="Compact"/>
+              <w:jc w:val="left"/>
+            </w:pPr>
+            <w:r>
+              <w:t xml:space="preserve">Import skips all records</w:t>
+            </w:r>
+          </w:p>
+        </w:tc>
+        <w:tc>
+          <w:tcPr/>
+          <w:p>
+            <w:pPr>
+              <w:pStyle w:val="Compact"/>
+              <w:jc w:val="left"/>
+            </w:pPr>
+            <w:r>
+              <w:t xml:space="preserve">Expected in merge mode if records already exist; use replace for full re-import</w:t>
+            </w:r>
+          </w:p>
+        </w:tc>
+      </w:tr>
+      <w:tr>
+        <w:tc>
+          <w:tcPr/>
+          <w:p>
+            <w:pPr>
+              <w:pStyle w:val="Compact"/>
+              <w:jc w:val="left"/>
+            </w:pPr>
+            <w:r>
+              <w:t xml:space="preserve">Imported users can’t login</w:t>
+            </w:r>
+          </w:p>
+        </w:tc>
+        <w:tc>
+          <w:tcPr/>
+          <w:p>
+            <w:pPr>
+              <w:pStyle w:val="Compact"/>
+              <w:jc w:val="left"/>
+            </w:pPr>
+            <w:r>
+              <w:t xml:space="preserve">Imported users have random passwords; they must reset via admin or CLI</w:t>
+            </w:r>
+          </w:p>
+        </w:tc>
+      </w:tr>
     </w:tbl>
     <w:p>
       <w:r>
@@ -2930,8 +4573,8 @@
         <w:t xml:space="preserve">The Archive and Heritage Group (Pty) Ltd</w:t>
       </w:r>
     </w:p>
-    <w:bookmarkEnd w:id="42"/>
-    <w:bookmarkEnd w:id="43"/>
+    <w:bookmarkEnd w:id="54"/>
+    <w:bookmarkEnd w:id="55"/>
     <w:sectPr/>
   </w:body>
 </w:document>
@@ -3245,6 +4888,81 @@
     <w:abstractNumId w:val="991"/>
   </w:num>
   <w:num w:numId="1006">
+    <w:abstractNumId w:val="99411"/>
+    <w:lvlOverride w:ilvl="0">
+      <w:startOverride w:val="1"/>
+    </w:lvlOverride>
+    <w:lvlOverride w:ilvl="1">
+      <w:startOverride w:val="1"/>
+    </w:lvlOverride>
+    <w:lvlOverride w:ilvl="2">
+      <w:startOverride w:val="1"/>
+    </w:lvlOverride>
+    <w:lvlOverride w:ilvl="3">
+      <w:startOverride w:val="1"/>
+    </w:lvlOverride>
+    <w:lvlOverride w:ilvl="4">
+      <w:startOverride w:val="1"/>
+    </w:lvlOverride>
+    <w:lvlOverride w:ilvl="5">
+      <w:startOverride w:val="1"/>
+    </w:lvlOverride>
+    <w:lvlOverride w:ilvl="6">
+      <w:startOverride w:val="1"/>
+    </w:lvlOverride>
+    <w:lvlOverride w:ilvl="7">
+      <w:startOverride w:val="1"/>
+    </w:lvlOverride>
+    <w:lvlOverride w:ilvl="8">
+      <w:startOverride w:val="1"/>
+    </w:lvlOverride>
+  </w:num>
+  <w:num w:numId="1007">
+    <w:abstractNumId w:val="99411"/>
+    <w:lvlOverride w:ilvl="0">
+      <w:startOverride w:val="1"/>
+    </w:lvlOverride>
+    <w:lvlOverride w:ilvl="1">
+      <w:startOverride w:val="1"/>
+    </w:lvlOverride>
+    <w:lvlOverride w:ilvl="2">
+      <w:startOverride w:val="1"/>
+    </w:lvlOverride>
+    <w:lvlOverride w:ilvl="3">
+      <w:startOverride w:val="1"/>
+    </w:lvlOverride>
+    <w:lvlOverride w:ilvl="4">
+      <w:startOverride w:val="1"/>
+    </w:lvlOverride>
+    <w:lvlOverride w:ilvl="5">
+      <w:startOverride w:val="1"/>
+    </w:lvlOverride>
+    <w:lvlOverride w:ilvl="6">
+      <w:startOverride w:val="1"/>
+    </w:lvlOverride>
+    <w:lvlOverride w:ilvl="7">
+      <w:startOverride w:val="1"/>
+    </w:lvlOverride>
+    <w:lvlOverride w:ilvl="8">
+      <w:startOverride w:val="1"/>
+    </w:lvlOverride>
+  </w:num>
+  <w:num w:numId="1008">
+    <w:abstractNumId w:val="991"/>
+  </w:num>
+  <w:num w:numId="1009">
+    <w:abstractNumId w:val="991"/>
+  </w:num>
+  <w:num w:numId="1010">
+    <w:abstractNumId w:val="991"/>
+  </w:num>
+  <w:num w:numId="1011">
+    <w:abstractNumId w:val="991"/>
+  </w:num>
+  <w:num w:numId="1012">
+    <w:abstractNumId w:val="991"/>
+  </w:num>
+  <w:num w:numId="1013">
     <w:abstractNumId w:val="99411"/>
     <w:lvlOverride w:ilvl="0">
       <w:startOverride w:val="1"/>

--- a/ahgPortableExportPlugin/docs/help.docx
+++ b/ahgPortableExportPlugin/docs/help.docx
@@ -18,7 +18,7 @@
         <w:t xml:space="preserve">The Archive and Heritage Group (Pty) Ltd</w:t>
       </w:r>
     </w:p>
-    <w:bookmarkStart w:id="55" w:name="portable-export-import-user-admin-guide"/>
+    <w:bookmarkStart w:id="60" w:name="portable-export-import-user-admin-guide"/>
     <w:p>
       <w:pPr>
         <w:pStyle w:val="Heading1"/>
@@ -341,10 +341,118 @@
     </w:p>
     <w:p>
       <w:pPr>
+        <w:numPr>
+          <w:ilvl w:val="0"/>
+          <w:numId w:val="1002"/>
+        </w:numPr>
+        <w:pStyle w:val="Compact"/>
+      </w:pPr>
+      <w:r>
+        <w:rPr>
+          <w:bCs/>
+          <w:b/>
+        </w:rPr>
+        <w:t xml:space="preserve">Flexible destinations</w:t>
+      </w:r>
+      <w:r>
+        <w:t xml:space="preserve"> </w:t>
+      </w:r>
+      <w:r>
+        <w:t xml:space="preserve">— Download a ZIP, write the unzipped catalogue straight onto</w:t>
+      </w:r>
+      <w:r>
+        <w:t xml:space="preserve"> </w:t>
+      </w:r>
+      <w:r>
+        <w:rPr>
+          <w:bCs/>
+          <w:b/>
+        </w:rPr>
+        <w:t xml:space="preserve">your own PC/laptop/USB</w:t>
+      </w:r>
+      <w:r>
+        <w:t xml:space="preserve">, or dump it to a</w:t>
+      </w:r>
+      <w:r>
+        <w:t xml:space="preserve"> </w:t>
+      </w:r>
+      <w:r>
+        <w:rPr>
+          <w:bCs/>
+          <w:b/>
+        </w:rPr>
+        <w:t xml:space="preserve">server folder/drive</w:t>
+      </w:r>
+      <w:r>
+        <w:t xml:space="preserve"> </w:t>
+      </w:r>
+      <w:r>
+        <w:t xml:space="preserve">for very large collections</w:t>
+      </w:r>
+    </w:p>
+    <w:p>
+      <w:pPr>
+        <w:numPr>
+          <w:ilvl w:val="0"/>
+          <w:numId w:val="1002"/>
+        </w:numPr>
+        <w:pStyle w:val="Compact"/>
+      </w:pPr>
+      <w:r>
+        <w:rPr>
+          <w:bCs/>
+          <w:b/>
+        </w:rPr>
+        <w:t xml:space="preserve">Confidentiality gate</w:t>
+      </w:r>
+      <w:r>
+        <w:t xml:space="preserve"> </w:t>
+      </w:r>
+      <w:r>
+        <w:t xml:space="preserve">— Records that must not leave the building (unpublished, ICIP/TK culturally-restricted, ODRL-prohibited) are automatically withheld and counted</w:t>
+      </w:r>
+    </w:p>
+    <w:p>
+      <w:pPr>
+        <w:numPr>
+          <w:ilvl w:val="0"/>
+          <w:numId w:val="1002"/>
+        </w:numPr>
+        <w:pStyle w:val="Compact"/>
+      </w:pPr>
+      <w:r>
+        <w:rPr>
+          <w:bCs/>
+          <w:b/>
+        </w:rPr>
+        <w:t xml:space="preserve">Role/security scoping</w:t>
+      </w:r>
+      <w:r>
+        <w:t xml:space="preserve"> </w:t>
+      </w:r>
+      <w:r>
+        <w:t xml:space="preserve">— A user can only export records</w:t>
+      </w:r>
+      <w:r>
+        <w:t xml:space="preserve"> </w:t>
+      </w:r>
+      <w:r>
+        <w:rPr>
+          <w:bCs/>
+          <w:b/>
+        </w:rPr>
+        <w:t xml:space="preserve">they have view rights to</w:t>
+      </w:r>
+      <w:r>
+        <w:t xml:space="preserve">; anything above their security clearance, donor-closed, or embargoed is withheld</w:t>
+      </w:r>
+    </w:p>
+    <w:p>
+      <w:pPr>
         <w:pStyle w:val="FirstParagraph"/>
       </w:pPr>
       <w:r>
-        <w:t xml:space="preserve">This plugin satisfies the V2.3 Exit Export + Portability requirement, ensuring institutions can migrate their data between AtoM instances or preserve it in a standards-based, verifiable format.</w:t>
+        <w:t xml:space="preserve">This plugin satisfies the V2.3 Exit Export + Portability requirement, ensuring institutions can migrate their data between AtoM instances or preserve it in a standards-based, verifiable format — while never letting an offline package disclose more than it should.</w:t>
       </w:r>
     </w:p>
     <w:p>
@@ -2016,7 +2124,7 @@
     </w:p>
     <w:bookmarkEnd w:id="35"/>
     <w:bookmarkEnd w:id="36"/>
-    <w:bookmarkStart w:id="41" w:name="admin-ui-export-wizard"/>
+    <w:bookmarkStart w:id="42" w:name="admin-ui-export-wizard"/>
     <w:p>
       <w:pPr>
         <w:pStyle w:val="Heading2"/>
@@ -2313,13 +2421,13 @@
       </w:r>
     </w:p>
     <w:bookmarkEnd w:id="39"/>
-    <w:bookmarkStart w:id="40" w:name="step-4-generate"/>
+    <w:bookmarkStart w:id="40" w:name="step-4-destination"/>
     <w:p>
       <w:pPr>
         <w:pStyle w:val="Heading3"/>
       </w:pPr>
       <w:r>
-        <w:t xml:space="preserve">Step 4: Generate</w:t>
+        <w:t xml:space="preserve">Step 4: Destination</w:t>
       </w:r>
     </w:p>
     <w:p>
@@ -2327,20 +2435,486 @@
         <w:pStyle w:val="FirstParagraph"/>
       </w:pPr>
       <w:r>
-        <w:t xml:space="preserve">Review all settings and click</w:t>
-      </w:r>
-      <w:r>
-        <w:t xml:space="preserve"> </w:t>
-      </w:r>
+        <w:t xml:space="preserve">Choose where the finished package is delivered:</w:t>
+      </w:r>
+    </w:p>
+    <w:tbl>
+      <w:tblPr>
+        <w:tblStyle w:val="Table"/>
+        <w:tblW w:type="pct" w:w="5000"/>
+        <w:tblLook w:firstRow="1" w:lastRow="0" w:firstColumn="0" w:lastColumn="0" w:noHBand="0" w:noVBand="0" w:val="0020"/>
+        <w:jc w:val="start"/>
+      </w:tblPr>
+      <w:tblGrid>
+        <w:gridCol w:w="2782"/>
+        <w:gridCol w:w="2996"/>
+        <w:gridCol w:w="2140"/>
+      </w:tblGrid>
+      <w:tr>
+        <w:trPr>
+          <w:tblHeader w:val="true"/>
+        </w:trPr>
+        <w:tc>
+          <w:tcPr/>
+          <w:p>
+            <w:pPr>
+              <w:pStyle w:val="Compact"/>
+              <w:jc w:val="left"/>
+            </w:pPr>
+            <w:r>
+              <w:t xml:space="preserve">Destination</w:t>
+            </w:r>
+          </w:p>
+        </w:tc>
+        <w:tc>
+          <w:tcPr/>
+          <w:p>
+            <w:pPr>
+              <w:pStyle w:val="Compact"/>
+              <w:jc w:val="left"/>
+            </w:pPr>
+            <w:r>
+              <w:t xml:space="preserve">What happens</w:t>
+            </w:r>
+          </w:p>
+        </w:tc>
+        <w:tc>
+          <w:tcPr/>
+          <w:p>
+            <w:pPr>
+              <w:pStyle w:val="Compact"/>
+              <w:jc w:val="left"/>
+            </w:pPr>
+            <w:r>
+              <w:t xml:space="preserve">Best for</w:t>
+            </w:r>
+          </w:p>
+        </w:tc>
+      </w:tr>
+      <w:tr>
+        <w:tc>
+          <w:tcPr/>
+          <w:p>
+            <w:pPr>
+              <w:pStyle w:val="Compact"/>
+              <w:jc w:val="left"/>
+            </w:pPr>
+            <w:r>
+              <w:rPr>
+                <w:bCs/>
+                <w:b/>
+              </w:rPr>
+              <w:t xml:space="preserve">ZIP file</w:t>
+            </w:r>
+          </w:p>
+        </w:tc>
+        <w:tc>
+          <w:tcPr/>
+          <w:p>
+            <w:pPr>
+              <w:pStyle w:val="Compact"/>
+              <w:jc w:val="left"/>
+            </w:pPr>
+            <w:r>
+              <w:t xml:space="preserve">A downloadable</w:t>
+            </w:r>
+            <w:r>
+              <w:t xml:space="preserve"> </w:t>
+            </w:r>
+            <w:r>
+              <w:rPr>
+                <w:rStyle w:val="VerbatimChar"/>
+              </w:rPr>
+              <w:t xml:space="preserve">.zip</w:t>
+            </w:r>
+            <w:r>
+              <w:t xml:space="preserve"> </w:t>
+            </w:r>
+            <w:r>
+              <w:t xml:space="preserve">is produced; click</w:t>
+            </w:r>
+            <w:r>
+              <w:t xml:space="preserve"> </w:t>
+            </w:r>
+            <w:r>
+              <w:rPr>
+                <w:bCs/>
+                <w:b/>
+              </w:rPr>
+              <w:t xml:space="preserve">Download ZIP</w:t>
+            </w:r>
+            <w:r>
+              <w:t xml:space="preserve"> </w:t>
+            </w:r>
+            <w:r>
+              <w:t xml:space="preserve">when the export completes</w:t>
+            </w:r>
+          </w:p>
+        </w:tc>
+        <w:tc>
+          <w:tcPr/>
+          <w:p>
+            <w:pPr>
+              <w:pStyle w:val="Compact"/>
+              <w:jc w:val="left"/>
+            </w:pPr>
+            <w:r>
+              <w:t xml:space="preserve">The default — sharing, archiving, any browser</w:t>
+            </w:r>
+          </w:p>
+        </w:tc>
+      </w:tr>
+      <w:tr>
+        <w:tc>
+          <w:tcPr/>
+          <w:p>
+            <w:pPr>
+              <w:pStyle w:val="Compact"/>
+              <w:jc w:val="left"/>
+            </w:pPr>
+            <w:r>
+              <w:rPr>
+                <w:bCs/>
+                <w:b/>
+              </w:rPr>
+              <w:t xml:space="preserve">This computer</w:t>
+            </w:r>
+          </w:p>
+        </w:tc>
+        <w:tc>
+          <w:tcPr/>
+          <w:p>
+            <w:pPr>
+              <w:pStyle w:val="Compact"/>
+              <w:jc w:val="left"/>
+            </w:pPr>
+            <w:r>
+              <w:t xml:space="preserve">After the export builds, you are asked to pick a folder or drive</w:t>
+            </w:r>
+            <w:r>
+              <w:t xml:space="preserve"> </w:t>
+            </w:r>
+            <w:r>
+              <w:rPr>
+                <w:bCs/>
+                <w:b/>
+              </w:rPr>
+              <w:t xml:space="preserve">on your own PC/laptop/USB</w:t>
+            </w:r>
+            <w:r>
+              <w:t xml:space="preserve">; the catalogue is written there</w:t>
+            </w:r>
+            <w:r>
+              <w:t xml:space="preserve"> </w:t>
+            </w:r>
+            <w:r>
+              <w:rPr>
+                <w:bCs/>
+                <w:b/>
+              </w:rPr>
+              <w:t xml:space="preserve">uncompressed</w:t>
+            </w:r>
+            <w:r>
+              <w:t xml:space="preserve"> </w:t>
+            </w:r>
+            <w:r>
+              <w:t xml:space="preserve">so it runs straight off the drive (double-click</w:t>
+            </w:r>
+            <w:r>
+              <w:t xml:space="preserve"> </w:t>
+            </w:r>
+            <w:r>
+              <w:rPr>
+                <w:rStyle w:val="VerbatimChar"/>
+              </w:rPr>
+              <w:t xml:space="preserve">index.html</w:t>
+            </w:r>
+            <w:r>
+              <w:t xml:space="preserve">)</w:t>
+            </w:r>
+          </w:p>
+        </w:tc>
+        <w:tc>
+          <w:tcPr/>
+          <w:p>
+            <w:pPr>
+              <w:pStyle w:val="Compact"/>
+              <w:jc w:val="left"/>
+            </w:pPr>
+            <w:r>
+              <w:t xml:space="preserve">Burning to USB/external drives; no unzip step</w:t>
+            </w:r>
+          </w:p>
+        </w:tc>
+      </w:tr>
+      <w:tr>
+        <w:tc>
+          <w:tcPr/>
+          <w:p>
+            <w:pPr>
+              <w:pStyle w:val="Compact"/>
+              <w:jc w:val="left"/>
+            </w:pPr>
+            <w:r>
+              <w:rPr>
+                <w:bCs/>
+                <w:b/>
+              </w:rPr>
+              <w:t xml:space="preserve">Server folder / drive</w:t>
+            </w:r>
+          </w:p>
+        </w:tc>
+        <w:tc>
+          <w:tcPr/>
+          <w:p>
+            <w:pPr>
+              <w:pStyle w:val="Compact"/>
+              <w:jc w:val="left"/>
+            </w:pPr>
+            <w:r>
+              <w:t xml:space="preserve">The catalogue is written uncompressed straight to a directory / mounted drive</w:t>
+            </w:r>
+            <w:r>
+              <w:t xml:space="preserve"> </w:t>
+            </w:r>
+            <w:r>
+              <w:rPr>
+                <w:bCs/>
+                <w:b/>
+              </w:rPr>
+              <w:t xml:space="preserve">on the server</w:t>
+            </w:r>
+            <w:r>
+              <w:t xml:space="preserve"> </w:t>
+            </w:r>
+            <w:r>
+              <w:t xml:space="preserve">(no ZIP, no size cap)</w:t>
+            </w:r>
+          </w:p>
+        </w:tc>
+        <w:tc>
+          <w:tcPr/>
+          <w:p>
+            <w:pPr>
+              <w:pStyle w:val="Compact"/>
+              <w:jc w:val="left"/>
+            </w:pPr>
+            <w:r>
+              <w:t xml:space="preserve">Very large collections that exceed the ZIP size limit</w:t>
+            </w:r>
+          </w:p>
+        </w:tc>
+      </w:tr>
+    </w:tbl>
+    <w:p>
+      <w:pPr>
+        <w:pStyle w:val="BodyText"/>
+      </w:pPr>
       <w:r>
         <w:rPr>
           <w:bCs/>
           <w:b/>
         </w:rPr>
+        <w:t xml:space="preserve">“</w:t>
+      </w:r>
+      <w:r>
+        <w:rPr>
+          <w:bCs/>
+          <w:b/>
+        </w:rPr>
+        <w:t xml:space="preserve">This computer</w:t>
+      </w:r>
+      <w:r>
+        <w:rPr>
+          <w:bCs/>
+          <w:b/>
+        </w:rPr>
+        <w:t xml:space="preserve">”</w:t>
+      </w:r>
+      <w:r>
+        <w:rPr>
+          <w:bCs/>
+          <w:b/>
+        </w:rPr>
+        <w:t xml:space="preserve"> </w:t>
+      </w:r>
+      <w:r>
+        <w:rPr>
+          <w:bCs/>
+          <w:b/>
+        </w:rPr>
+        <w:t xml:space="preserve">requires a Chromium-based browser</w:t>
+      </w:r>
+      <w:r>
+        <w:t xml:space="preserve"> </w:t>
+      </w:r>
+      <w:r>
+        <w:t xml:space="preserve">(Chrome, Edge, Opera), which</w:t>
+      </w:r>
+      <w:r>
+        <w:t xml:space="preserve"> </w:t>
+      </w:r>
+      <w:r>
+        <w:t xml:space="preserve">provides the File System Access API used to write into the folder you pick. On other</w:t>
+      </w:r>
+      <w:r>
+        <w:t xml:space="preserve"> </w:t>
+      </w:r>
+      <w:r>
+        <w:t xml:space="preserve">browsers (Firefox, Safari) the option automatically falls back to a</w:t>
+      </w:r>
+      <w:r>
+        <w:t xml:space="preserve"> </w:t>
+      </w:r>
+      <w:r>
+        <w:rPr>
+          <w:bCs/>
+          <w:b/>
+        </w:rPr>
+        <w:t xml:space="preserve">ZIP download</w:t>
+      </w:r>
+      <w:r>
+        <w:t xml:space="preserve">.</w:t>
+      </w:r>
+    </w:p>
+    <w:p>
+      <w:pPr>
+        <w:pStyle w:val="BodyText"/>
+      </w:pPr>
+      <w:r>
+        <w:rPr>
+          <w:bCs/>
+          <w:b/>
+        </w:rPr>
+        <w:t xml:space="preserve">“</w:t>
+      </w:r>
+      <w:r>
+        <w:rPr>
+          <w:bCs/>
+          <w:b/>
+        </w:rPr>
+        <w:t xml:space="preserve">Server folder / drive</w:t>
+      </w:r>
+      <w:r>
+        <w:rPr>
+          <w:bCs/>
+          <w:b/>
+        </w:rPr>
+        <w:t xml:space="preserve">”</w:t>
+      </w:r>
+      <w:r>
+        <w:t xml:space="preserve"> </w:t>
+      </w:r>
+      <w:r>
+        <w:t xml:space="preserve">needs an existing directory that is writable by the web</w:t>
+      </w:r>
+      <w:r>
+        <w:t xml:space="preserve"> </w:t>
+      </w:r>
+      <w:r>
+        <w:t xml:space="preserve">server (e.g. </w:t>
+      </w:r>
+      <w:r>
+        <w:rPr>
+          <w:rStyle w:val="VerbatimChar"/>
+        </w:rPr>
+        <w:t xml:space="preserve">/mnt/usb/catalogue</w:t>
+      </w:r>
+      <w:r>
+        <w:t xml:space="preserve">); the path is validated before the export starts.</w:t>
+      </w:r>
+    </w:p>
+    <w:bookmarkEnd w:id="40"/>
+    <w:bookmarkStart w:id="41" w:name="step-5-generate"/>
+    <w:p>
+      <w:pPr>
+        <w:pStyle w:val="Heading3"/>
+      </w:pPr>
+      <w:r>
+        <w:t xml:space="preserve">Step 5: Generate</w:t>
+      </w:r>
+    </w:p>
+    <w:p>
+      <w:pPr>
+        <w:pStyle w:val="FirstParagraph"/>
+      </w:pPr>
+      <w:r>
+        <w:t xml:space="preserve">Review all settings and click</w:t>
+      </w:r>
+      <w:r>
+        <w:t xml:space="preserve"> </w:t>
+      </w:r>
+      <w:r>
+        <w:rPr>
+          <w:bCs/>
+          <w:b/>
+        </w:rPr>
         <w:t xml:space="preserve">Start Export</w:t>
       </w:r>
       <w:r>
         <w:t xml:space="preserve">. Progress is displayed in real-time.</w:t>
+      </w:r>
+      <w:r>
+        <w:t xml:space="preserve"> </w:t>
+      </w:r>
+      <w:r>
+        <w:t xml:space="preserve">When complete you will see a</w:t>
+      </w:r>
+      <w:r>
+        <w:t xml:space="preserve"> </w:t>
+      </w:r>
+      <w:r>
+        <w:rPr>
+          <w:bCs/>
+          <w:b/>
+        </w:rPr>
+        <w:t xml:space="preserve">Save to folder on this computer</w:t>
+      </w:r>
+      <w:r>
+        <w:t xml:space="preserve"> </w:t>
+      </w:r>
+      <w:r>
+        <w:t xml:space="preserve">button (for the</w:t>
+      </w:r>
+      <w:r>
+        <w:t xml:space="preserve"> </w:t>
+      </w:r>
+      <w:r>
+        <w:t xml:space="preserve">“</w:t>
+      </w:r>
+      <w:r>
+        <w:t xml:space="preserve">This</w:t>
+      </w:r>
+      <w:r>
+        <w:t xml:space="preserve"> </w:t>
+      </w:r>
+      <w:r>
+        <w:t xml:space="preserve">computer</w:t>
+      </w:r>
+      <w:r>
+        <w:t xml:space="preserve">”</w:t>
+      </w:r>
+      <w:r>
+        <w:t xml:space="preserve"> </w:t>
+      </w:r>
+      <w:r>
+        <w:t xml:space="preserve">destination) and/or a</w:t>
+      </w:r>
+      <w:r>
+        <w:t xml:space="preserve"> </w:t>
+      </w:r>
+      <w:r>
+        <w:rPr>
+          <w:bCs/>
+          <w:b/>
+        </w:rPr>
+        <w:t xml:space="preserve">Download ZIP</w:t>
+      </w:r>
+      <w:r>
+        <w:t xml:space="preserve"> </w:t>
+      </w:r>
+      <w:r>
+        <w:t xml:space="preserve">button.</w:t>
       </w:r>
     </w:p>
     <w:p>
@@ -2350,9 +2924,9 @@
         </w:pict>
       </w:r>
     </w:p>
-    <w:bookmarkEnd w:id="40"/>
     <w:bookmarkEnd w:id="41"/>
-    <w:bookmarkStart w:id="45" w:name="admin-ui-import-wizard"/>
+    <w:bookmarkEnd w:id="42"/>
+    <w:bookmarkStart w:id="46" w:name="admin-ui-import-wizard"/>
     <w:p>
       <w:pPr>
         <w:pStyle w:val="Heading2"/>
@@ -2402,7 +2976,7 @@
         <w:t xml:space="preserve">on the export page).</w:t>
       </w:r>
     </w:p>
-    <w:bookmarkStart w:id="42" w:name="step-1-upload"/>
+    <w:bookmarkStart w:id="43" w:name="step-1-upload"/>
     <w:p>
       <w:pPr>
         <w:pStyle w:val="Heading3"/>
@@ -2479,8 +3053,8 @@
         <w:t xml:space="preserve">to check structure, checksums, and entity counts.</w:t>
       </w:r>
     </w:p>
-    <w:bookmarkEnd w:id="42"/>
-    <w:bookmarkStart w:id="43" w:name="step-2-configure"/>
+    <w:bookmarkEnd w:id="43"/>
+    <w:bookmarkStart w:id="44" w:name="step-2-configure"/>
     <w:p>
       <w:pPr>
         <w:pStyle w:val="Heading3"/>
@@ -2555,8 +3129,8 @@
         <w:t xml:space="preserve">— Select which types to import (all available types shown with counts)</w:t>
       </w:r>
     </w:p>
-    <w:bookmarkEnd w:id="43"/>
-    <w:bookmarkStart w:id="44" w:name="step-3-import"/>
+    <w:bookmarkEnd w:id="44"/>
+    <w:bookmarkStart w:id="45" w:name="step-3-import"/>
     <w:p>
       <w:pPr>
         <w:pStyle w:val="Heading3"/>
@@ -2596,9 +3170,9 @@
         </w:pict>
       </w:r>
     </w:p>
-    <w:bookmarkEnd w:id="44"/>
     <w:bookmarkEnd w:id="45"/>
-    <w:bookmarkStart w:id="50" w:name="cli-commands"/>
+    <w:bookmarkEnd w:id="46"/>
+    <w:bookmarkStart w:id="51" w:name="cli-commands"/>
     <w:p>
       <w:pPr>
         <w:pStyle w:val="Heading2"/>
@@ -2607,7 +3181,7 @@
         <w:t xml:space="preserve">CLI Commands</w:t>
       </w:r>
     </w:p>
-    <w:bookmarkStart w:id="46" w:name="generate-export"/>
+    <w:bookmarkStart w:id="47" w:name="generate-export"/>
     <w:p>
       <w:pPr>
         <w:pStyle w:val="Heading3"/>
@@ -3092,8 +3666,8 @@
         <w:t xml:space="preserve">42</w:t>
       </w:r>
     </w:p>
-    <w:bookmarkEnd w:id="46"/>
-    <w:bookmarkStart w:id="47" w:name="import-archive"/>
+    <w:bookmarkEnd w:id="47"/>
+    <w:bookmarkStart w:id="48" w:name="import-archive"/>
     <w:p>
       <w:pPr>
         <w:pStyle w:val="Heading3"/>
@@ -3443,8 +4017,8 @@
         <w:t xml:space="preserve">42</w:t>
       </w:r>
     </w:p>
-    <w:bookmarkEnd w:id="47"/>
-    <w:bookmarkStart w:id="48" w:name="verify-export"/>
+    <w:bookmarkEnd w:id="48"/>
+    <w:bookmarkStart w:id="49" w:name="verify-export"/>
     <w:p>
       <w:pPr>
         <w:pStyle w:val="Heading3"/>
@@ -3550,8 +4124,8 @@
         <w:t xml:space="preserve">Exit code 0 = all checksums verified. Exit code 1 = errors found.</w:t>
       </w:r>
     </w:p>
-    <w:bookmarkEnd w:id="48"/>
-    <w:bookmarkStart w:id="49" w:name="cleanup"/>
+    <w:bookmarkEnd w:id="49"/>
+    <w:bookmarkStart w:id="50" w:name="cleanup"/>
     <w:p>
       <w:pPr>
         <w:pStyle w:val="Heading3"/>
@@ -3626,9 +4200,9 @@
         </w:pict>
       </w:r>
     </w:p>
-    <w:bookmarkEnd w:id="49"/>
     <w:bookmarkEnd w:id="50"/>
-    <w:bookmarkStart w:id="51" w:name="sharing-download-tokens"/>
+    <w:bookmarkEnd w:id="51"/>
+    <w:bookmarkStart w:id="52" w:name="sharing-download-tokens"/>
     <w:p>
       <w:pPr>
         <w:pStyle w:val="Heading2"/>
@@ -3718,8 +4292,8 @@
         </w:pict>
       </w:r>
     </w:p>
-    <w:bookmarkEnd w:id="51"/>
-    <w:bookmarkStart w:id="52" w:name="export-verification"/>
+    <w:bookmarkEnd w:id="52"/>
+    <w:bookmarkStart w:id="53" w:name="export-verification"/>
     <w:p>
       <w:pPr>
         <w:pStyle w:val="Heading2"/>
@@ -3849,14 +4423,14 @@
         </w:pict>
       </w:r>
     </w:p>
-    <w:bookmarkEnd w:id="52"/>
-    <w:bookmarkStart w:id="53" w:name="settings"/>
+    <w:bookmarkEnd w:id="53"/>
+    <w:bookmarkStart w:id="57" w:name="confidentiality-access-control"/>
     <w:p>
       <w:pPr>
         <w:pStyle w:val="Heading2"/>
       </w:pPr>
       <w:r>
-        <w:t xml:space="preserve">Settings</w:t>
+        <w:t xml:space="preserve">Confidentiality &amp; Access Control</w:t>
       </w:r>
     </w:p>
     <w:p>
@@ -3864,7 +4438,13 @@
         <w:pStyle w:val="FirstParagraph"/>
       </w:pPr>
       <w:r>
-        <w:t xml:space="preserve">Configure defaults at</w:t>
+        <w:t xml:space="preserve">An offline package leaves the building ungated — once written it cannot be recalled —</w:t>
+      </w:r>
+      <w:r>
+        <w:t xml:space="preserve"> </w:t>
+      </w:r>
+      <w:r>
+        <w:t xml:space="preserve">so the plugin filters what may enter a package</w:t>
       </w:r>
       <w:r>
         <w:t xml:space="preserve"> </w:t>
@@ -3874,23 +4454,67 @@
           <w:bCs/>
           <w:b/>
         </w:rPr>
-        <w:t xml:space="preserve">Admin &gt; AHG Settings &gt; Portable Export</w:t>
-      </w:r>
-      <w:r>
-        <w:t xml:space="preserve">:</w:t>
+        <w:t xml:space="preserve">before anything is written</w:t>
+      </w:r>
+      <w:r>
+        <w:t xml:space="preserve">, and</w:t>
+      </w:r>
+      <w:r>
+        <w:t xml:space="preserve"> </w:t>
+      </w:r>
+      <w:r>
+        <w:t xml:space="preserve">fails closed if in doubt. Two independent layers apply to</w:t>
+      </w:r>
+      <w:r>
+        <w:t xml:space="preserve"> </w:t>
+      </w:r>
+      <w:r>
+        <w:rPr>
+          <w:bCs/>
+          <w:b/>
+        </w:rPr>
+        <w:t xml:space="preserve">both</w:t>
+      </w:r>
+      <w:r>
+        <w:t xml:space="preserve"> </w:t>
+      </w:r>
+      <w:r>
+        <w:t xml:space="preserve">viewer and archive</w:t>
+      </w:r>
+      <w:r>
+        <w:t xml:space="preserve"> </w:t>
+      </w:r>
+      <w:r>
+        <w:t xml:space="preserve">exports.</w:t>
+      </w:r>
+    </w:p>
+    <w:bookmarkStart w:id="54" w:name="confidentiality-gate-global"/>
+    <w:p>
+      <w:pPr>
+        <w:pStyle w:val="Heading3"/>
+      </w:pPr>
+      <w:r>
+        <w:t xml:space="preserve">1. Confidentiality gate (global)</w:t>
+      </w:r>
+    </w:p>
+    <w:p>
+      <w:pPr>
+        <w:pStyle w:val="FirstParagraph"/>
+      </w:pPr>
+      <w:r>
+        <w:t xml:space="preserve">Regardless of who is exporting, these records are automatically withheld:</w:t>
       </w:r>
     </w:p>
     <w:tbl>
       <w:tblPr>
         <w:tblStyle w:val="Table"/>
-        <w:tblW w:type="auto" w:w="0"/>
+        <w:tblW w:type="pct" w:w="5000"/>
         <w:tblLook w:firstRow="1" w:lastRow="0" w:firstColumn="0" w:lastColumn="0" w:noHBand="0" w:noVBand="0" w:val="0020"/>
         <w:jc w:val="start"/>
       </w:tblPr>
       <w:tblGrid>
-        <w:gridCol w:w="2640"/>
-        <w:gridCol w:w="2640"/>
-        <w:gridCol w:w="2640"/>
+        <w:gridCol w:w="4950"/>
+        <w:gridCol w:w="2970"/>
       </w:tblGrid>
       <w:tr>
         <w:trPr>
@@ -3904,31 +4528,19 @@
               <w:jc w:val="left"/>
             </w:pPr>
             <w:r>
-              <w:t xml:space="preserve">Setting</w:t>
-            </w:r>
-          </w:p>
-        </w:tc>
-        <w:tc>
-          <w:tcPr/>
-          <w:p>
-            <w:pPr>
-              <w:pStyle w:val="Compact"/>
-              <w:jc w:val="left"/>
-            </w:pPr>
-            <w:r>
-              <w:t xml:space="preserve">Default</w:t>
-            </w:r>
-          </w:p>
-        </w:tc>
-        <w:tc>
-          <w:tcPr/>
-          <w:p>
-            <w:pPr>
-              <w:pStyle w:val="Compact"/>
-              <w:jc w:val="left"/>
-            </w:pPr>
-            <w:r>
-              <w:t xml:space="preserve">Description</w:t>
+              <w:t xml:space="preserve">Withheld</w:t>
+            </w:r>
+          </w:p>
+        </w:tc>
+        <w:tc>
+          <w:tcPr/>
+          <w:p>
+            <w:pPr>
+              <w:pStyle w:val="Compact"/>
+              <w:jc w:val="left"/>
+            </w:pPr>
+            <w:r>
+              <w:t xml:space="preserve">Rule</w:t>
             </w:r>
           </w:p>
         </w:tc>
@@ -3942,31 +4554,55 @@
               <w:jc w:val="left"/>
             </w:pPr>
             <w:r>
-              <w:t xml:space="preserve">Retention Days</w:t>
-            </w:r>
-          </w:p>
-        </w:tc>
-        <w:tc>
-          <w:tcPr/>
-          <w:p>
-            <w:pPr>
-              <w:pStyle w:val="Compact"/>
-              <w:jc w:val="left"/>
-            </w:pPr>
-            <w:r>
-              <w:t xml:space="preserve">30</w:t>
-            </w:r>
-          </w:p>
-        </w:tc>
-        <w:tc>
-          <w:tcPr/>
-          <w:p>
-            <w:pPr>
-              <w:pStyle w:val="Compact"/>
-              <w:jc w:val="left"/>
-            </w:pPr>
-            <w:r>
-              <w:t xml:space="preserve">Auto-delete exports after N days</w:t>
+              <w:rPr>
+                <w:bCs/>
+                <w:b/>
+              </w:rPr>
+              <w:t xml:space="preserve">Unpublished descriptions</w:t>
+            </w:r>
+          </w:p>
+        </w:tc>
+        <w:tc>
+          <w:tcPr/>
+          <w:p>
+            <w:pPr>
+              <w:pStyle w:val="Compact"/>
+              <w:jc w:val="left"/>
+            </w:pPr>
+            <w:r>
+              <w:t xml:space="preserve">Anything not in publication status</w:t>
+            </w:r>
+            <w:r>
+              <w:t xml:space="preserve"> </w:t>
+            </w:r>
+            <w:r>
+              <w:rPr>
+                <w:iCs/>
+                <w:i/>
+              </w:rPr>
+              <w:t xml:space="preserve">Published</w:t>
+            </w:r>
+            <w:r>
+              <w:t xml:space="preserve"> </w:t>
+            </w:r>
+            <w:r>
+              <w:t xml:space="preserve">— unless the</w:t>
+            </w:r>
+            <w:r>
+              <w:t xml:space="preserve"> </w:t>
+            </w:r>
+            <w:r>
+              <w:rPr>
+                <w:bCs/>
+                <w:b/>
+              </w:rPr>
+              <w:t xml:space="preserve">Include unpublished</w:t>
+            </w:r>
+            <w:r>
+              <w:t xml:space="preserve"> </w:t>
+            </w:r>
+            <w:r>
+              <w:t xml:space="preserve">setting is explicitly turned on</w:t>
             </w:r>
           </w:p>
         </w:tc>
@@ -3980,31 +4616,23 @@
               <w:jc w:val="left"/>
             </w:pPr>
             <w:r>
-              <w:t xml:space="preserve">Max Size (MB)</w:t>
-            </w:r>
-          </w:p>
-        </w:tc>
-        <w:tc>
-          <w:tcPr/>
-          <w:p>
-            <w:pPr>
-              <w:pStyle w:val="Compact"/>
-              <w:jc w:val="left"/>
-            </w:pPr>
-            <w:r>
-              <w:t xml:space="preserve">2048</w:t>
-            </w:r>
-          </w:p>
-        </w:tc>
-        <w:tc>
-          <w:tcPr/>
-          <w:p>
-            <w:pPr>
-              <w:pStyle w:val="Compact"/>
-              <w:jc w:val="left"/>
-            </w:pPr>
-            <w:r>
-              <w:t xml:space="preserve">Maximum export size limit</w:t>
+              <w:rPr>
+                <w:bCs/>
+                <w:b/>
+              </w:rPr>
+              <w:t xml:space="preserve">ICIP / TK restricted</w:t>
+            </w:r>
+          </w:p>
+        </w:tc>
+        <w:tc>
+          <w:tcPr/>
+          <w:p>
+            <w:pPr>
+              <w:pStyle w:val="Compact"/>
+              <w:jc w:val="left"/>
+            </w:pPr>
+            <w:r>
+              <w:t xml:space="preserve">Records flagged with an Indigenous Cultural &amp; Intellectual Property / Traditional Knowledge access restriction, including whole sub-trees where the restriction applies to descendants</w:t>
             </w:r>
           </w:p>
         </w:tc>
@@ -4018,31 +4646,39 @@
               <w:jc w:val="left"/>
             </w:pPr>
             <w:r>
-              <w:t xml:space="preserve">Default Mode</w:t>
-            </w:r>
-          </w:p>
-        </w:tc>
-        <w:tc>
-          <w:tcPr/>
-          <w:p>
-            <w:pPr>
-              <w:pStyle w:val="Compact"/>
-              <w:jc w:val="left"/>
-            </w:pPr>
-            <w:r>
-              <w:t xml:space="preserve">read_only</w:t>
-            </w:r>
-          </w:p>
-        </w:tc>
-        <w:tc>
-          <w:tcPr/>
-          <w:p>
-            <w:pPr>
-              <w:pStyle w:val="Compact"/>
-              <w:jc w:val="left"/>
-            </w:pPr>
-            <w:r>
-              <w:t xml:space="preserve">Default export mode</w:t>
+              <w:rPr>
+                <w:bCs/>
+                <w:b/>
+              </w:rPr>
+              <w:t xml:space="preserve">ODRL prohibited</w:t>
+            </w:r>
+          </w:p>
+        </w:tc>
+        <w:tc>
+          <w:tcPr/>
+          <w:p>
+            <w:pPr>
+              <w:pStyle w:val="Compact"/>
+              <w:jc w:val="left"/>
+            </w:pPr>
+            <w:r>
+              <w:t xml:space="preserve">Records carrying an ODRL</w:t>
+            </w:r>
+            <w:r>
+              <w:t xml:space="preserve"> </w:t>
+            </w:r>
+            <w:r>
+              <w:rPr>
+                <w:iCs/>
+                <w:i/>
+              </w:rPr>
+              <w:t xml:space="preserve">use</w:t>
+            </w:r>
+            <w:r>
+              <w:t xml:space="preserve"> </w:t>
+            </w:r>
+            <w:r>
+              <w:t xml:space="preserve">prohibition policy</w:t>
             </w:r>
           </w:p>
         </w:tc>
@@ -4056,188 +4692,348 @@
               <w:jc w:val="left"/>
             </w:pPr>
             <w:r>
-              <w:t xml:space="preserve">Include Objects</w:t>
-            </w:r>
-          </w:p>
-        </w:tc>
-        <w:tc>
-          <w:tcPr/>
-          <w:p>
-            <w:pPr>
-              <w:pStyle w:val="Compact"/>
-              <w:jc w:val="left"/>
-            </w:pPr>
-            <w:r>
-              <w:t xml:space="preserve">true</w:t>
-            </w:r>
-          </w:p>
-        </w:tc>
-        <w:tc>
-          <w:tcPr/>
-          <w:p>
-            <w:pPr>
-              <w:pStyle w:val="Compact"/>
-              <w:jc w:val="left"/>
-            </w:pPr>
-            <w:r>
-              <w:t xml:space="preserve">Include digital objects by default</w:t>
-            </w:r>
-          </w:p>
-        </w:tc>
-      </w:tr>
-      <w:tr>
-        <w:tc>
-          <w:tcPr/>
-          <w:p>
-            <w:pPr>
-              <w:pStyle w:val="Compact"/>
-              <w:jc w:val="left"/>
-            </w:pPr>
-            <w:r>
-              <w:t xml:space="preserve">Include Thumbnails</w:t>
-            </w:r>
-          </w:p>
-        </w:tc>
-        <w:tc>
-          <w:tcPr/>
-          <w:p>
-            <w:pPr>
-              <w:pStyle w:val="Compact"/>
-              <w:jc w:val="left"/>
-            </w:pPr>
-            <w:r>
-              <w:t xml:space="preserve">true</w:t>
-            </w:r>
-          </w:p>
-        </w:tc>
-        <w:tc>
-          <w:tcPr/>
-          <w:p>
-            <w:pPr>
-              <w:pStyle w:val="Compact"/>
-              <w:jc w:val="left"/>
-            </w:pPr>
-            <w:r>
-              <w:t xml:space="preserve">Include thumbnails by default</w:t>
-            </w:r>
-          </w:p>
-        </w:tc>
-      </w:tr>
-      <w:tr>
-        <w:tc>
-          <w:tcPr/>
-          <w:p>
-            <w:pPr>
-              <w:pStyle w:val="Compact"/>
-              <w:jc w:val="left"/>
-            </w:pPr>
-            <w:r>
-              <w:t xml:space="preserve">Include References</w:t>
-            </w:r>
-          </w:p>
-        </w:tc>
-        <w:tc>
-          <w:tcPr/>
-          <w:p>
-            <w:pPr>
-              <w:pStyle w:val="Compact"/>
-              <w:jc w:val="left"/>
-            </w:pPr>
-            <w:r>
-              <w:t xml:space="preserve">true</w:t>
-            </w:r>
-          </w:p>
-        </w:tc>
-        <w:tc>
-          <w:tcPr/>
-          <w:p>
-            <w:pPr>
-              <w:pStyle w:val="Compact"/>
-              <w:jc w:val="left"/>
-            </w:pPr>
-            <w:r>
-              <w:t xml:space="preserve">Include reference images by default</w:t>
-            </w:r>
-          </w:p>
-        </w:tc>
-      </w:tr>
-      <w:tr>
-        <w:tc>
-          <w:tcPr/>
-          <w:p>
-            <w:pPr>
-              <w:pStyle w:val="Compact"/>
-              <w:jc w:val="left"/>
-            </w:pPr>
-            <w:r>
-              <w:t xml:space="preserve">Include Masters</w:t>
-            </w:r>
-          </w:p>
-        </w:tc>
-        <w:tc>
-          <w:tcPr/>
-          <w:p>
-            <w:pPr>
-              <w:pStyle w:val="Compact"/>
-              <w:jc w:val="left"/>
-            </w:pPr>
-            <w:r>
-              <w:t xml:space="preserve">false</w:t>
-            </w:r>
-          </w:p>
-        </w:tc>
-        <w:tc>
-          <w:tcPr/>
-          <w:p>
-            <w:pPr>
-              <w:pStyle w:val="Compact"/>
-              <w:jc w:val="left"/>
-            </w:pPr>
-            <w:r>
-              <w:t xml:space="preserve">Include master files by default</w:t>
-            </w:r>
-          </w:p>
-        </w:tc>
-      </w:tr>
-      <w:tr>
-        <w:tc>
-          <w:tcPr/>
-          <w:p>
-            <w:pPr>
-              <w:pStyle w:val="Compact"/>
-              <w:jc w:val="left"/>
-            </w:pPr>
-            <w:r>
-              <w:t xml:space="preserve">Default Culture</w:t>
-            </w:r>
-          </w:p>
-        </w:tc>
-        <w:tc>
-          <w:tcPr/>
-          <w:p>
-            <w:pPr>
-              <w:pStyle w:val="Compact"/>
-              <w:jc w:val="left"/>
-            </w:pPr>
-            <w:r>
-              <w:t xml:space="preserve">en</w:t>
-            </w:r>
-          </w:p>
-        </w:tc>
-        <w:tc>
-          <w:tcPr/>
-          <w:p>
-            <w:pPr>
-              <w:pStyle w:val="Compact"/>
-              <w:jc w:val="left"/>
-            </w:pPr>
-            <w:r>
-              <w:t xml:space="preserve">Default export language</w:t>
+              <w:rPr>
+                <w:bCs/>
+                <w:b/>
+              </w:rPr>
+              <w:t xml:space="preserve">Redacted objects</w:t>
+            </w:r>
+          </w:p>
+        </w:tc>
+        <w:tc>
+          <w:tcPr/>
+          <w:p>
+            <w:pPr>
+              <w:pStyle w:val="Compact"/>
+              <w:jc w:val="left"/>
+            </w:pPr>
+            <w:r>
+              <w:t xml:space="preserve">Individual digital objects withheld for PII redaction</w:t>
             </w:r>
           </w:p>
         </w:tc>
       </w:tr>
     </w:tbl>
+    <w:bookmarkEnd w:id="54"/>
+    <w:bookmarkStart w:id="55" w:name="role-security-scoping-per-user"/>
+    <w:p>
+      <w:pPr>
+        <w:pStyle w:val="Heading3"/>
+      </w:pPr>
+      <w:r>
+        <w:t xml:space="preserve">2. Role / security scoping (per-user)</w:t>
+      </w:r>
+    </w:p>
+    <w:p>
+      <w:pPr>
+        <w:pStyle w:val="FirstParagraph"/>
+      </w:pPr>
+      <w:r>
+        <w:t xml:space="preserve">The export is scoped to</w:t>
+      </w:r>
+      <w:r>
+        <w:t xml:space="preserve"> </w:t>
+      </w:r>
+      <w:r>
+        <w:rPr>
+          <w:bCs/>
+          <w:b/>
+        </w:rPr>
+        <w:t xml:space="preserve">what the person who started it is allowed to see</w:t>
+      </w:r>
+      <w:r>
+        <w:t xml:space="preserve"> </w:t>
+      </w:r>
+      <w:r>
+        <w:t xml:space="preserve">— exactly</w:t>
+      </w:r>
+      <w:r>
+        <w:t xml:space="preserve"> </w:t>
+      </w:r>
+      <w:r>
+        <w:t xml:space="preserve">the same records they see in search and browse. On top of the confidentiality gate, a</w:t>
+      </w:r>
+      <w:r>
+        <w:t xml:space="preserve"> </w:t>
+      </w:r>
+      <w:r>
+        <w:t xml:space="preserve">record is withheld from</w:t>
+      </w:r>
+      <w:r>
+        <w:t xml:space="preserve"> </w:t>
+      </w:r>
+      <w:r>
+        <w:rPr>
+          <w:iCs/>
+          <w:i/>
+        </w:rPr>
+        <w:t xml:space="preserve">that user’s</w:t>
+      </w:r>
+      <w:r>
+        <w:t xml:space="preserve"> </w:t>
+      </w:r>
+      <w:r>
+        <w:t xml:space="preserve">package when it is:</w:t>
+      </w:r>
+    </w:p>
+    <w:p>
+      <w:pPr>
+        <w:numPr>
+          <w:ilvl w:val="0"/>
+          <w:numId w:val="1014"/>
+        </w:numPr>
+        <w:pStyle w:val="Compact"/>
+      </w:pPr>
+      <w:r>
+        <w:t xml:space="preserve">classified</w:t>
+      </w:r>
+      <w:r>
+        <w:t xml:space="preserve"> </w:t>
+      </w:r>
+      <w:r>
+        <w:rPr>
+          <w:bCs/>
+          <w:b/>
+        </w:rPr>
+        <w:t xml:space="preserve">above their security clearance</w:t>
+      </w:r>
+      <w:r>
+        <w:t xml:space="preserve">,</w:t>
+      </w:r>
+    </w:p>
+    <w:p>
+      <w:pPr>
+        <w:numPr>
+          <w:ilvl w:val="0"/>
+          <w:numId w:val="1014"/>
+        </w:numPr>
+        <w:pStyle w:val="Compact"/>
+      </w:pPr>
+      <w:r>
+        <w:rPr>
+          <w:bCs/>
+          <w:b/>
+        </w:rPr>
+        <w:t xml:space="preserve">donor-closed</w:t>
+      </w:r>
+      <w:r>
+        <w:t xml:space="preserve"> </w:t>
+      </w:r>
+      <w:r>
+        <w:t xml:space="preserve">(closure, permission-only, time-embargo, POPIA-restricted, legal hold), or</w:t>
+      </w:r>
+    </w:p>
+    <w:p>
+      <w:pPr>
+        <w:numPr>
+          <w:ilvl w:val="0"/>
+          <w:numId w:val="1014"/>
+        </w:numPr>
+        <w:pStyle w:val="Compact"/>
+      </w:pPr>
+      <w:r>
+        <w:t xml:space="preserve">under an active</w:t>
+      </w:r>
+      <w:r>
+        <w:t xml:space="preserve"> </w:t>
+      </w:r>
+      <w:r>
+        <w:rPr>
+          <w:bCs/>
+          <w:b/>
+        </w:rPr>
+        <w:t xml:space="preserve">full embargo</w:t>
+      </w:r>
+      <w:r>
+        <w:t xml:space="preserve"> </w:t>
+      </w:r>
+      <w:r>
+        <w:t xml:space="preserve">(their own embargo exceptions are honoured).</w:t>
+      </w:r>
+    </w:p>
+    <w:p>
+      <w:pPr>
+        <w:pStyle w:val="FirstParagraph"/>
+      </w:pPr>
+      <w:r>
+        <w:rPr>
+          <w:bCs/>
+          <w:b/>
+        </w:rPr>
+        <w:t xml:space="preserve">Administrators</w:t>
+      </w:r>
+      <w:r>
+        <w:t xml:space="preserve"> </w:t>
+      </w:r>
+      <w:r>
+        <w:t xml:space="preserve">are unrestricted. If the access check cannot be evaluated for any</w:t>
+      </w:r>
+      <w:r>
+        <w:t xml:space="preserve"> </w:t>
+      </w:r>
+      <w:r>
+        <w:t xml:space="preserve">reason, the export</w:t>
+      </w:r>
+      <w:r>
+        <w:t xml:space="preserve"> </w:t>
+      </w:r>
+      <w:r>
+        <w:rPr>
+          <w:bCs/>
+          <w:b/>
+        </w:rPr>
+        <w:t xml:space="preserve">fails closed</w:t>
+      </w:r>
+      <w:r>
+        <w:t xml:space="preserve"> </w:t>
+      </w:r>
+      <w:r>
+        <w:t xml:space="preserve">(withholds rather than risk disclosure).</w:t>
+      </w:r>
+    </w:p>
+    <w:bookmarkEnd w:id="55"/>
+    <w:bookmarkStart w:id="56" w:name="what-was-withheld"/>
+    <w:p>
+      <w:pPr>
+        <w:pStyle w:val="Heading3"/>
+      </w:pPr>
+      <w:r>
+        <w:t xml:space="preserve">What was withheld</w:t>
+      </w:r>
+    </w:p>
+    <w:p>
+      <w:pPr>
+        <w:pStyle w:val="FirstParagraph"/>
+      </w:pPr>
+      <w:r>
+        <w:t xml:space="preserve">Every package records what it left out:</w:t>
+      </w:r>
+    </w:p>
+    <w:p>
+      <w:pPr>
+        <w:numPr>
+          <w:ilvl w:val="0"/>
+          <w:numId w:val="1015"/>
+        </w:numPr>
+        <w:pStyle w:val="Compact"/>
+      </w:pPr>
+      <w:r>
+        <w:t xml:space="preserve">a</w:t>
+      </w:r>
+      <w:r>
+        <w:t xml:space="preserve"> </w:t>
+      </w:r>
+      <w:r>
+        <w:rPr>
+          <w:rStyle w:val="VerbatimChar"/>
+          <w:bCs/>
+          <w:b/>
+        </w:rPr>
+        <w:t xml:space="preserve">data/disclosure-summary.json</w:t>
+      </w:r>
+      <w:r>
+        <w:t xml:space="preserve"> </w:t>
+      </w:r>
+      <w:r>
+        <w:t xml:space="preserve">file inside the package (counts per category,</w:t>
+      </w:r>
+      <w:r>
+        <w:t xml:space="preserve"> </w:t>
+      </w:r>
+      <w:r>
+        <w:t xml:space="preserve">the exporting user, and the total withheld), and</w:t>
+      </w:r>
+    </w:p>
+    <w:p>
+      <w:pPr>
+        <w:numPr>
+          <w:ilvl w:val="0"/>
+          <w:numId w:val="1015"/>
+        </w:numPr>
+        <w:pStyle w:val="Compact"/>
+      </w:pPr>
+      <w:r>
+        <w:t xml:space="preserve">a</w:t>
+      </w:r>
+      <w:r>
+        <w:t xml:space="preserve"> </w:t>
+      </w:r>
+      <w:r>
+        <w:rPr>
+          <w:bCs/>
+          <w:b/>
+        </w:rPr>
+        <w:t xml:space="preserve">shield</w:t>
+      </w:r>
+      <w:r>
+        <w:rPr>
+          <w:bCs/>
+          <w:b/>
+        </w:rPr>
+        <w:t xml:space="preserve"> </w:t>
+      </w:r>
+      <w:r>
+        <w:rPr>
+          <w:bCs/>
+          <w:b/>
+        </w:rPr>
+        <w:t xml:space="preserve">“</w:t>
+      </w:r>
+      <w:r>
+        <w:rPr>
+          <w:bCs/>
+          <w:b/>
+        </w:rPr>
+        <w:t xml:space="preserve">N withheld</w:t>
+      </w:r>
+      <w:r>
+        <w:rPr>
+          <w:bCs/>
+          <w:b/>
+        </w:rPr>
+        <w:t xml:space="preserve">”</w:t>
+      </w:r>
+      <w:r>
+        <w:rPr>
+          <w:bCs/>
+          <w:b/>
+        </w:rPr>
+        <w:t xml:space="preserve"> </w:t>
+      </w:r>
+      <w:r>
+        <w:rPr>
+          <w:bCs/>
+          <w:b/>
+        </w:rPr>
+        <w:t xml:space="preserve">badge</w:t>
+      </w:r>
+      <w:r>
+        <w:t xml:space="preserve"> </w:t>
+      </w:r>
+      <w:r>
+        <w:t xml:space="preserve">on the export in the admin list, whose tooltip breaks</w:t>
+      </w:r>
+      <w:r>
+        <w:t xml:space="preserve"> </w:t>
+      </w:r>
+      <w:r>
+        <w:t xml:space="preserve">the number down (beyond exporter’s view rights / unpublished / ICIP / ODRL / redacted).</w:t>
+      </w:r>
+    </w:p>
+    <w:p>
+      <w:pPr>
+        <w:pStyle w:val="FirstParagraph"/>
+      </w:pPr>
+      <w:r>
+        <w:t xml:space="preserve">A withheld count is normal and expected — it is the system honouring access rules, not</w:t>
+      </w:r>
+      <w:r>
+        <w:t xml:space="preserve"> </w:t>
+      </w:r>
+      <w:r>
+        <w:t xml:space="preserve">an error.</w:t>
+      </w:r>
+    </w:p>
     <w:p>
       <w:r>
         <w:pict>
@@ -4245,8 +5041,459 @@
         </w:pict>
       </w:r>
     </w:p>
-    <w:bookmarkEnd w:id="53"/>
-    <w:bookmarkStart w:id="54" w:name="troubleshooting"/>
+    <w:bookmarkEnd w:id="56"/>
+    <w:bookmarkEnd w:id="57"/>
+    <w:bookmarkStart w:id="58" w:name="settings"/>
+    <w:p>
+      <w:pPr>
+        <w:pStyle w:val="Heading2"/>
+      </w:pPr>
+      <w:r>
+        <w:t xml:space="preserve">Settings</w:t>
+      </w:r>
+    </w:p>
+    <w:p>
+      <w:pPr>
+        <w:pStyle w:val="FirstParagraph"/>
+      </w:pPr>
+      <w:r>
+        <w:t xml:space="preserve">Configure defaults at</w:t>
+      </w:r>
+      <w:r>
+        <w:t xml:space="preserve"> </w:t>
+      </w:r>
+      <w:r>
+        <w:rPr>
+          <w:bCs/>
+          <w:b/>
+        </w:rPr>
+        <w:t xml:space="preserve">Admin &gt; AHG Settings &gt; Portable Export</w:t>
+      </w:r>
+      <w:r>
+        <w:t xml:space="preserve">:</w:t>
+      </w:r>
+    </w:p>
+    <w:tbl>
+      <w:tblPr>
+        <w:tblStyle w:val="Table"/>
+        <w:tblW w:type="pct" w:w="5000"/>
+        <w:tblLook w:firstRow="1" w:lastRow="0" w:firstColumn="0" w:lastColumn="0" w:noHBand="0" w:noVBand="0" w:val="0020"/>
+        <w:jc w:val="start"/>
+      </w:tblPr>
+      <w:tblGrid>
+        <w:gridCol w:w="2299"/>
+        <w:gridCol w:w="2299"/>
+        <w:gridCol w:w="3321"/>
+      </w:tblGrid>
+      <w:tr>
+        <w:trPr>
+          <w:tblHeader w:val="true"/>
+        </w:trPr>
+        <w:tc>
+          <w:tcPr/>
+          <w:p>
+            <w:pPr>
+              <w:pStyle w:val="Compact"/>
+              <w:jc w:val="left"/>
+            </w:pPr>
+            <w:r>
+              <w:t xml:space="preserve">Setting</w:t>
+            </w:r>
+          </w:p>
+        </w:tc>
+        <w:tc>
+          <w:tcPr/>
+          <w:p>
+            <w:pPr>
+              <w:pStyle w:val="Compact"/>
+              <w:jc w:val="left"/>
+            </w:pPr>
+            <w:r>
+              <w:t xml:space="preserve">Default</w:t>
+            </w:r>
+          </w:p>
+        </w:tc>
+        <w:tc>
+          <w:tcPr/>
+          <w:p>
+            <w:pPr>
+              <w:pStyle w:val="Compact"/>
+              <w:jc w:val="left"/>
+            </w:pPr>
+            <w:r>
+              <w:t xml:space="preserve">Description</w:t>
+            </w:r>
+          </w:p>
+        </w:tc>
+      </w:tr>
+      <w:tr>
+        <w:tc>
+          <w:tcPr/>
+          <w:p>
+            <w:pPr>
+              <w:pStyle w:val="Compact"/>
+              <w:jc w:val="left"/>
+            </w:pPr>
+            <w:r>
+              <w:t xml:space="preserve">Retention Days</w:t>
+            </w:r>
+          </w:p>
+        </w:tc>
+        <w:tc>
+          <w:tcPr/>
+          <w:p>
+            <w:pPr>
+              <w:pStyle w:val="Compact"/>
+              <w:jc w:val="left"/>
+            </w:pPr>
+            <w:r>
+              <w:t xml:space="preserve">30</w:t>
+            </w:r>
+          </w:p>
+        </w:tc>
+        <w:tc>
+          <w:tcPr/>
+          <w:p>
+            <w:pPr>
+              <w:pStyle w:val="Compact"/>
+              <w:jc w:val="left"/>
+            </w:pPr>
+            <w:r>
+              <w:t xml:space="preserve">Auto-delete exports after N days</w:t>
+            </w:r>
+          </w:p>
+        </w:tc>
+      </w:tr>
+      <w:tr>
+        <w:tc>
+          <w:tcPr/>
+          <w:p>
+            <w:pPr>
+              <w:pStyle w:val="Compact"/>
+              <w:jc w:val="left"/>
+            </w:pPr>
+            <w:r>
+              <w:t xml:space="preserve">Max Size (MB)</w:t>
+            </w:r>
+          </w:p>
+        </w:tc>
+        <w:tc>
+          <w:tcPr/>
+          <w:p>
+            <w:pPr>
+              <w:pStyle w:val="Compact"/>
+              <w:jc w:val="left"/>
+            </w:pPr>
+            <w:r>
+              <w:t xml:space="preserve">2048</w:t>
+            </w:r>
+          </w:p>
+        </w:tc>
+        <w:tc>
+          <w:tcPr/>
+          <w:p>
+            <w:pPr>
+              <w:pStyle w:val="Compact"/>
+              <w:jc w:val="left"/>
+            </w:pPr>
+            <w:r>
+              <w:t xml:space="preserve">Maximum export size limit</w:t>
+            </w:r>
+          </w:p>
+        </w:tc>
+      </w:tr>
+      <w:tr>
+        <w:tc>
+          <w:tcPr/>
+          <w:p>
+            <w:pPr>
+              <w:pStyle w:val="Compact"/>
+              <w:jc w:val="left"/>
+            </w:pPr>
+            <w:r>
+              <w:t xml:space="preserve">Default Mode</w:t>
+            </w:r>
+          </w:p>
+        </w:tc>
+        <w:tc>
+          <w:tcPr/>
+          <w:p>
+            <w:pPr>
+              <w:pStyle w:val="Compact"/>
+              <w:jc w:val="left"/>
+            </w:pPr>
+            <w:r>
+              <w:t xml:space="preserve">read_only</w:t>
+            </w:r>
+          </w:p>
+        </w:tc>
+        <w:tc>
+          <w:tcPr/>
+          <w:p>
+            <w:pPr>
+              <w:pStyle w:val="Compact"/>
+              <w:jc w:val="left"/>
+            </w:pPr>
+            <w:r>
+              <w:t xml:space="preserve">Default export mode</w:t>
+            </w:r>
+          </w:p>
+        </w:tc>
+      </w:tr>
+      <w:tr>
+        <w:tc>
+          <w:tcPr/>
+          <w:p>
+            <w:pPr>
+              <w:pStyle w:val="Compact"/>
+              <w:jc w:val="left"/>
+            </w:pPr>
+            <w:r>
+              <w:t xml:space="preserve">Include Objects</w:t>
+            </w:r>
+          </w:p>
+        </w:tc>
+        <w:tc>
+          <w:tcPr/>
+          <w:p>
+            <w:pPr>
+              <w:pStyle w:val="Compact"/>
+              <w:jc w:val="left"/>
+            </w:pPr>
+            <w:r>
+              <w:t xml:space="preserve">true</w:t>
+            </w:r>
+          </w:p>
+        </w:tc>
+        <w:tc>
+          <w:tcPr/>
+          <w:p>
+            <w:pPr>
+              <w:pStyle w:val="Compact"/>
+              <w:jc w:val="left"/>
+            </w:pPr>
+            <w:r>
+              <w:t xml:space="preserve">Include digital objects by default</w:t>
+            </w:r>
+          </w:p>
+        </w:tc>
+      </w:tr>
+      <w:tr>
+        <w:tc>
+          <w:tcPr/>
+          <w:p>
+            <w:pPr>
+              <w:pStyle w:val="Compact"/>
+              <w:jc w:val="left"/>
+            </w:pPr>
+            <w:r>
+              <w:t xml:space="preserve">Include Thumbnails</w:t>
+            </w:r>
+          </w:p>
+        </w:tc>
+        <w:tc>
+          <w:tcPr/>
+          <w:p>
+            <w:pPr>
+              <w:pStyle w:val="Compact"/>
+              <w:jc w:val="left"/>
+            </w:pPr>
+            <w:r>
+              <w:t xml:space="preserve">true</w:t>
+            </w:r>
+          </w:p>
+        </w:tc>
+        <w:tc>
+          <w:tcPr/>
+          <w:p>
+            <w:pPr>
+              <w:pStyle w:val="Compact"/>
+              <w:jc w:val="left"/>
+            </w:pPr>
+            <w:r>
+              <w:t xml:space="preserve">Include thumbnails by default</w:t>
+            </w:r>
+          </w:p>
+        </w:tc>
+      </w:tr>
+      <w:tr>
+        <w:tc>
+          <w:tcPr/>
+          <w:p>
+            <w:pPr>
+              <w:pStyle w:val="Compact"/>
+              <w:jc w:val="left"/>
+            </w:pPr>
+            <w:r>
+              <w:t xml:space="preserve">Include References</w:t>
+            </w:r>
+          </w:p>
+        </w:tc>
+        <w:tc>
+          <w:tcPr/>
+          <w:p>
+            <w:pPr>
+              <w:pStyle w:val="Compact"/>
+              <w:jc w:val="left"/>
+            </w:pPr>
+            <w:r>
+              <w:t xml:space="preserve">true</w:t>
+            </w:r>
+          </w:p>
+        </w:tc>
+        <w:tc>
+          <w:tcPr/>
+          <w:p>
+            <w:pPr>
+              <w:pStyle w:val="Compact"/>
+              <w:jc w:val="left"/>
+            </w:pPr>
+            <w:r>
+              <w:t xml:space="preserve">Include reference images by default</w:t>
+            </w:r>
+          </w:p>
+        </w:tc>
+      </w:tr>
+      <w:tr>
+        <w:tc>
+          <w:tcPr/>
+          <w:p>
+            <w:pPr>
+              <w:pStyle w:val="Compact"/>
+              <w:jc w:val="left"/>
+            </w:pPr>
+            <w:r>
+              <w:t xml:space="preserve">Include Masters</w:t>
+            </w:r>
+          </w:p>
+        </w:tc>
+        <w:tc>
+          <w:tcPr/>
+          <w:p>
+            <w:pPr>
+              <w:pStyle w:val="Compact"/>
+              <w:jc w:val="left"/>
+            </w:pPr>
+            <w:r>
+              <w:t xml:space="preserve">false</w:t>
+            </w:r>
+          </w:p>
+        </w:tc>
+        <w:tc>
+          <w:tcPr/>
+          <w:p>
+            <w:pPr>
+              <w:pStyle w:val="Compact"/>
+              <w:jc w:val="left"/>
+            </w:pPr>
+            <w:r>
+              <w:t xml:space="preserve">Include master files by default</w:t>
+            </w:r>
+          </w:p>
+        </w:tc>
+      </w:tr>
+      <w:tr>
+        <w:tc>
+          <w:tcPr/>
+          <w:p>
+            <w:pPr>
+              <w:pStyle w:val="Compact"/>
+              <w:jc w:val="left"/>
+            </w:pPr>
+            <w:r>
+              <w:t xml:space="preserve">Include Unpublished</w:t>
+            </w:r>
+          </w:p>
+        </w:tc>
+        <w:tc>
+          <w:tcPr/>
+          <w:p>
+            <w:pPr>
+              <w:pStyle w:val="Compact"/>
+              <w:jc w:val="left"/>
+            </w:pPr>
+            <w:r>
+              <w:t xml:space="preserve">false</w:t>
+            </w:r>
+          </w:p>
+        </w:tc>
+        <w:tc>
+          <w:tcPr/>
+          <w:p>
+            <w:pPr>
+              <w:pStyle w:val="Compact"/>
+              <w:jc w:val="left"/>
+            </w:pPr>
+            <w:r>
+              <w:t xml:space="preserve">When on, unpublished descriptions are</w:t>
+            </w:r>
+            <w:r>
+              <w:t xml:space="preserve"> </w:t>
+            </w:r>
+            <w:r>
+              <w:rPr>
+                <w:bCs/>
+                <w:b/>
+              </w:rPr>
+              <w:t xml:space="preserve">allowed</w:t>
+            </w:r>
+            <w:r>
+              <w:t xml:space="preserve"> </w:t>
+            </w:r>
+            <w:r>
+              <w:t xml:space="preserve">into packages (overrides the confidentiality gate’s unpublished rule)</w:t>
+            </w:r>
+          </w:p>
+        </w:tc>
+      </w:tr>
+      <w:tr>
+        <w:tc>
+          <w:tcPr/>
+          <w:p>
+            <w:pPr>
+              <w:pStyle w:val="Compact"/>
+              <w:jc w:val="left"/>
+            </w:pPr>
+            <w:r>
+              <w:t xml:space="preserve">Default Culture</w:t>
+            </w:r>
+          </w:p>
+        </w:tc>
+        <w:tc>
+          <w:tcPr/>
+          <w:p>
+            <w:pPr>
+              <w:pStyle w:val="Compact"/>
+              <w:jc w:val="left"/>
+            </w:pPr>
+            <w:r>
+              <w:t xml:space="preserve">en</w:t>
+            </w:r>
+          </w:p>
+        </w:tc>
+        <w:tc>
+          <w:tcPr/>
+          <w:p>
+            <w:pPr>
+              <w:pStyle w:val="Compact"/>
+              <w:jc w:val="left"/>
+            </w:pPr>
+            <w:r>
+              <w:t xml:space="preserve">Default export language</w:t>
+            </w:r>
+          </w:p>
+        </w:tc>
+      </w:tr>
+    </w:tbl>
+    <w:p>
+      <w:r>
+        <w:pict>
+          <v:rect style="width:0;height:1.5pt" o:hralign="center" o:hrstd="t" o:hr="t"/>
+        </w:pict>
+      </w:r>
+    </w:p>
+    <w:bookmarkEnd w:id="58"/>
+    <w:bookmarkStart w:id="59" w:name="troubleshooting"/>
     <w:p>
       <w:pPr>
         <w:pStyle w:val="Heading2"/>
@@ -4553,6 +5800,274 @@
           </w:p>
         </w:tc>
       </w:tr>
+      <w:tr>
+        <w:tc>
+          <w:tcPr/>
+          <w:p>
+            <w:pPr>
+              <w:pStyle w:val="Compact"/>
+              <w:jc w:val="left"/>
+            </w:pPr>
+            <w:r>
+              <w:t xml:space="preserve">“</w:t>
+            </w:r>
+            <w:r>
+              <w:t xml:space="preserve">This computer</w:t>
+            </w:r>
+            <w:r>
+              <w:t xml:space="preserve">”</w:t>
+            </w:r>
+            <w:r>
+              <w:t xml:space="preserve"> </w:t>
+            </w:r>
+            <w:r>
+              <w:t xml:space="preserve">shows no</w:t>
+            </w:r>
+            <w:r>
+              <w:t xml:space="preserve"> </w:t>
+            </w:r>
+            <w:r>
+              <w:rPr>
+                <w:bCs/>
+                <w:b/>
+              </w:rPr>
+              <w:t xml:space="preserve">Save to folder</w:t>
+            </w:r>
+            <w:r>
+              <w:t xml:space="preserve"> </w:t>
+            </w:r>
+            <w:r>
+              <w:t xml:space="preserve">button</w:t>
+            </w:r>
+          </w:p>
+        </w:tc>
+        <w:tc>
+          <w:tcPr/>
+          <w:p>
+            <w:pPr>
+              <w:pStyle w:val="Compact"/>
+              <w:jc w:val="left"/>
+            </w:pPr>
+            <w:r>
+              <w:t xml:space="preserve">The browser lacks the File System Access API — use Chrome, Edge or Opera, or use the</w:t>
+            </w:r>
+            <w:r>
+              <w:t xml:space="preserve"> </w:t>
+            </w:r>
+            <w:r>
+              <w:rPr>
+                <w:bCs/>
+                <w:b/>
+              </w:rPr>
+              <w:t xml:space="preserve">Download ZIP</w:t>
+            </w:r>
+            <w:r>
+              <w:t xml:space="preserve"> </w:t>
+            </w:r>
+            <w:r>
+              <w:t xml:space="preserve">fallback</w:t>
+            </w:r>
+          </w:p>
+        </w:tc>
+      </w:tr>
+      <w:tr>
+        <w:tc>
+          <w:tcPr/>
+          <w:p>
+            <w:pPr>
+              <w:pStyle w:val="Compact"/>
+              <w:jc w:val="left"/>
+            </w:pPr>
+            <w:r>
+              <w:t xml:space="preserve">“</w:t>
+            </w:r>
+            <w:r>
+              <w:t xml:space="preserve">Save to folder</w:t>
+            </w:r>
+            <w:r>
+              <w:t xml:space="preserve">”</w:t>
+            </w:r>
+            <w:r>
+              <w:t xml:space="preserve"> </w:t>
+            </w:r>
+            <w:r>
+              <w:t xml:space="preserve">does nothing</w:t>
+            </w:r>
+          </w:p>
+        </w:tc>
+        <w:tc>
+          <w:tcPr/>
+          <w:p>
+            <w:pPr>
+              <w:pStyle w:val="Compact"/>
+              <w:jc w:val="left"/>
+            </w:pPr>
+            <w:r>
+              <w:t xml:space="preserve">You cancelled the folder picker, or the browser blocked it because there was no user click — click the</w:t>
+            </w:r>
+            <w:r>
+              <w:t xml:space="preserve"> </w:t>
+            </w:r>
+            <w:r>
+              <w:rPr>
+                <w:bCs/>
+                <w:b/>
+              </w:rPr>
+              <w:t xml:space="preserve">Save to folder</w:t>
+            </w:r>
+            <w:r>
+              <w:t xml:space="preserve"> </w:t>
+            </w:r>
+            <w:r>
+              <w:t xml:space="preserve">button directly</w:t>
+            </w:r>
+          </w:p>
+        </w:tc>
+      </w:tr>
+      <w:tr>
+        <w:tc>
+          <w:tcPr/>
+          <w:p>
+            <w:pPr>
+              <w:pStyle w:val="Compact"/>
+              <w:jc w:val="left"/>
+            </w:pPr>
+            <w:r>
+              <w:t xml:space="preserve">Fewer records than expected in the package</w:t>
+            </w:r>
+          </w:p>
+        </w:tc>
+        <w:tc>
+          <w:tcPr/>
+          <w:p>
+            <w:pPr>
+              <w:pStyle w:val="Compact"/>
+              <w:jc w:val="left"/>
+            </w:pPr>
+            <w:r>
+              <w:t xml:space="preserve">The confidentiality gate and/or your view rights withheld some — check the</w:t>
+            </w:r>
+            <w:r>
+              <w:t xml:space="preserve"> </w:t>
+            </w:r>
+            <w:r>
+              <w:rPr>
+                <w:bCs/>
+                <w:b/>
+              </w:rPr>
+              <w:t xml:space="preserve">N withheld</w:t>
+            </w:r>
+            <w:r>
+              <w:t xml:space="preserve"> </w:t>
+            </w:r>
+            <w:r>
+              <w:t xml:space="preserve">badge /</w:t>
+            </w:r>
+            <w:r>
+              <w:t xml:space="preserve"> </w:t>
+            </w:r>
+            <w:r>
+              <w:rPr>
+                <w:rStyle w:val="VerbatimChar"/>
+              </w:rPr>
+              <w:t xml:space="preserve">data/disclosure-summary.json</w:t>
+            </w:r>
+            <w:r>
+              <w:t xml:space="preserve">. To include drafts, enable</w:t>
+            </w:r>
+            <w:r>
+              <w:t xml:space="preserve"> </w:t>
+            </w:r>
+            <w:r>
+              <w:rPr>
+                <w:bCs/>
+                <w:b/>
+              </w:rPr>
+              <w:t xml:space="preserve">Include unpublished</w:t>
+            </w:r>
+          </w:p>
+        </w:tc>
+      </w:tr>
+      <w:tr>
+        <w:tc>
+          <w:tcPr/>
+          <w:p>
+            <w:pPr>
+              <w:pStyle w:val="Compact"/>
+              <w:jc w:val="left"/>
+            </w:pPr>
+            <w:r>
+              <w:t xml:space="preserve">Unpublished records missing</w:t>
+            </w:r>
+          </w:p>
+        </w:tc>
+        <w:tc>
+          <w:tcPr/>
+          <w:p>
+            <w:pPr>
+              <w:pStyle w:val="Compact"/>
+              <w:jc w:val="left"/>
+            </w:pPr>
+            <w:r>
+              <w:t xml:space="preserve">Expected — enable</w:t>
+            </w:r>
+            <w:r>
+              <w:t xml:space="preserve"> </w:t>
+            </w:r>
+            <w:r>
+              <w:rPr>
+                <w:bCs/>
+                <w:b/>
+              </w:rPr>
+              <w:t xml:space="preserve">Include unpublished</w:t>
+            </w:r>
+            <w:r>
+              <w:t xml:space="preserve"> </w:t>
+            </w:r>
+            <w:r>
+              <w:t xml:space="preserve">in settings to allow them</w:t>
+            </w:r>
+          </w:p>
+        </w:tc>
+      </w:tr>
+      <w:tr>
+        <w:tc>
+          <w:tcPr/>
+          <w:p>
+            <w:pPr>
+              <w:pStyle w:val="Compact"/>
+              <w:jc w:val="left"/>
+            </w:pPr>
+            <w:r>
+              <w:t xml:space="preserve">“</w:t>
+            </w:r>
+            <w:r>
+              <w:t xml:space="preserve">Server folder / drive</w:t>
+            </w:r>
+            <w:r>
+              <w:t xml:space="preserve">”</w:t>
+            </w:r>
+            <w:r>
+              <w:t xml:space="preserve"> </w:t>
+            </w:r>
+            <w:r>
+              <w:t xml:space="preserve">rejected</w:t>
+            </w:r>
+          </w:p>
+        </w:tc>
+        <w:tc>
+          <w:tcPr/>
+          <w:p>
+            <w:pPr>
+              <w:pStyle w:val="Compact"/>
+              <w:jc w:val="left"/>
+            </w:pPr>
+            <w:r>
+              <w:t xml:space="preserve">The path must already exist and be writable by the web server; create it and set permissions, or use a different destination</w:t>
+            </w:r>
+          </w:p>
+        </w:tc>
+      </w:tr>
     </w:tbl>
     <w:p>
       <w:r>
@@ -4573,8 +6088,8 @@
         <w:t xml:space="preserve">The Archive and Heritage Group (Pty) Ltd</w:t>
       </w:r>
     </w:p>
-    <w:bookmarkEnd w:id="54"/>
-    <w:bookmarkEnd w:id="55"/>
+    <w:bookmarkEnd w:id="59"/>
+    <w:bookmarkEnd w:id="60"/>
     <w:sectPr/>
   </w:body>
 </w:document>
@@ -4991,6 +6506,12 @@
     <w:lvlOverride w:ilvl="8">
       <w:startOverride w:val="1"/>
     </w:lvlOverride>
+  </w:num>
+  <w:num w:numId="1014">
+    <w:abstractNumId w:val="991"/>
+  </w:num>
+  <w:num w:numId="1015">
+    <w:abstractNumId w:val="991"/>
   </w:num>
 </w:numbering>
 </file>

--- a/ahgPortableExportPlugin/docs/help.docx
+++ b/ahgPortableExportPlugin/docs/help.docx
@@ -486,7 +486,7 @@
         <w:pStyle w:val="FirstParagraph"/>
       </w:pPr>
       <w:r>
-        <w:t xml:space="preserve">A ZIP archive containing a fully functional web application that runs in any modern browser without a server:</w:t>
+        <w:t xml:space="preserve">A ZIP archive (or unzipped folder) containing a fully functional web application that runs in any modern browser without a server:</w:t>
       </w:r>
     </w:p>
     <w:p>
@@ -501,13 +501,13 @@
         <w:rPr>
           <w:rStyle w:val="VerbatimChar"/>
         </w:rPr>
-        <w:t xml:space="preserve">index.html</w:t>
-      </w:r>
-      <w:r>
-        <w:t xml:space="preserve"> </w:t>
-      </w:r>
-      <w:r>
-        <w:t xml:space="preserve">— Main viewer entry point</w:t>
+        <w:t xml:space="preserve">README.txt</w:t>
+      </w:r>
+      <w:r>
+        <w:t xml:space="preserve"> </w:t>
+      </w:r>
+      <w:r>
+        <w:t xml:space="preserve">— Plain-language guide for the recipient: what the package is, how to open it, what’s inside, and an access/confidentiality note</w:t>
       </w:r>
     </w:p>
     <w:p>
@@ -522,13 +522,13 @@
         <w:rPr>
           <w:rStyle w:val="VerbatimChar"/>
         </w:rPr>
-        <w:t xml:space="preserve">data/catalogue.json</w:t>
-      </w:r>
-      <w:r>
-        <w:t xml:space="preserve"> </w:t>
-      </w:r>
-      <w:r>
-        <w:t xml:space="preserve">— Description records with access points, dates, creators</w:t>
+        <w:t xml:space="preserve">index.html</w:t>
+      </w:r>
+      <w:r>
+        <w:t xml:space="preserve"> </w:t>
+      </w:r>
+      <w:r>
+        <w:t xml:space="preserve">— Main viewer entry point</w:t>
       </w:r>
     </w:p>
     <w:p>
@@ -543,6 +543,27 @@
         <w:rPr>
           <w:rStyle w:val="VerbatimChar"/>
         </w:rPr>
+        <w:t xml:space="preserve">data/catalogue.json</w:t>
+      </w:r>
+      <w:r>
+        <w:t xml:space="preserve"> </w:t>
+      </w:r>
+      <w:r>
+        <w:t xml:space="preserve">— Description records with access points, dates, creators</w:t>
+      </w:r>
+    </w:p>
+    <w:p>
+      <w:pPr>
+        <w:numPr>
+          <w:ilvl w:val="0"/>
+          <w:numId w:val="1003"/>
+        </w:numPr>
+        <w:pStyle w:val="Compact"/>
+      </w:pPr>
+      <w:r>
+        <w:rPr>
+          <w:rStyle w:val="VerbatimChar"/>
+        </w:rPr>
         <w:t xml:space="preserve">data/search-index.json</w:t>
       </w:r>
       <w:r>
@@ -550,6 +571,27 @@
       </w:r>
       <w:r>
         <w:t xml:space="preserve">— Pre-built search index (FlexSearch)</w:t>
+      </w:r>
+    </w:p>
+    <w:p>
+      <w:pPr>
+        <w:numPr>
+          <w:ilvl w:val="0"/>
+          <w:numId w:val="1003"/>
+        </w:numPr>
+        <w:pStyle w:val="Compact"/>
+      </w:pPr>
+      <w:r>
+        <w:rPr>
+          <w:rStyle w:val="VerbatimChar"/>
+        </w:rPr>
+        <w:t xml:space="preserve">data/disclosure-summary.json</w:t>
+      </w:r>
+      <w:r>
+        <w:t xml:space="preserve"> </w:t>
+      </w:r>
+      <w:r>
+        <w:t xml:space="preserve">— What was withheld and why</w:t>
       </w:r>
     </w:p>
     <w:p>
